--- a/documentation/Capstone Project.docx
+++ b/documentation/Capstone Project.docx
@@ -23,9 +23,12 @@
           <w:sz w:val="20"/>
           <w:szCs w:val="20"/>
         </w:rPr>
-        <w:t>Scenario</w:t>
-      </w:r>
-      <w:r>
+        <w:t xml:space="preserve">Scenario: Banking — AI Banking Support &amp; Advisory Agent (Non-Transactional) </w:t>
+      </w:r>
+    </w:p>
+    <w:p>
+      <w:pPr>
+        <w:spacing w:after="0" w:line="240" w:lineRule="auto"/>
         <w:rPr>
           <w:rFonts w:ascii="Calibri" w:hAnsi="Calibri" w:cs="Calibri"/>
           <w:b/>
@@ -34,11 +37,226 @@
           <w:sz w:val="20"/>
           <w:szCs w:val="20"/>
         </w:rPr>
-        <w:t xml:space="preserve">: </w:t>
-      </w:r>
-      <w:r>
+      </w:pPr>
+    </w:p>
+    <w:p>
+      <w:pPr>
+        <w:spacing w:after="0" w:line="240" w:lineRule="auto"/>
         <w:rPr>
           <w:rFonts w:ascii="Calibri" w:hAnsi="Calibri" w:cs="Calibri"/>
+          <w:kern w:val="0"/>
+          <w:sz w:val="20"/>
+          <w:szCs w:val="20"/>
+        </w:rPr>
+      </w:pPr>
+      <w:r>
+        <w:rPr>
+          <w:rFonts w:ascii="Calibri" w:hAnsi="Calibri" w:cs="Calibri"/>
+          <w:kern w:val="0"/>
+          <w:sz w:val="20"/>
+          <w:szCs w:val="20"/>
+        </w:rPr>
+        <w:t>You</w:t>
+      </w:r>
+      <w:r>
+        <w:rPr>
+          <w:rFonts w:ascii="Calibri" w:hAnsi="Calibri" w:cs="Calibri"/>
+          <w:kern w:val="0"/>
+          <w:sz w:val="20"/>
+          <w:szCs w:val="20"/>
+        </w:rPr>
+        <w:t xml:space="preserve"> are </w:t>
+      </w:r>
+      <w:r>
+        <w:rPr>
+          <w:rFonts w:ascii="Calibri" w:hAnsi="Calibri" w:cs="Calibri"/>
+          <w:kern w:val="0"/>
+          <w:sz w:val="20"/>
+          <w:szCs w:val="20"/>
+        </w:rPr>
+        <w:t>an AI Engineer or Applied AI Consultant inside a company</w:t>
+      </w:r>
+      <w:r>
+        <w:rPr>
+          <w:rFonts w:ascii="Calibri" w:hAnsi="Calibri" w:cs="Calibri"/>
+          <w:kern w:val="0"/>
+          <w:sz w:val="20"/>
+          <w:szCs w:val="20"/>
+        </w:rPr>
+        <w:t xml:space="preserve">. </w:t>
+      </w:r>
+      <w:r>
+        <w:rPr>
+          <w:rFonts w:ascii="Calibri" w:hAnsi="Calibri" w:cs="Calibri"/>
+          <w:kern w:val="0"/>
+          <w:sz w:val="20"/>
+          <w:szCs w:val="20"/>
+        </w:rPr>
+        <w:t>Y</w:t>
+      </w:r>
+      <w:r>
+        <w:rPr>
+          <w:rFonts w:ascii="Calibri" w:hAnsi="Calibri" w:cs="Calibri"/>
+          <w:kern w:val="0"/>
+          <w:sz w:val="20"/>
+          <w:szCs w:val="20"/>
+        </w:rPr>
+        <w:t>ou</w:t>
+      </w:r>
+      <w:r>
+        <w:rPr>
+          <w:rFonts w:ascii="Calibri" w:hAnsi="Calibri" w:cs="Calibri"/>
+          <w:kern w:val="0"/>
+          <w:sz w:val="20"/>
+          <w:szCs w:val="20"/>
+        </w:rPr>
+        <w:t xml:space="preserve"> need to provide me detail project description </w:t>
+      </w:r>
+      <w:r>
+        <w:rPr>
+          <w:rFonts w:ascii="Calibri" w:hAnsi="Calibri" w:cs="Calibri"/>
+          <w:kern w:val="0"/>
+          <w:sz w:val="20"/>
+          <w:szCs w:val="20"/>
+        </w:rPr>
+        <w:t xml:space="preserve">in mark down file, </w:t>
+      </w:r>
+      <w:r>
+        <w:rPr>
+          <w:rFonts w:ascii="Calibri" w:hAnsi="Calibri" w:cs="Calibri"/>
+          <w:kern w:val="0"/>
+          <w:sz w:val="20"/>
+          <w:szCs w:val="20"/>
+        </w:rPr>
+        <w:t xml:space="preserve">for the following Scenario: </w:t>
+      </w:r>
+    </w:p>
+    <w:p>
+      <w:pPr>
+        <w:pStyle w:val="Default"/>
+        <w:rPr>
+          <w:color w:val="auto"/>
+          <w:sz w:val="20"/>
+          <w:szCs w:val="20"/>
+        </w:rPr>
+      </w:pPr>
+    </w:p>
+    <w:p>
+      <w:pPr>
+        <w:pStyle w:val="Default"/>
+        <w:rPr>
+          <w:color w:val="auto"/>
+          <w:sz w:val="20"/>
+          <w:szCs w:val="20"/>
+        </w:rPr>
+      </w:pPr>
+      <w:r>
+        <w:rPr>
+          <w:color w:val="auto"/>
+          <w:sz w:val="20"/>
+          <w:szCs w:val="20"/>
+        </w:rPr>
+        <w:t xml:space="preserve">The organization wants to deploy an AI agent that can assist users in real workflows — handling ambiguity, reasoning across steps, using tools, learning from feedback, and operating safely in production. </w:t>
+      </w:r>
+    </w:p>
+    <w:p>
+      <w:pPr>
+        <w:pStyle w:val="Default"/>
+        <w:rPr>
+          <w:color w:val="auto"/>
+          <w:sz w:val="20"/>
+          <w:szCs w:val="20"/>
+        </w:rPr>
+      </w:pPr>
+      <w:r>
+        <w:rPr>
+          <w:color w:val="auto"/>
+          <w:sz w:val="20"/>
+          <w:szCs w:val="20"/>
+        </w:rPr>
+        <w:t xml:space="preserve">Your responsibility is to design, build, test, iterate, and justify an AI agent as it would be done in an industry setting, not as a one-off prototype. </w:t>
+      </w:r>
+    </w:p>
+    <w:p>
+      <w:pPr>
+        <w:pStyle w:val="Default"/>
+        <w:rPr>
+          <w:color w:val="auto"/>
+          <w:sz w:val="20"/>
+          <w:szCs w:val="20"/>
+        </w:rPr>
+      </w:pPr>
+    </w:p>
+    <w:p>
+      <w:pPr>
+        <w:pStyle w:val="Default"/>
+        <w:rPr>
+          <w:color w:val="auto"/>
+          <w:sz w:val="20"/>
+          <w:szCs w:val="20"/>
+        </w:rPr>
+      </w:pPr>
+      <w:r>
+        <w:rPr>
+          <w:color w:val="auto"/>
+          <w:sz w:val="20"/>
+          <w:szCs w:val="20"/>
+        </w:rPr>
+        <w:t>Note: Firstly, you need to provide me in detail project description in mark down file so that I will review and later proceed with build, test, iterate and further actions.</w:t>
+      </w:r>
+    </w:p>
+    <w:p>
+      <w:pPr>
+        <w:pStyle w:val="Default"/>
+        <w:rPr>
+          <w:color w:val="auto"/>
+          <w:sz w:val="20"/>
+          <w:szCs w:val="20"/>
+        </w:rPr>
+      </w:pPr>
+    </w:p>
+    <w:p>
+      <w:pPr>
+        <w:pStyle w:val="Default"/>
+        <w:rPr>
+          <w:b/>
+          <w:bCs/>
+          <w:color w:val="auto"/>
+          <w:sz w:val="20"/>
+          <w:szCs w:val="20"/>
+        </w:rPr>
+      </w:pPr>
+      <w:r>
+        <w:rPr>
+          <w:b/>
+          <w:bCs/>
+          <w:color w:val="auto"/>
+          <w:sz w:val="20"/>
+          <w:szCs w:val="20"/>
+        </w:rPr>
+        <w:t xml:space="preserve">Problem Statement </w:t>
+      </w:r>
+    </w:p>
+    <w:p>
+      <w:pPr>
+        <w:spacing w:after="0" w:line="240" w:lineRule="auto"/>
+        <w:rPr>
+          <w:rFonts w:ascii="Calibri" w:hAnsi="Calibri" w:cs="Calibri"/>
+          <w:sz w:val="20"/>
+          <w:szCs w:val="20"/>
+        </w:rPr>
+      </w:pPr>
+      <w:r>
+        <w:rPr>
+          <w:rFonts w:ascii="Calibri" w:hAnsi="Calibri" w:cs="Calibri"/>
+          <w:sz w:val="20"/>
+          <w:szCs w:val="20"/>
+        </w:rPr>
+        <w:t xml:space="preserve">You must design an AI agent that supports a realistic business workflow in </w:t>
+      </w:r>
+      <w:r>
+        <w:rPr>
+          <w:rFonts w:ascii="Calibri" w:hAnsi="Calibri" w:cs="Calibri"/>
           <w:b/>
           <w:bCs/>
           <w:kern w:val="0"/>
@@ -47,22 +265,226 @@
         </w:rPr>
         <w:t xml:space="preserve">Banking — AI Banking Support &amp; Advisory Agent (Non-Transactional) </w:t>
       </w:r>
+      <w:r>
+        <w:rPr>
+          <w:rFonts w:ascii="Calibri" w:hAnsi="Calibri" w:cs="Calibri"/>
+          <w:sz w:val="20"/>
+          <w:szCs w:val="20"/>
+        </w:rPr>
+        <w:t xml:space="preserve">scenario. The agent should demonstrate reliability, explainability, safety-first behaviour, and practical usefulness for real users, with evidence through artefacts and test logs. </w:t>
+      </w:r>
+    </w:p>
+    <w:p>
+      <w:pPr>
+        <w:spacing w:before="100" w:beforeAutospacing="1" w:after="100" w:afterAutospacing="1" w:line="240" w:lineRule="auto"/>
+        <w:rPr>
+          <w:rFonts w:ascii="Calibri" w:eastAsia="Times New Roman" w:hAnsi="Calibri" w:cs="Calibri"/>
+          <w:kern w:val="0"/>
+          <w:sz w:val="20"/>
+          <w:szCs w:val="20"/>
+          <w:lang w:eastAsia="en-IN"/>
+          <w14:ligatures w14:val="none"/>
+        </w:rPr>
+      </w:pPr>
+      <w:r>
+        <w:rPr>
+          <w:rFonts w:ascii="Calibri" w:eastAsia="Times New Roman" w:hAnsi="Calibri" w:cs="Calibri"/>
+          <w:kern w:val="0"/>
+          <w:sz w:val="20"/>
+          <w:szCs w:val="20"/>
+          <w:lang w:eastAsia="en-IN"/>
+          <w14:ligatures w14:val="none"/>
+        </w:rPr>
+        <w:t xml:space="preserve">The </w:t>
+      </w:r>
+      <w:r>
+        <w:rPr>
+          <w:rFonts w:ascii="Calibri" w:eastAsia="Times New Roman" w:hAnsi="Calibri" w:cs="Calibri"/>
+          <w:b/>
+          <w:bCs/>
+          <w:kern w:val="0"/>
+          <w:sz w:val="20"/>
+          <w:szCs w:val="20"/>
+          <w:lang w:eastAsia="en-IN"/>
+          <w14:ligatures w14:val="none"/>
+        </w:rPr>
+        <w:t>AI Banking Support &amp; Advisory Agent</w:t>
+      </w:r>
+      <w:r>
+        <w:rPr>
+          <w:rFonts w:ascii="Calibri" w:eastAsia="Times New Roman" w:hAnsi="Calibri" w:cs="Calibri"/>
+          <w:kern w:val="0"/>
+          <w:sz w:val="20"/>
+          <w:szCs w:val="20"/>
+          <w:lang w:eastAsia="en-IN"/>
+          <w14:ligatures w14:val="none"/>
+        </w:rPr>
+        <w:t xml:space="preserve"> is a </w:t>
+      </w:r>
+      <w:r>
+        <w:rPr>
+          <w:rFonts w:ascii="Calibri" w:eastAsia="Times New Roman" w:hAnsi="Calibri" w:cs="Calibri"/>
+          <w:b/>
+          <w:bCs/>
+          <w:kern w:val="0"/>
+          <w:sz w:val="20"/>
+          <w:szCs w:val="20"/>
+          <w:lang w:eastAsia="en-IN"/>
+          <w14:ligatures w14:val="none"/>
+        </w:rPr>
+        <w:t>safe, non-transactional conversational AI system</w:t>
+      </w:r>
+      <w:r>
+        <w:rPr>
+          <w:rFonts w:ascii="Calibri" w:eastAsia="Times New Roman" w:hAnsi="Calibri" w:cs="Calibri"/>
+          <w:kern w:val="0"/>
+          <w:sz w:val="20"/>
+          <w:szCs w:val="20"/>
+          <w:lang w:eastAsia="en-IN"/>
+          <w14:ligatures w14:val="none"/>
+        </w:rPr>
+        <w:t xml:space="preserve"> designed to assist banking customers with:</w:t>
+      </w:r>
+    </w:p>
+    <w:p>
+      <w:pPr>
+        <w:numPr>
+          <w:ilvl w:val="0"/>
+          <w:numId w:val="5"/>
+        </w:numPr>
+        <w:spacing w:before="100" w:beforeAutospacing="1" w:after="100" w:afterAutospacing="1" w:line="240" w:lineRule="auto"/>
+        <w:rPr>
+          <w:rFonts w:ascii="Calibri" w:eastAsia="Times New Roman" w:hAnsi="Calibri" w:cs="Calibri"/>
+          <w:kern w:val="0"/>
+          <w:sz w:val="20"/>
+          <w:szCs w:val="20"/>
+          <w:lang w:eastAsia="en-IN"/>
+          <w14:ligatures w14:val="none"/>
+        </w:rPr>
+      </w:pPr>
+      <w:r>
+        <w:rPr>
+          <w:rFonts w:ascii="Calibri" w:eastAsia="Times New Roman" w:hAnsi="Calibri" w:cs="Calibri"/>
+          <w:kern w:val="0"/>
+          <w:sz w:val="20"/>
+          <w:szCs w:val="20"/>
+          <w:lang w:eastAsia="en-IN"/>
+          <w14:ligatures w14:val="none"/>
+        </w:rPr>
+        <w:t xml:space="preserve">General banking queries </w:t>
+      </w:r>
+    </w:p>
+    <w:p>
+      <w:pPr>
+        <w:numPr>
+          <w:ilvl w:val="0"/>
+          <w:numId w:val="5"/>
+        </w:numPr>
+        <w:spacing w:before="100" w:beforeAutospacing="1" w:after="100" w:afterAutospacing="1" w:line="240" w:lineRule="auto"/>
+        <w:rPr>
+          <w:rFonts w:ascii="Calibri" w:eastAsia="Times New Roman" w:hAnsi="Calibri" w:cs="Calibri"/>
+          <w:kern w:val="0"/>
+          <w:sz w:val="20"/>
+          <w:szCs w:val="20"/>
+          <w:lang w:eastAsia="en-IN"/>
+          <w14:ligatures w14:val="none"/>
+        </w:rPr>
+      </w:pPr>
+      <w:r>
+        <w:rPr>
+          <w:rFonts w:ascii="Calibri" w:eastAsia="Times New Roman" w:hAnsi="Calibri" w:cs="Calibri"/>
+          <w:kern w:val="0"/>
+          <w:sz w:val="20"/>
+          <w:szCs w:val="20"/>
+          <w:lang w:eastAsia="en-IN"/>
+          <w14:ligatures w14:val="none"/>
+        </w:rPr>
+        <w:t xml:space="preserve">Product education (loans, cards, deposits) </w:t>
+      </w:r>
+    </w:p>
+    <w:p>
+      <w:pPr>
+        <w:numPr>
+          <w:ilvl w:val="0"/>
+          <w:numId w:val="5"/>
+        </w:numPr>
+        <w:spacing w:before="100" w:beforeAutospacing="1" w:after="100" w:afterAutospacing="1" w:line="240" w:lineRule="auto"/>
+        <w:rPr>
+          <w:rFonts w:ascii="Calibri" w:eastAsia="Times New Roman" w:hAnsi="Calibri" w:cs="Calibri"/>
+          <w:kern w:val="0"/>
+          <w:sz w:val="20"/>
+          <w:szCs w:val="20"/>
+          <w:lang w:eastAsia="en-IN"/>
+          <w14:ligatures w14:val="none"/>
+        </w:rPr>
+      </w:pPr>
+      <w:r>
+        <w:rPr>
+          <w:rFonts w:ascii="Calibri" w:eastAsia="Times New Roman" w:hAnsi="Calibri" w:cs="Calibri"/>
+          <w:kern w:val="0"/>
+          <w:sz w:val="20"/>
+          <w:szCs w:val="20"/>
+          <w:lang w:eastAsia="en-IN"/>
+          <w14:ligatures w14:val="none"/>
+        </w:rPr>
+        <w:t xml:space="preserve">Financial guidance (non-binding, informational) </w:t>
+      </w:r>
+    </w:p>
+    <w:p>
+      <w:pPr>
+        <w:numPr>
+          <w:ilvl w:val="0"/>
+          <w:numId w:val="5"/>
+        </w:numPr>
+        <w:spacing w:before="100" w:beforeAutospacing="1" w:after="100" w:afterAutospacing="1" w:line="240" w:lineRule="auto"/>
+        <w:rPr>
+          <w:rFonts w:ascii="Calibri" w:eastAsia="Times New Roman" w:hAnsi="Calibri" w:cs="Calibri"/>
+          <w:kern w:val="0"/>
+          <w:sz w:val="20"/>
+          <w:szCs w:val="20"/>
+          <w:lang w:eastAsia="en-IN"/>
+          <w14:ligatures w14:val="none"/>
+        </w:rPr>
+      </w:pPr>
+      <w:r>
+        <w:rPr>
+          <w:rFonts w:ascii="Calibri" w:eastAsia="Times New Roman" w:hAnsi="Calibri" w:cs="Calibri"/>
+          <w:kern w:val="0"/>
+          <w:sz w:val="20"/>
+          <w:szCs w:val="20"/>
+          <w:lang w:eastAsia="en-IN"/>
+          <w14:ligatures w14:val="none"/>
+        </w:rPr>
+        <w:t xml:space="preserve">Issue triage and escalation </w:t>
+      </w:r>
     </w:p>
     <w:p>
       <w:pPr>
         <w:spacing w:after="0" w:line="240" w:lineRule="auto"/>
         <w:rPr>
           <w:rFonts w:ascii="Calibri" w:hAnsi="Calibri" w:cs="Calibri"/>
-          <w:b/>
-          <w:bCs/>
-          <w:kern w:val="0"/>
-          <w:sz w:val="20"/>
-          <w:szCs w:val="20"/>
-        </w:rPr>
-      </w:pPr>
-    </w:p>
-    <w:p>
-      <w:pPr>
+          <w:kern w:val="0"/>
+          <w:sz w:val="20"/>
+          <w:szCs w:val="20"/>
+        </w:rPr>
+      </w:pPr>
+      <w:r>
+        <w:rPr>
+          <w:rFonts w:ascii="Calibri" w:hAnsi="Calibri" w:cs="Calibri"/>
+          <w:kern w:val="0"/>
+          <w:sz w:val="20"/>
+          <w:szCs w:val="20"/>
+        </w:rPr>
+        <w:t xml:space="preserve">Safety Requirements: </w:t>
+      </w:r>
+    </w:p>
+    <w:p>
+      <w:pPr>
+        <w:pStyle w:val="ListParagraph"/>
+        <w:numPr>
+          <w:ilvl w:val="0"/>
+          <w:numId w:val="28"/>
+        </w:numPr>
         <w:spacing w:after="0" w:line="240" w:lineRule="auto"/>
         <w:rPr>
           <w:rFonts w:ascii="Calibri" w:hAnsi="Calibri" w:cs="Calibri"/>
@@ -78,17 +500,24 @@
           <w:sz w:val="20"/>
           <w:szCs w:val="20"/>
         </w:rPr>
-        <w:t>You</w:t>
-      </w:r>
-      <w:r>
+        <w:t xml:space="preserve">Must refuse money movement, approvals, or legal advice. </w:t>
+      </w:r>
+    </w:p>
+    <w:p>
+      <w:pPr>
+        <w:pStyle w:val="ListParagraph"/>
+        <w:numPr>
+          <w:ilvl w:val="0"/>
+          <w:numId w:val="28"/>
+        </w:numPr>
+        <w:spacing w:after="0" w:line="240" w:lineRule="auto"/>
         <w:rPr>
           <w:rFonts w:ascii="Calibri" w:hAnsi="Calibri" w:cs="Calibri"/>
           <w:kern w:val="0"/>
           <w:sz w:val="20"/>
           <w:szCs w:val="20"/>
         </w:rPr>
-        <w:t xml:space="preserve"> are </w:t>
-      </w:r>
+      </w:pPr>
       <w:r>
         <w:rPr>
           <w:rFonts w:ascii="Calibri" w:hAnsi="Calibri" w:cs="Calibri"/>
@@ -96,17 +525,24 @@
           <w:sz w:val="20"/>
           <w:szCs w:val="20"/>
         </w:rPr>
-        <w:t>an AI Engineer or Applied AI Consultant inside a company</w:t>
-      </w:r>
-      <w:r>
+        <w:t xml:space="preserve">Must not hallucinate customer data. </w:t>
+      </w:r>
+    </w:p>
+    <w:p>
+      <w:pPr>
+        <w:pStyle w:val="ListParagraph"/>
+        <w:numPr>
+          <w:ilvl w:val="0"/>
+          <w:numId w:val="28"/>
+        </w:numPr>
+        <w:spacing w:after="0" w:line="240" w:lineRule="auto"/>
         <w:rPr>
           <w:rFonts w:ascii="Calibri" w:hAnsi="Calibri" w:cs="Calibri"/>
           <w:kern w:val="0"/>
           <w:sz w:val="20"/>
           <w:szCs w:val="20"/>
         </w:rPr>
-        <w:t xml:space="preserve">. </w:t>
-      </w:r>
+      </w:pPr>
       <w:r>
         <w:rPr>
           <w:rFonts w:ascii="Calibri" w:hAnsi="Calibri" w:cs="Calibri"/>
@@ -114,17 +550,24 @@
           <w:sz w:val="20"/>
           <w:szCs w:val="20"/>
         </w:rPr>
-        <w:t>Y</w:t>
-      </w:r>
-      <w:r>
+        <w:t xml:space="preserve">Must escalate ambiguous or high-risk cases. </w:t>
+      </w:r>
+    </w:p>
+    <w:p>
+      <w:pPr>
+        <w:pStyle w:val="ListParagraph"/>
+        <w:numPr>
+          <w:ilvl w:val="0"/>
+          <w:numId w:val="28"/>
+        </w:numPr>
+        <w:spacing w:after="0" w:line="240" w:lineRule="auto"/>
         <w:rPr>
           <w:rFonts w:ascii="Calibri" w:hAnsi="Calibri" w:cs="Calibri"/>
           <w:kern w:val="0"/>
           <w:sz w:val="20"/>
           <w:szCs w:val="20"/>
         </w:rPr>
-        <w:t>ou</w:t>
-      </w:r>
+      </w:pPr>
       <w:r>
         <w:rPr>
           <w:rFonts w:ascii="Calibri" w:hAnsi="Calibri" w:cs="Calibri"/>
@@ -132,26 +575,21 @@
           <w:sz w:val="20"/>
           <w:szCs w:val="20"/>
         </w:rPr>
-        <w:t xml:space="preserve"> need to provide me detail project description </w:t>
-      </w:r>
-      <w:r>
+        <w:t>Must not store PII in logs.</w:t>
+      </w:r>
+    </w:p>
+    <w:p>
+      <w:pPr>
+        <w:spacing w:after="0" w:line="240" w:lineRule="auto"/>
         <w:rPr>
           <w:rFonts w:ascii="Calibri" w:hAnsi="Calibri" w:cs="Calibri"/>
-          <w:kern w:val="0"/>
-          <w:sz w:val="20"/>
-          <w:szCs w:val="20"/>
-        </w:rPr>
-        <w:t xml:space="preserve">in mark down file, </w:t>
-      </w:r>
-      <w:r>
-        <w:rPr>
-          <w:rFonts w:ascii="Calibri" w:hAnsi="Calibri" w:cs="Calibri"/>
-          <w:kern w:val="0"/>
-          <w:sz w:val="20"/>
-          <w:szCs w:val="20"/>
-        </w:rPr>
-        <w:t xml:space="preserve">for the following Scenario: </w:t>
-      </w:r>
+          <w:b/>
+          <w:bCs/>
+          <w:kern w:val="0"/>
+          <w:sz w:val="20"/>
+          <w:szCs w:val="20"/>
+        </w:rPr>
+      </w:pPr>
     </w:p>
     <w:p>
       <w:pPr>
@@ -178,96 +616,99 @@
           <w:sz w:val="20"/>
           <w:szCs w:val="20"/>
         </w:rPr>
-        <w:t xml:space="preserve">The organization wants to deploy an AI agent that can assist users in real workflows — handling ambiguity, reasoning across steps, using tools, learning from feedback, and operating safely in production. </w:t>
+        <w:t xml:space="preserve">Your final submission should make it clear: </w:t>
       </w:r>
     </w:p>
     <w:p>
       <w:pPr>
         <w:pStyle w:val="Default"/>
-        <w:rPr>
-          <w:color w:val="auto"/>
-          <w:sz w:val="20"/>
-          <w:szCs w:val="20"/>
-        </w:rPr>
-      </w:pPr>
-      <w:r>
-        <w:rPr>
-          <w:color w:val="auto"/>
-          <w:sz w:val="20"/>
-          <w:szCs w:val="20"/>
-        </w:rPr>
-        <w:t xml:space="preserve">Your responsibility is to design, build, test, iterate, and justify an AI agent as it would be done in an industry setting, not as a one-off prototype. </w:t>
+        <w:numPr>
+          <w:ilvl w:val="0"/>
+          <w:numId w:val="27"/>
+        </w:numPr>
+        <w:spacing w:after="23"/>
+        <w:rPr>
+          <w:color w:val="auto"/>
+          <w:sz w:val="20"/>
+          <w:szCs w:val="20"/>
+        </w:rPr>
+      </w:pPr>
+      <w:r>
+        <w:rPr>
+          <w:color w:val="auto"/>
+          <w:sz w:val="20"/>
+          <w:szCs w:val="20"/>
+        </w:rPr>
+        <w:t xml:space="preserve">who the user is and what workflow the agent supports, </w:t>
       </w:r>
     </w:p>
     <w:p>
       <w:pPr>
         <w:pStyle w:val="Default"/>
-        <w:rPr>
-          <w:color w:val="auto"/>
-          <w:sz w:val="20"/>
-          <w:szCs w:val="20"/>
-        </w:rPr>
-      </w:pPr>
+        <w:numPr>
+          <w:ilvl w:val="0"/>
+          <w:numId w:val="27"/>
+        </w:numPr>
+        <w:spacing w:after="23"/>
+        <w:rPr>
+          <w:color w:val="auto"/>
+          <w:sz w:val="20"/>
+          <w:szCs w:val="20"/>
+        </w:rPr>
+      </w:pPr>
+      <w:r>
+        <w:rPr>
+          <w:color w:val="auto"/>
+          <w:sz w:val="20"/>
+          <w:szCs w:val="20"/>
+        </w:rPr>
+        <w:t xml:space="preserve">what success looks like (criteria + metrics), </w:t>
+      </w:r>
     </w:p>
     <w:p>
       <w:pPr>
         <w:pStyle w:val="Default"/>
-        <w:rPr>
-          <w:color w:val="auto"/>
-          <w:sz w:val="20"/>
-          <w:szCs w:val="20"/>
-        </w:rPr>
-      </w:pPr>
-      <w:r>
-        <w:rPr>
-          <w:color w:val="auto"/>
-          <w:sz w:val="20"/>
-          <w:szCs w:val="20"/>
-        </w:rPr>
-        <w:t>Note: Firstly, you need to provide me in</w:t>
-      </w:r>
-      <w:r>
-        <w:rPr>
-          <w:color w:val="auto"/>
-          <w:sz w:val="20"/>
-          <w:szCs w:val="20"/>
-        </w:rPr>
-        <w:t xml:space="preserve"> detail project description in mark down file</w:t>
-      </w:r>
-      <w:r>
-        <w:rPr>
-          <w:color w:val="auto"/>
-          <w:sz w:val="20"/>
-          <w:szCs w:val="20"/>
-        </w:rPr>
-        <w:t xml:space="preserve"> so that I will review and later proceed with </w:t>
-      </w:r>
-      <w:r>
-        <w:rPr>
-          <w:color w:val="auto"/>
-          <w:sz w:val="20"/>
-          <w:szCs w:val="20"/>
-        </w:rPr>
-        <w:t>build, test, iterate</w:t>
-      </w:r>
-      <w:r>
-        <w:rPr>
-          <w:color w:val="auto"/>
-          <w:sz w:val="20"/>
-          <w:szCs w:val="20"/>
-        </w:rPr>
-        <w:t xml:space="preserve"> and further actions.</w:t>
+        <w:numPr>
+          <w:ilvl w:val="0"/>
+          <w:numId w:val="27"/>
+        </w:numPr>
+        <w:spacing w:after="23"/>
+        <w:rPr>
+          <w:color w:val="auto"/>
+          <w:sz w:val="20"/>
+          <w:szCs w:val="20"/>
+        </w:rPr>
+      </w:pPr>
+      <w:r>
+        <w:rPr>
+          <w:color w:val="auto"/>
+          <w:sz w:val="20"/>
+          <w:szCs w:val="20"/>
+        </w:rPr>
+        <w:t xml:space="preserve">what failures you anticipated and how you handled them, </w:t>
       </w:r>
     </w:p>
     <w:p>
       <w:pPr>
         <w:pStyle w:val="Default"/>
-        <w:rPr>
-          <w:color w:val="auto"/>
-          <w:sz w:val="20"/>
-          <w:szCs w:val="20"/>
-        </w:rPr>
-      </w:pPr>
+        <w:numPr>
+          <w:ilvl w:val="0"/>
+          <w:numId w:val="27"/>
+        </w:numPr>
+        <w:rPr>
+          <w:color w:val="auto"/>
+          <w:sz w:val="20"/>
+          <w:szCs w:val="20"/>
+        </w:rPr>
+      </w:pPr>
+      <w:r>
+        <w:rPr>
+          <w:color w:val="auto"/>
+          <w:sz w:val="20"/>
+          <w:szCs w:val="20"/>
+        </w:rPr>
+        <w:t xml:space="preserve">and why your architecture/design decisions are justified. </w:t>
+      </w:r>
     </w:p>
     <w:p>
       <w:pPr>
@@ -280,800 +721,313 @@
           <w:szCs w:val="20"/>
         </w:rPr>
       </w:pPr>
-      <w:r>
-        <w:rPr>
-          <w:b/>
-          <w:bCs/>
-          <w:color w:val="auto"/>
-          <w:sz w:val="20"/>
-          <w:szCs w:val="20"/>
-        </w:rPr>
-        <w:t xml:space="preserve">Problem Statement </w:t>
-      </w:r>
-    </w:p>
-    <w:p>
-      <w:pPr>
-        <w:spacing w:after="0" w:line="240" w:lineRule="auto"/>
-        <w:rPr>
-          <w:rFonts w:ascii="Calibri" w:hAnsi="Calibri" w:cs="Calibri"/>
-          <w:sz w:val="20"/>
-          <w:szCs w:val="20"/>
-        </w:rPr>
-      </w:pPr>
-      <w:r>
-        <w:rPr>
-          <w:rFonts w:ascii="Calibri" w:hAnsi="Calibri" w:cs="Calibri"/>
-          <w:sz w:val="20"/>
-          <w:szCs w:val="20"/>
-        </w:rPr>
-        <w:t xml:space="preserve">You must design an AI agent that supports a realistic business workflow in </w:t>
-      </w:r>
-      <w:r>
-        <w:rPr>
-          <w:rFonts w:ascii="Calibri" w:hAnsi="Calibri" w:cs="Calibri"/>
-          <w:b/>
-          <w:bCs/>
-          <w:kern w:val="0"/>
-          <w:sz w:val="20"/>
-          <w:szCs w:val="20"/>
-        </w:rPr>
-        <w:t xml:space="preserve">Banking — AI Banking Support &amp; Advisory Agent (Non-Transactional) </w:t>
-      </w:r>
-      <w:r>
-        <w:rPr>
-          <w:rFonts w:ascii="Calibri" w:hAnsi="Calibri" w:cs="Calibri"/>
-          <w:sz w:val="20"/>
-          <w:szCs w:val="20"/>
-        </w:rPr>
-        <w:t xml:space="preserve">scenario. The agent should demonstrate reliability, explainability, safety-first behaviour, and practical usefulness for real users, with evidence through artefacts and test logs. </w:t>
-      </w:r>
-    </w:p>
-    <w:p>
-      <w:pPr>
-        <w:spacing w:before="100" w:beforeAutospacing="1" w:after="100" w:afterAutospacing="1" w:line="240" w:lineRule="auto"/>
-        <w:rPr>
-          <w:rFonts w:ascii="Calibri" w:eastAsia="Times New Roman" w:hAnsi="Calibri" w:cs="Calibri"/>
-          <w:kern w:val="0"/>
-          <w:sz w:val="20"/>
-          <w:szCs w:val="20"/>
-          <w:lang w:eastAsia="en-IN"/>
-          <w14:ligatures w14:val="none"/>
-        </w:rPr>
-      </w:pPr>
-      <w:r>
-        <w:rPr>
-          <w:rFonts w:ascii="Calibri" w:eastAsia="Times New Roman" w:hAnsi="Calibri" w:cs="Calibri"/>
-          <w:kern w:val="0"/>
-          <w:sz w:val="20"/>
-          <w:szCs w:val="20"/>
-          <w:lang w:eastAsia="en-IN"/>
-          <w14:ligatures w14:val="none"/>
-        </w:rPr>
-        <w:t xml:space="preserve">The </w:t>
-      </w:r>
-      <w:r>
-        <w:rPr>
-          <w:rFonts w:ascii="Calibri" w:eastAsia="Times New Roman" w:hAnsi="Calibri" w:cs="Calibri"/>
-          <w:b/>
-          <w:bCs/>
-          <w:kern w:val="0"/>
-          <w:sz w:val="20"/>
-          <w:szCs w:val="20"/>
-          <w:lang w:eastAsia="en-IN"/>
-          <w14:ligatures w14:val="none"/>
-        </w:rPr>
-        <w:t>AI Banking Support &amp; Advisory Agent</w:t>
-      </w:r>
-      <w:r>
-        <w:rPr>
-          <w:rFonts w:ascii="Calibri" w:eastAsia="Times New Roman" w:hAnsi="Calibri" w:cs="Calibri"/>
-          <w:kern w:val="0"/>
-          <w:sz w:val="20"/>
-          <w:szCs w:val="20"/>
-          <w:lang w:eastAsia="en-IN"/>
-          <w14:ligatures w14:val="none"/>
-        </w:rPr>
-        <w:t xml:space="preserve"> is a </w:t>
-      </w:r>
-      <w:r>
-        <w:rPr>
-          <w:rFonts w:ascii="Calibri" w:eastAsia="Times New Roman" w:hAnsi="Calibri" w:cs="Calibri"/>
-          <w:b/>
-          <w:bCs/>
-          <w:kern w:val="0"/>
-          <w:sz w:val="20"/>
-          <w:szCs w:val="20"/>
-          <w:lang w:eastAsia="en-IN"/>
-          <w14:ligatures w14:val="none"/>
-        </w:rPr>
-        <w:t>safe, non-transactional conversational AI system</w:t>
-      </w:r>
-      <w:r>
-        <w:rPr>
-          <w:rFonts w:ascii="Calibri" w:eastAsia="Times New Roman" w:hAnsi="Calibri" w:cs="Calibri"/>
-          <w:kern w:val="0"/>
-          <w:sz w:val="20"/>
-          <w:szCs w:val="20"/>
-          <w:lang w:eastAsia="en-IN"/>
-          <w14:ligatures w14:val="none"/>
-        </w:rPr>
-        <w:t xml:space="preserve"> designed to assist banking customers with:</w:t>
-      </w:r>
-    </w:p>
-    <w:p>
-      <w:pPr>
+    </w:p>
+    <w:p>
+      <w:pPr>
+        <w:pStyle w:val="Default"/>
+        <w:rPr>
+          <w:b/>
+          <w:bCs/>
+          <w:color w:val="auto"/>
+          <w:sz w:val="20"/>
+          <w:szCs w:val="20"/>
+        </w:rPr>
+      </w:pPr>
+      <w:r>
+        <w:rPr>
+          <w:b/>
+          <w:bCs/>
+          <w:color w:val="auto"/>
+          <w:sz w:val="20"/>
+          <w:szCs w:val="20"/>
+        </w:rPr>
+        <w:t>You will provide me phase wise response.</w:t>
+      </w:r>
+    </w:p>
+    <w:p>
+      <w:pPr>
+        <w:pStyle w:val="Default"/>
+        <w:rPr>
+          <w:color w:val="auto"/>
+          <w:sz w:val="20"/>
+          <w:szCs w:val="20"/>
+        </w:rPr>
+      </w:pPr>
+      <w:r>
+        <w:rPr>
+          <w:color w:val="auto"/>
+          <w:sz w:val="20"/>
+          <w:szCs w:val="20"/>
+        </w:rPr>
+        <w:t xml:space="preserve">Phase 1: Understand the Problem &amp; Define Success </w:t>
+      </w:r>
+    </w:p>
+    <w:p>
+      <w:pPr>
+        <w:pStyle w:val="Default"/>
+        <w:rPr>
+          <w:color w:val="auto"/>
+          <w:sz w:val="20"/>
+          <w:szCs w:val="20"/>
+        </w:rPr>
+      </w:pPr>
+      <w:r>
+        <w:rPr>
+          <w:color w:val="auto"/>
+          <w:sz w:val="20"/>
+          <w:szCs w:val="20"/>
+        </w:rPr>
+        <w:t xml:space="preserve">Phase 2: Build a Basic Working Agent </w:t>
+      </w:r>
+    </w:p>
+    <w:p>
+      <w:pPr>
+        <w:pStyle w:val="Default"/>
+        <w:rPr>
+          <w:color w:val="auto"/>
+          <w:sz w:val="20"/>
+          <w:szCs w:val="20"/>
+        </w:rPr>
+      </w:pPr>
+      <w:r>
+        <w:rPr>
+          <w:color w:val="auto"/>
+          <w:sz w:val="20"/>
+          <w:szCs w:val="20"/>
+        </w:rPr>
+        <w:t xml:space="preserve">Phase 3: Make the Agent Smarter </w:t>
+      </w:r>
+    </w:p>
+    <w:p>
+      <w:pPr>
+        <w:pStyle w:val="Default"/>
+        <w:rPr>
+          <w:color w:val="auto"/>
+          <w:sz w:val="20"/>
+          <w:szCs w:val="20"/>
+        </w:rPr>
+      </w:pPr>
+      <w:r>
+        <w:rPr>
+          <w:color w:val="auto"/>
+          <w:sz w:val="20"/>
+          <w:szCs w:val="20"/>
+        </w:rPr>
+        <w:t xml:space="preserve">Phase 4: Add Knowledge &amp; Retrieval </w:t>
+      </w:r>
+    </w:p>
+    <w:p>
+      <w:pPr>
+        <w:pStyle w:val="Default"/>
+        <w:rPr>
+          <w:color w:val="auto"/>
+          <w:sz w:val="20"/>
+          <w:szCs w:val="20"/>
+        </w:rPr>
+      </w:pPr>
+      <w:r>
+        <w:rPr>
+          <w:color w:val="auto"/>
+          <w:sz w:val="20"/>
+          <w:szCs w:val="20"/>
+        </w:rPr>
+        <w:t xml:space="preserve">Phase 5: Enable Tool Usage </w:t>
+      </w:r>
+    </w:p>
+    <w:p>
+      <w:pPr>
+        <w:pStyle w:val="Default"/>
+        <w:rPr>
+          <w:color w:val="auto"/>
+          <w:sz w:val="20"/>
+          <w:szCs w:val="20"/>
+        </w:rPr>
+      </w:pPr>
+      <w:r>
+        <w:rPr>
+          <w:color w:val="auto"/>
+          <w:sz w:val="20"/>
+          <w:szCs w:val="20"/>
+        </w:rPr>
+        <w:t xml:space="preserve">Phase 6: Planning, Memory &amp; Context </w:t>
+      </w:r>
+    </w:p>
+    <w:p>
+      <w:pPr>
+        <w:pStyle w:val="Default"/>
+        <w:rPr>
+          <w:color w:val="auto"/>
+          <w:sz w:val="20"/>
+          <w:szCs w:val="20"/>
+        </w:rPr>
+      </w:pPr>
+      <w:r>
+        <w:rPr>
+          <w:color w:val="auto"/>
+          <w:sz w:val="20"/>
+          <w:szCs w:val="20"/>
+        </w:rPr>
+        <w:t xml:space="preserve">Phase 7: Adaptive Behaviour </w:t>
+      </w:r>
+    </w:p>
+    <w:p>
+      <w:pPr>
+        <w:pStyle w:val="Default"/>
+        <w:rPr>
+          <w:color w:val="auto"/>
+          <w:sz w:val="20"/>
+          <w:szCs w:val="20"/>
+        </w:rPr>
+      </w:pPr>
+      <w:r>
+        <w:rPr>
+          <w:color w:val="auto"/>
+          <w:sz w:val="20"/>
+          <w:szCs w:val="20"/>
+        </w:rPr>
+        <w:t xml:space="preserve">Phase 8: Deployment Readiness </w:t>
+      </w:r>
+    </w:p>
+    <w:p>
+      <w:pPr>
+        <w:pStyle w:val="Default"/>
+        <w:rPr>
+          <w:color w:val="auto"/>
+          <w:sz w:val="20"/>
+          <w:szCs w:val="20"/>
+        </w:rPr>
+      </w:pPr>
+      <w:r>
+        <w:rPr>
+          <w:color w:val="auto"/>
+          <w:sz w:val="20"/>
+          <w:szCs w:val="20"/>
+        </w:rPr>
+        <w:t xml:space="preserve">Phase 9: Evaluation &amp; Engineering Review </w:t>
+      </w:r>
+    </w:p>
+    <w:p>
+      <w:pPr>
+        <w:pStyle w:val="Default"/>
+        <w:rPr>
+          <w:color w:val="auto"/>
+          <w:sz w:val="20"/>
+          <w:szCs w:val="20"/>
+        </w:rPr>
+      </w:pPr>
+    </w:p>
+    <w:p>
+      <w:pPr>
+        <w:pStyle w:val="Default"/>
+        <w:rPr>
+          <w:color w:val="auto"/>
+          <w:sz w:val="20"/>
+          <w:szCs w:val="20"/>
+        </w:rPr>
+      </w:pPr>
+      <w:r>
+        <w:rPr>
+          <w:color w:val="auto"/>
+          <w:sz w:val="20"/>
+          <w:szCs w:val="20"/>
+        </w:rPr>
+        <w:t>Note: First</w:t>
+      </w:r>
+      <w:r>
+        <w:rPr>
+          <w:color w:val="auto"/>
+          <w:sz w:val="20"/>
+          <w:szCs w:val="20"/>
+        </w:rPr>
+        <w:t>,</w:t>
+      </w:r>
+      <w:r>
+        <w:rPr>
+          <w:color w:val="auto"/>
+          <w:sz w:val="20"/>
+          <w:szCs w:val="20"/>
+        </w:rPr>
+        <w:t xml:space="preserve"> you will work with Phase 1 only, once your will provide me phase 1 details then I will review and ask you to proceed further with phase 2 and rest phases,</w:t>
+      </w:r>
+    </w:p>
+    <w:p>
+      <w:pPr>
+        <w:pStyle w:val="Default"/>
+        <w:rPr>
+          <w:b/>
+          <w:bCs/>
+          <w:color w:val="auto"/>
+          <w:sz w:val="20"/>
+          <w:szCs w:val="20"/>
+        </w:rPr>
+      </w:pPr>
+    </w:p>
+    <w:p>
+      <w:pPr>
+        <w:pStyle w:val="Default"/>
+        <w:rPr>
+          <w:b/>
+          <w:bCs/>
+          <w:color w:val="auto"/>
+          <w:sz w:val="20"/>
+          <w:szCs w:val="20"/>
+        </w:rPr>
+      </w:pPr>
+      <w:r>
+        <w:rPr>
+          <w:b/>
+          <w:bCs/>
+          <w:color w:val="auto"/>
+          <w:sz w:val="20"/>
+          <w:szCs w:val="20"/>
+        </w:rPr>
+        <w:t xml:space="preserve">Phase 1: </w:t>
+      </w:r>
+      <w:r>
+        <w:rPr>
+          <w:b/>
+          <w:bCs/>
+          <w:color w:val="auto"/>
+          <w:sz w:val="20"/>
+          <w:szCs w:val="20"/>
+        </w:rPr>
+        <w:t xml:space="preserve">Understand the Problem &amp; Define Success </w:t>
+      </w:r>
+    </w:p>
+    <w:p>
+      <w:pPr>
+        <w:pStyle w:val="Default"/>
+        <w:rPr>
+          <w:color w:val="auto"/>
+          <w:sz w:val="20"/>
+          <w:szCs w:val="20"/>
+        </w:rPr>
+      </w:pPr>
+      <w:r>
+        <w:rPr>
+          <w:b/>
+          <w:bCs/>
+          <w:color w:val="auto"/>
+          <w:sz w:val="20"/>
+          <w:szCs w:val="20"/>
+        </w:rPr>
+        <w:t xml:space="preserve">Tools/Skills: </w:t>
+      </w:r>
+      <w:r>
+        <w:rPr>
+          <w:color w:val="auto"/>
+          <w:sz w:val="20"/>
+          <w:szCs w:val="20"/>
+        </w:rPr>
+        <w:t xml:space="preserve">Problem framing, user persona definition, workflow mapping, requirements writing, success criteria, edge-case thinking, evaluation planning </w:t>
+      </w:r>
+    </w:p>
+    <w:p>
+      <w:pPr>
+        <w:pStyle w:val="Default"/>
         <w:numPr>
           <w:ilvl w:val="0"/>
-          <w:numId w:val="26"/>
-        </w:numPr>
-        <w:spacing w:before="100" w:beforeAutospacing="1" w:after="100" w:afterAutospacing="1" w:line="240" w:lineRule="auto"/>
-        <w:rPr>
-          <w:rFonts w:ascii="Calibri" w:eastAsia="Times New Roman" w:hAnsi="Calibri" w:cs="Calibri"/>
-          <w:kern w:val="0"/>
-          <w:sz w:val="20"/>
-          <w:szCs w:val="20"/>
-          <w:lang w:eastAsia="en-IN"/>
-          <w14:ligatures w14:val="none"/>
-        </w:rPr>
-      </w:pPr>
-      <w:r>
-        <w:rPr>
-          <w:rFonts w:ascii="Calibri" w:eastAsia="Times New Roman" w:hAnsi="Calibri" w:cs="Calibri"/>
-          <w:kern w:val="0"/>
-          <w:sz w:val="20"/>
-          <w:szCs w:val="20"/>
-          <w:lang w:eastAsia="en-IN"/>
-          <w14:ligatures w14:val="none"/>
-        </w:rPr>
-        <w:t xml:space="preserve">General banking queries </w:t>
-      </w:r>
-    </w:p>
-    <w:p>
-      <w:pPr>
-        <w:numPr>
-          <w:ilvl w:val="0"/>
-          <w:numId w:val="26"/>
-        </w:numPr>
-        <w:spacing w:before="100" w:beforeAutospacing="1" w:after="100" w:afterAutospacing="1" w:line="240" w:lineRule="auto"/>
-        <w:rPr>
-          <w:rFonts w:ascii="Calibri" w:eastAsia="Times New Roman" w:hAnsi="Calibri" w:cs="Calibri"/>
-          <w:kern w:val="0"/>
-          <w:sz w:val="20"/>
-          <w:szCs w:val="20"/>
-          <w:lang w:eastAsia="en-IN"/>
-          <w14:ligatures w14:val="none"/>
-        </w:rPr>
-      </w:pPr>
-      <w:r>
-        <w:rPr>
-          <w:rFonts w:ascii="Calibri" w:eastAsia="Times New Roman" w:hAnsi="Calibri" w:cs="Calibri"/>
-          <w:kern w:val="0"/>
-          <w:sz w:val="20"/>
-          <w:szCs w:val="20"/>
-          <w:lang w:eastAsia="en-IN"/>
-          <w14:ligatures w14:val="none"/>
-        </w:rPr>
-        <w:t xml:space="preserve">Product education (loans, cards, deposits) </w:t>
-      </w:r>
-    </w:p>
-    <w:p>
-      <w:pPr>
-        <w:numPr>
-          <w:ilvl w:val="0"/>
-          <w:numId w:val="26"/>
-        </w:numPr>
-        <w:spacing w:before="100" w:beforeAutospacing="1" w:after="100" w:afterAutospacing="1" w:line="240" w:lineRule="auto"/>
-        <w:rPr>
-          <w:rFonts w:ascii="Calibri" w:eastAsia="Times New Roman" w:hAnsi="Calibri" w:cs="Calibri"/>
-          <w:kern w:val="0"/>
-          <w:sz w:val="20"/>
-          <w:szCs w:val="20"/>
-          <w:lang w:eastAsia="en-IN"/>
-          <w14:ligatures w14:val="none"/>
-        </w:rPr>
-      </w:pPr>
-      <w:r>
-        <w:rPr>
-          <w:rFonts w:ascii="Calibri" w:eastAsia="Times New Roman" w:hAnsi="Calibri" w:cs="Calibri"/>
-          <w:kern w:val="0"/>
-          <w:sz w:val="20"/>
-          <w:szCs w:val="20"/>
-          <w:lang w:eastAsia="en-IN"/>
-          <w14:ligatures w14:val="none"/>
-        </w:rPr>
-        <w:t xml:space="preserve">Financial guidance (non-binding, informational) </w:t>
-      </w:r>
-    </w:p>
-    <w:p>
-      <w:pPr>
-        <w:numPr>
-          <w:ilvl w:val="0"/>
-          <w:numId w:val="26"/>
-        </w:numPr>
-        <w:spacing w:before="100" w:beforeAutospacing="1" w:after="100" w:afterAutospacing="1" w:line="240" w:lineRule="auto"/>
-        <w:rPr>
-          <w:rFonts w:ascii="Calibri" w:eastAsia="Times New Roman" w:hAnsi="Calibri" w:cs="Calibri"/>
-          <w:kern w:val="0"/>
-          <w:sz w:val="20"/>
-          <w:szCs w:val="20"/>
-          <w:lang w:eastAsia="en-IN"/>
-          <w14:ligatures w14:val="none"/>
-        </w:rPr>
-      </w:pPr>
-      <w:r>
-        <w:rPr>
-          <w:rFonts w:ascii="Calibri" w:eastAsia="Times New Roman" w:hAnsi="Calibri" w:cs="Calibri"/>
-          <w:kern w:val="0"/>
-          <w:sz w:val="20"/>
-          <w:szCs w:val="20"/>
-          <w:lang w:eastAsia="en-IN"/>
-          <w14:ligatures w14:val="none"/>
-        </w:rPr>
-        <w:t xml:space="preserve">Issue triage and escalation </w:t>
-      </w:r>
-    </w:p>
-    <w:p>
-      <w:pPr>
-        <w:spacing w:after="0" w:line="240" w:lineRule="auto"/>
-        <w:rPr>
-          <w:rFonts w:ascii="Calibri" w:hAnsi="Calibri" w:cs="Calibri"/>
-          <w:kern w:val="0"/>
-          <w:sz w:val="20"/>
-          <w:szCs w:val="20"/>
-        </w:rPr>
-      </w:pPr>
-      <w:r>
-        <w:rPr>
-          <w:rFonts w:ascii="Calibri" w:hAnsi="Calibri" w:cs="Calibri"/>
-          <w:kern w:val="0"/>
-          <w:sz w:val="20"/>
-          <w:szCs w:val="20"/>
-        </w:rPr>
-        <w:t xml:space="preserve">Safety Requirements: </w:t>
-      </w:r>
-    </w:p>
-    <w:p>
-      <w:pPr>
-        <w:pStyle w:val="ListParagraph"/>
-        <w:numPr>
-          <w:ilvl w:val="0"/>
-          <w:numId w:val="50"/>
-        </w:numPr>
-        <w:spacing w:after="0" w:line="240" w:lineRule="auto"/>
-        <w:rPr>
-          <w:rFonts w:ascii="Calibri" w:hAnsi="Calibri" w:cs="Calibri"/>
-          <w:kern w:val="0"/>
-          <w:sz w:val="20"/>
-          <w:szCs w:val="20"/>
-        </w:rPr>
-      </w:pPr>
-      <w:r>
-        <w:rPr>
-          <w:rFonts w:ascii="Calibri" w:hAnsi="Calibri" w:cs="Calibri"/>
-          <w:kern w:val="0"/>
-          <w:sz w:val="20"/>
-          <w:szCs w:val="20"/>
-        </w:rPr>
-        <w:t xml:space="preserve">Must refuse money movement, approvals, or legal advice. </w:t>
-      </w:r>
-    </w:p>
-    <w:p>
-      <w:pPr>
-        <w:pStyle w:val="ListParagraph"/>
-        <w:numPr>
-          <w:ilvl w:val="0"/>
-          <w:numId w:val="50"/>
-        </w:numPr>
-        <w:spacing w:after="0" w:line="240" w:lineRule="auto"/>
-        <w:rPr>
-          <w:rFonts w:ascii="Calibri" w:hAnsi="Calibri" w:cs="Calibri"/>
-          <w:kern w:val="0"/>
-          <w:sz w:val="20"/>
-          <w:szCs w:val="20"/>
-        </w:rPr>
-      </w:pPr>
-      <w:r>
-        <w:rPr>
-          <w:rFonts w:ascii="Calibri" w:hAnsi="Calibri" w:cs="Calibri"/>
-          <w:kern w:val="0"/>
-          <w:sz w:val="20"/>
-          <w:szCs w:val="20"/>
-        </w:rPr>
-        <w:t xml:space="preserve">Must not hallucinate customer data. </w:t>
-      </w:r>
-    </w:p>
-    <w:p>
-      <w:pPr>
-        <w:pStyle w:val="ListParagraph"/>
-        <w:numPr>
-          <w:ilvl w:val="0"/>
-          <w:numId w:val="50"/>
-        </w:numPr>
-        <w:spacing w:after="0" w:line="240" w:lineRule="auto"/>
-        <w:rPr>
-          <w:rFonts w:ascii="Calibri" w:hAnsi="Calibri" w:cs="Calibri"/>
-          <w:kern w:val="0"/>
-          <w:sz w:val="20"/>
-          <w:szCs w:val="20"/>
-        </w:rPr>
-      </w:pPr>
-      <w:r>
-        <w:rPr>
-          <w:rFonts w:ascii="Calibri" w:hAnsi="Calibri" w:cs="Calibri"/>
-          <w:kern w:val="0"/>
-          <w:sz w:val="20"/>
-          <w:szCs w:val="20"/>
-        </w:rPr>
-        <w:t xml:space="preserve">Must escalate ambiguous or high-risk cases. </w:t>
-      </w:r>
-    </w:p>
-    <w:p>
-      <w:pPr>
-        <w:pStyle w:val="ListParagraph"/>
-        <w:numPr>
-          <w:ilvl w:val="0"/>
-          <w:numId w:val="50"/>
-        </w:numPr>
-        <w:spacing w:after="0" w:line="240" w:lineRule="auto"/>
-        <w:rPr>
-          <w:rFonts w:ascii="Calibri" w:hAnsi="Calibri" w:cs="Calibri"/>
-          <w:kern w:val="0"/>
-          <w:sz w:val="20"/>
-          <w:szCs w:val="20"/>
-        </w:rPr>
-      </w:pPr>
-      <w:r>
-        <w:rPr>
-          <w:rFonts w:ascii="Calibri" w:hAnsi="Calibri" w:cs="Calibri"/>
-          <w:kern w:val="0"/>
-          <w:sz w:val="20"/>
-          <w:szCs w:val="20"/>
-        </w:rPr>
-        <w:t>Must not store PII in logs.</w:t>
-      </w:r>
-    </w:p>
-    <w:p>
-      <w:pPr>
-        <w:spacing w:after="0" w:line="240" w:lineRule="auto"/>
-        <w:rPr>
-          <w:rFonts w:ascii="Calibri" w:hAnsi="Calibri" w:cs="Calibri"/>
-          <w:b/>
-          <w:bCs/>
-          <w:kern w:val="0"/>
-          <w:sz w:val="20"/>
-          <w:szCs w:val="20"/>
-        </w:rPr>
-      </w:pPr>
-    </w:p>
-    <w:p>
-      <w:pPr>
-        <w:pStyle w:val="Default"/>
-        <w:rPr>
-          <w:color w:val="auto"/>
-          <w:sz w:val="20"/>
-          <w:szCs w:val="20"/>
-        </w:rPr>
-      </w:pPr>
-    </w:p>
-    <w:p>
-      <w:pPr>
-        <w:pStyle w:val="Default"/>
-        <w:rPr>
-          <w:color w:val="auto"/>
-          <w:sz w:val="20"/>
-          <w:szCs w:val="20"/>
-        </w:rPr>
-      </w:pPr>
-      <w:r>
-        <w:rPr>
-          <w:color w:val="auto"/>
-          <w:sz w:val="20"/>
-          <w:szCs w:val="20"/>
-        </w:rPr>
-        <w:t xml:space="preserve">Your final submission should make it clear: </w:t>
-      </w:r>
-    </w:p>
-    <w:p>
-      <w:pPr>
-        <w:pStyle w:val="Default"/>
-        <w:numPr>
-          <w:ilvl w:val="0"/>
-          <w:numId w:val="49"/>
-        </w:numPr>
-        <w:spacing w:after="23"/>
-        <w:rPr>
-          <w:color w:val="auto"/>
-          <w:sz w:val="20"/>
-          <w:szCs w:val="20"/>
-        </w:rPr>
-      </w:pPr>
-      <w:r>
-        <w:rPr>
-          <w:color w:val="auto"/>
-          <w:sz w:val="20"/>
-          <w:szCs w:val="20"/>
-        </w:rPr>
-        <w:t xml:space="preserve">who the user is and what workflow the agent supports, </w:t>
-      </w:r>
-    </w:p>
-    <w:p>
-      <w:pPr>
-        <w:pStyle w:val="Default"/>
-        <w:numPr>
-          <w:ilvl w:val="0"/>
-          <w:numId w:val="49"/>
-        </w:numPr>
-        <w:spacing w:after="23"/>
-        <w:rPr>
-          <w:color w:val="auto"/>
-          <w:sz w:val="20"/>
-          <w:szCs w:val="20"/>
-        </w:rPr>
-      </w:pPr>
-      <w:r>
-        <w:rPr>
-          <w:color w:val="auto"/>
-          <w:sz w:val="20"/>
-          <w:szCs w:val="20"/>
-        </w:rPr>
-        <w:t xml:space="preserve">what success looks like (criteria + metrics), </w:t>
-      </w:r>
-    </w:p>
-    <w:p>
-      <w:pPr>
-        <w:pStyle w:val="Default"/>
-        <w:numPr>
-          <w:ilvl w:val="0"/>
-          <w:numId w:val="49"/>
-        </w:numPr>
-        <w:spacing w:after="23"/>
-        <w:rPr>
-          <w:color w:val="auto"/>
-          <w:sz w:val="20"/>
-          <w:szCs w:val="20"/>
-        </w:rPr>
-      </w:pPr>
-      <w:r>
-        <w:rPr>
-          <w:color w:val="auto"/>
-          <w:sz w:val="20"/>
-          <w:szCs w:val="20"/>
-        </w:rPr>
-        <w:t xml:space="preserve">what failures you anticipated and how you handled them, </w:t>
-      </w:r>
-    </w:p>
-    <w:p>
-      <w:pPr>
-        <w:pStyle w:val="Default"/>
-        <w:numPr>
-          <w:ilvl w:val="0"/>
-          <w:numId w:val="49"/>
-        </w:numPr>
-        <w:rPr>
-          <w:color w:val="auto"/>
-          <w:sz w:val="20"/>
-          <w:szCs w:val="20"/>
-        </w:rPr>
-      </w:pPr>
-      <w:r>
-        <w:rPr>
-          <w:color w:val="auto"/>
-          <w:sz w:val="20"/>
-          <w:szCs w:val="20"/>
-        </w:rPr>
-        <w:t xml:space="preserve">and why your architecture/design decisions are justified. </w:t>
-      </w:r>
-    </w:p>
-    <w:p>
-      <w:pPr>
-        <w:pStyle w:val="Default"/>
-        <w:rPr>
-          <w:b/>
-          <w:bCs/>
-          <w:color w:val="auto"/>
-          <w:sz w:val="20"/>
-          <w:szCs w:val="20"/>
-        </w:rPr>
-      </w:pPr>
-    </w:p>
-    <w:p>
-      <w:pPr>
-        <w:pStyle w:val="Default"/>
-        <w:rPr>
-          <w:b/>
-          <w:bCs/>
-          <w:color w:val="auto"/>
-          <w:sz w:val="20"/>
-          <w:szCs w:val="20"/>
-        </w:rPr>
-      </w:pPr>
-      <w:r>
-        <w:rPr>
-          <w:b/>
-          <w:bCs/>
-          <w:color w:val="auto"/>
-          <w:sz w:val="20"/>
-          <w:szCs w:val="20"/>
-        </w:rPr>
-        <w:t>You will provide me phase wise response.</w:t>
-      </w:r>
-    </w:p>
-    <w:p>
-      <w:pPr>
-        <w:pStyle w:val="Default"/>
-        <w:rPr>
-          <w:color w:val="auto"/>
-          <w:sz w:val="20"/>
-          <w:szCs w:val="20"/>
-        </w:rPr>
-      </w:pPr>
-      <w:r>
-        <w:rPr>
-          <w:color w:val="auto"/>
-          <w:sz w:val="20"/>
-          <w:szCs w:val="20"/>
-        </w:rPr>
-        <w:t xml:space="preserve">Phase 1: Understand the Problem &amp; Define Success </w:t>
-      </w:r>
-    </w:p>
-    <w:p>
-      <w:pPr>
-        <w:pStyle w:val="Default"/>
-        <w:rPr>
-          <w:color w:val="auto"/>
-          <w:sz w:val="20"/>
-          <w:szCs w:val="20"/>
-        </w:rPr>
-      </w:pPr>
-      <w:r>
-        <w:rPr>
-          <w:color w:val="auto"/>
-          <w:sz w:val="20"/>
-          <w:szCs w:val="20"/>
-        </w:rPr>
-        <w:t xml:space="preserve">Phase 2: Build a Basic Working Agent </w:t>
-      </w:r>
-    </w:p>
-    <w:p>
-      <w:pPr>
-        <w:pStyle w:val="Default"/>
-        <w:rPr>
-          <w:color w:val="auto"/>
-          <w:sz w:val="20"/>
-          <w:szCs w:val="20"/>
-        </w:rPr>
-      </w:pPr>
-      <w:r>
-        <w:rPr>
-          <w:color w:val="auto"/>
-          <w:sz w:val="20"/>
-          <w:szCs w:val="20"/>
-        </w:rPr>
-        <w:t xml:space="preserve">Phase 3: Make the Agent Smarter </w:t>
-      </w:r>
-    </w:p>
-    <w:p>
-      <w:pPr>
-        <w:pStyle w:val="Default"/>
-        <w:rPr>
-          <w:color w:val="auto"/>
-          <w:sz w:val="20"/>
-          <w:szCs w:val="20"/>
-        </w:rPr>
-      </w:pPr>
-      <w:r>
-        <w:rPr>
-          <w:color w:val="auto"/>
-          <w:sz w:val="20"/>
-          <w:szCs w:val="20"/>
-        </w:rPr>
-        <w:t xml:space="preserve">Phase 4: Add Knowledge &amp; Retrieval </w:t>
-      </w:r>
-    </w:p>
-    <w:p>
-      <w:pPr>
-        <w:pStyle w:val="Default"/>
-        <w:rPr>
-          <w:color w:val="auto"/>
-          <w:sz w:val="20"/>
-          <w:szCs w:val="20"/>
-        </w:rPr>
-      </w:pPr>
-      <w:r>
-        <w:rPr>
-          <w:color w:val="auto"/>
-          <w:sz w:val="20"/>
-          <w:szCs w:val="20"/>
-        </w:rPr>
-        <w:t xml:space="preserve">Phase 5: Enable Tool Usage </w:t>
-      </w:r>
-    </w:p>
-    <w:p>
-      <w:pPr>
-        <w:pStyle w:val="Default"/>
-        <w:rPr>
-          <w:color w:val="auto"/>
-          <w:sz w:val="20"/>
-          <w:szCs w:val="20"/>
-        </w:rPr>
-      </w:pPr>
-      <w:r>
-        <w:rPr>
-          <w:color w:val="auto"/>
-          <w:sz w:val="20"/>
-          <w:szCs w:val="20"/>
-        </w:rPr>
-        <w:t xml:space="preserve">Phase 6: Planning, Memory &amp; Context </w:t>
-      </w:r>
-    </w:p>
-    <w:p>
-      <w:pPr>
-        <w:pStyle w:val="Default"/>
-        <w:rPr>
-          <w:color w:val="auto"/>
-          <w:sz w:val="20"/>
-          <w:szCs w:val="20"/>
-        </w:rPr>
-      </w:pPr>
-      <w:r>
-        <w:rPr>
-          <w:color w:val="auto"/>
-          <w:sz w:val="20"/>
-          <w:szCs w:val="20"/>
-        </w:rPr>
-        <w:t xml:space="preserve">Phase 7: Adaptive Behaviour </w:t>
-      </w:r>
-    </w:p>
-    <w:p>
-      <w:pPr>
-        <w:pStyle w:val="Default"/>
-        <w:rPr>
-          <w:color w:val="auto"/>
-          <w:sz w:val="20"/>
-          <w:szCs w:val="20"/>
-        </w:rPr>
-      </w:pPr>
-      <w:r>
-        <w:rPr>
-          <w:color w:val="auto"/>
-          <w:sz w:val="20"/>
-          <w:szCs w:val="20"/>
-        </w:rPr>
-        <w:t xml:space="preserve">Phase 8: Deployment Readiness </w:t>
-      </w:r>
-    </w:p>
-    <w:p>
-      <w:pPr>
-        <w:pStyle w:val="Default"/>
-        <w:rPr>
-          <w:color w:val="auto"/>
-          <w:sz w:val="20"/>
-          <w:szCs w:val="20"/>
-        </w:rPr>
-      </w:pPr>
-      <w:r>
-        <w:rPr>
-          <w:color w:val="auto"/>
-          <w:sz w:val="20"/>
-          <w:szCs w:val="20"/>
-        </w:rPr>
-        <w:t xml:space="preserve">Phase 9: Evaluation &amp; Engineering Review </w:t>
-      </w:r>
-    </w:p>
-    <w:p>
-      <w:pPr>
-        <w:pStyle w:val="Default"/>
-        <w:rPr>
-          <w:color w:val="auto"/>
-          <w:sz w:val="20"/>
-          <w:szCs w:val="20"/>
-        </w:rPr>
-      </w:pPr>
-    </w:p>
-    <w:p>
-      <w:pPr>
-        <w:pStyle w:val="Default"/>
-        <w:rPr>
-          <w:color w:val="auto"/>
-          <w:sz w:val="20"/>
-          <w:szCs w:val="20"/>
-        </w:rPr>
-      </w:pPr>
-      <w:r>
-        <w:rPr>
-          <w:color w:val="auto"/>
-          <w:sz w:val="20"/>
-          <w:szCs w:val="20"/>
-        </w:rPr>
-        <w:t xml:space="preserve">Note: </w:t>
-      </w:r>
-      <w:proofErr w:type="gramStart"/>
-      <w:r>
-        <w:rPr>
-          <w:color w:val="auto"/>
-          <w:sz w:val="20"/>
-          <w:szCs w:val="20"/>
-        </w:rPr>
-        <w:t>First</w:t>
-      </w:r>
-      <w:proofErr w:type="gramEnd"/>
-      <w:r>
-        <w:rPr>
-          <w:color w:val="auto"/>
-          <w:sz w:val="20"/>
-          <w:szCs w:val="20"/>
-        </w:rPr>
-        <w:t xml:space="preserve"> you will work with Phase 1 only, once your will provide me phase 1 details then I will review and ask you to proceed further with phase 2 and rest phases,</w:t>
-      </w:r>
-    </w:p>
-    <w:p>
-      <w:pPr>
-        <w:pStyle w:val="Default"/>
-        <w:rPr>
-          <w:b/>
-          <w:bCs/>
-          <w:color w:val="auto"/>
-          <w:sz w:val="20"/>
-          <w:szCs w:val="20"/>
-        </w:rPr>
-      </w:pPr>
-    </w:p>
-    <w:p>
-      <w:pPr>
-        <w:pStyle w:val="Default"/>
-        <w:rPr>
-          <w:b/>
-          <w:bCs/>
-          <w:color w:val="auto"/>
-          <w:sz w:val="20"/>
-          <w:szCs w:val="20"/>
-        </w:rPr>
-      </w:pPr>
-      <w:r>
-        <w:rPr>
-          <w:b/>
-          <w:bCs/>
-          <w:color w:val="auto"/>
-          <w:sz w:val="20"/>
-          <w:szCs w:val="20"/>
-        </w:rPr>
-        <w:t xml:space="preserve">Understand the Problem &amp; Define Success </w:t>
-      </w:r>
-    </w:p>
-    <w:p>
-      <w:pPr>
-        <w:pStyle w:val="Default"/>
-        <w:rPr>
-          <w:color w:val="auto"/>
-          <w:sz w:val="20"/>
-          <w:szCs w:val="20"/>
-        </w:rPr>
-      </w:pPr>
-      <w:r>
-        <w:rPr>
-          <w:b/>
-          <w:bCs/>
-          <w:color w:val="auto"/>
-          <w:sz w:val="20"/>
-          <w:szCs w:val="20"/>
-        </w:rPr>
-        <w:t xml:space="preserve">Tools/Skills: </w:t>
-      </w:r>
-      <w:r>
-        <w:rPr>
-          <w:color w:val="auto"/>
-          <w:sz w:val="20"/>
-          <w:szCs w:val="20"/>
-        </w:rPr>
-        <w:t xml:space="preserve">Problem framing, user persona definition, workflow mapping, requirements writing, success criteria, edge-case thinking, evaluation planning </w:t>
-      </w:r>
-    </w:p>
-    <w:p>
-      <w:pPr>
-        <w:pStyle w:val="Default"/>
-        <w:numPr>
-          <w:ilvl w:val="0"/>
-          <w:numId w:val="51"/>
+          <w:numId w:val="29"/>
         </w:numPr>
         <w:spacing w:after="22"/>
         <w:rPr>
@@ -1097,7 +1051,7 @@
         <w:pStyle w:val="Default"/>
         <w:numPr>
           <w:ilvl w:val="0"/>
-          <w:numId w:val="51"/>
+          <w:numId w:val="29"/>
         </w:numPr>
         <w:spacing w:after="22"/>
         <w:rPr>
@@ -1120,7 +1074,7 @@
         <w:pStyle w:val="Default"/>
         <w:numPr>
           <w:ilvl w:val="0"/>
-          <w:numId w:val="51"/>
+          <w:numId w:val="29"/>
         </w:numPr>
         <w:rPr>
           <w:color w:val="auto"/>
@@ -1142,7 +1096,7 @@
         <w:pStyle w:val="Default"/>
         <w:numPr>
           <w:ilvl w:val="0"/>
-          <w:numId w:val="51"/>
+          <w:numId w:val="29"/>
         </w:numPr>
         <w:spacing w:after="22"/>
         <w:rPr>
@@ -1165,7 +1119,7 @@
         <w:pStyle w:val="Default"/>
         <w:numPr>
           <w:ilvl w:val="0"/>
-          <w:numId w:val="51"/>
+          <w:numId w:val="29"/>
         </w:numPr>
         <w:spacing w:after="22"/>
         <w:rPr>
@@ -1188,7 +1142,7 @@
         <w:pStyle w:val="Default"/>
         <w:numPr>
           <w:ilvl w:val="0"/>
-          <w:numId w:val="51"/>
+          <w:numId w:val="29"/>
         </w:numPr>
         <w:rPr>
           <w:rFonts w:eastAsia="Times New Roman"/>
@@ -1219,14 +1173,2756 @@
           <w14:ligatures w14:val="none"/>
         </w:rPr>
       </w:pPr>
-      <w:r>
-        <w:rPr>
-          <w:rFonts w:ascii="Calibri" w:eastAsia="Times New Roman" w:hAnsi="Calibri" w:cs="Calibri"/>
-          <w:kern w:val="0"/>
-          <w:sz w:val="20"/>
-          <w:szCs w:val="20"/>
-          <w:lang w:eastAsia="en-IN"/>
-          <w14:ligatures w14:val="none"/>
+    </w:p>
+    <w:p>
+      <w:pPr>
+        <w:pStyle w:val="Default"/>
+        <w:rPr>
+          <w:b/>
+          <w:bCs/>
+          <w:color w:val="auto"/>
+          <w:sz w:val="20"/>
+          <w:szCs w:val="20"/>
+        </w:rPr>
+      </w:pPr>
+      <w:r>
+        <w:rPr>
+          <w:b/>
+          <w:bCs/>
+          <w:color w:val="auto"/>
+          <w:sz w:val="20"/>
+          <w:szCs w:val="20"/>
+        </w:rPr>
+        <w:t xml:space="preserve">Phase 2: Build a Basic Working Agent </w:t>
+      </w:r>
+    </w:p>
+    <w:p>
+      <w:pPr>
+        <w:pStyle w:val="Default"/>
+        <w:rPr>
+          <w:sz w:val="20"/>
+          <w:szCs w:val="20"/>
+        </w:rPr>
+      </w:pPr>
+      <w:r>
+        <w:rPr>
+          <w:b/>
+          <w:bCs/>
+          <w:color w:val="auto"/>
+          <w:sz w:val="20"/>
+          <w:szCs w:val="20"/>
+        </w:rPr>
+        <w:t>Coding:</w:t>
+      </w:r>
+      <w:r>
+        <w:rPr>
+          <w:b/>
+          <w:bCs/>
+          <w:sz w:val="20"/>
+          <w:szCs w:val="20"/>
+        </w:rPr>
+        <w:t xml:space="preserve"> </w:t>
+      </w:r>
+      <w:r>
+        <w:rPr>
+          <w:sz w:val="20"/>
+          <w:szCs w:val="20"/>
+        </w:rPr>
+        <w:t xml:space="preserve">Required </w:t>
+      </w:r>
+    </w:p>
+    <w:p>
+      <w:pPr>
+        <w:pStyle w:val="Default"/>
+        <w:rPr>
+          <w:sz w:val="20"/>
+          <w:szCs w:val="20"/>
+        </w:rPr>
+      </w:pPr>
+      <w:r>
+        <w:rPr>
+          <w:b/>
+          <w:bCs/>
+          <w:color w:val="auto"/>
+          <w:sz w:val="20"/>
+          <w:szCs w:val="20"/>
+        </w:rPr>
+        <w:t>Tools/Skills:</w:t>
+      </w:r>
+      <w:r>
+        <w:rPr>
+          <w:b/>
+          <w:bCs/>
+          <w:sz w:val="20"/>
+          <w:szCs w:val="20"/>
+        </w:rPr>
+        <w:t xml:space="preserve"> </w:t>
+      </w:r>
+      <w:r>
+        <w:rPr>
+          <w:sz w:val="20"/>
+          <w:szCs w:val="20"/>
+        </w:rPr>
+        <w:t xml:space="preserve">Python, CLI or notebook workflow, input/output handling, basic rules/templates, logging sample runs </w:t>
+      </w:r>
+    </w:p>
+    <w:p>
+      <w:pPr>
+        <w:pStyle w:val="Default"/>
+        <w:numPr>
+          <w:ilvl w:val="0"/>
+          <w:numId w:val="29"/>
+        </w:numPr>
+        <w:spacing w:after="22"/>
+        <w:rPr>
+          <w:color w:val="auto"/>
+          <w:sz w:val="20"/>
+          <w:szCs w:val="20"/>
+        </w:rPr>
+      </w:pPr>
+      <w:r>
+        <w:rPr>
+          <w:color w:val="auto"/>
+          <w:sz w:val="20"/>
+          <w:szCs w:val="20"/>
+        </w:rPr>
+        <w:t xml:space="preserve">Create a Python-based agent </w:t>
+      </w:r>
+    </w:p>
+    <w:p>
+      <w:pPr>
+        <w:pStyle w:val="Default"/>
+        <w:numPr>
+          <w:ilvl w:val="0"/>
+          <w:numId w:val="29"/>
+        </w:numPr>
+        <w:spacing w:after="22"/>
+        <w:rPr>
+          <w:color w:val="auto"/>
+          <w:sz w:val="20"/>
+          <w:szCs w:val="20"/>
+        </w:rPr>
+      </w:pPr>
+      <w:r>
+        <w:rPr>
+          <w:color w:val="auto"/>
+          <w:sz w:val="20"/>
+          <w:szCs w:val="20"/>
+        </w:rPr>
+        <w:t xml:space="preserve">Handle user input and generate responses </w:t>
+      </w:r>
+    </w:p>
+    <w:p>
+      <w:pPr>
+        <w:pStyle w:val="Default"/>
+        <w:numPr>
+          <w:ilvl w:val="0"/>
+          <w:numId w:val="29"/>
+        </w:numPr>
+        <w:spacing w:after="22"/>
+        <w:rPr>
+          <w:color w:val="auto"/>
+          <w:sz w:val="20"/>
+          <w:szCs w:val="20"/>
+        </w:rPr>
+      </w:pPr>
+      <w:r>
+        <w:rPr>
+          <w:color w:val="auto"/>
+          <w:sz w:val="20"/>
+          <w:szCs w:val="20"/>
+        </w:rPr>
+        <w:t xml:space="preserve">Demonstrate baseline limitations </w:t>
+      </w:r>
+    </w:p>
+    <w:p>
+      <w:pPr>
+        <w:pStyle w:val="Default"/>
+        <w:rPr>
+          <w:sz w:val="20"/>
+          <w:szCs w:val="20"/>
+        </w:rPr>
+      </w:pPr>
+    </w:p>
+    <w:p>
+      <w:pPr>
+        <w:pStyle w:val="Default"/>
+        <w:rPr>
+          <w:b/>
+          <w:bCs/>
+          <w:color w:val="auto"/>
+          <w:sz w:val="20"/>
+          <w:szCs w:val="20"/>
+        </w:rPr>
+      </w:pPr>
+      <w:r>
+        <w:rPr>
+          <w:b/>
+          <w:bCs/>
+          <w:color w:val="auto"/>
+          <w:sz w:val="20"/>
+          <w:szCs w:val="20"/>
+        </w:rPr>
+        <w:t xml:space="preserve">Tasks </w:t>
+      </w:r>
+    </w:p>
+    <w:p>
+      <w:pPr>
+        <w:pStyle w:val="Default"/>
+        <w:numPr>
+          <w:ilvl w:val="0"/>
+          <w:numId w:val="29"/>
+        </w:numPr>
+        <w:spacing w:after="22"/>
+        <w:rPr>
+          <w:color w:val="auto"/>
+          <w:sz w:val="20"/>
+          <w:szCs w:val="20"/>
+        </w:rPr>
+      </w:pPr>
+      <w:r>
+        <w:rPr>
+          <w:color w:val="auto"/>
+          <w:sz w:val="20"/>
+          <w:szCs w:val="20"/>
+        </w:rPr>
+        <w:t xml:space="preserve">Create a Python-based agent that accepts user input </w:t>
+      </w:r>
+    </w:p>
+    <w:p>
+      <w:pPr>
+        <w:pStyle w:val="Default"/>
+        <w:numPr>
+          <w:ilvl w:val="0"/>
+          <w:numId w:val="29"/>
+        </w:numPr>
+        <w:spacing w:after="22"/>
+        <w:rPr>
+          <w:color w:val="auto"/>
+          <w:sz w:val="20"/>
+          <w:szCs w:val="20"/>
+        </w:rPr>
+      </w:pPr>
+      <w:r>
+        <w:rPr>
+          <w:color w:val="auto"/>
+          <w:sz w:val="20"/>
+          <w:szCs w:val="20"/>
+        </w:rPr>
+        <w:t xml:space="preserve">Implement basic response generation (rules or templates) </w:t>
+      </w:r>
+    </w:p>
+    <w:p>
+      <w:pPr>
+        <w:pStyle w:val="Default"/>
+        <w:numPr>
+          <w:ilvl w:val="0"/>
+          <w:numId w:val="29"/>
+        </w:numPr>
+        <w:spacing w:after="22"/>
+        <w:rPr>
+          <w:color w:val="auto"/>
+          <w:sz w:val="20"/>
+          <w:szCs w:val="20"/>
+        </w:rPr>
+      </w:pPr>
+      <w:r>
+        <w:rPr>
+          <w:color w:val="auto"/>
+          <w:sz w:val="20"/>
+          <w:szCs w:val="20"/>
+        </w:rPr>
+        <w:t xml:space="preserve">Demonstrate at least 2 limitations of the baseline agent </w:t>
+      </w:r>
+    </w:p>
+    <w:p>
+      <w:pPr>
+        <w:pStyle w:val="Default"/>
+        <w:numPr>
+          <w:ilvl w:val="0"/>
+          <w:numId w:val="29"/>
+        </w:numPr>
+        <w:spacing w:after="22"/>
+        <w:rPr>
+          <w:color w:val="auto"/>
+          <w:sz w:val="20"/>
+          <w:szCs w:val="20"/>
+        </w:rPr>
+      </w:pPr>
+      <w:r>
+        <w:rPr>
+          <w:color w:val="auto"/>
+          <w:sz w:val="20"/>
+          <w:szCs w:val="20"/>
+        </w:rPr>
+        <w:t xml:space="preserve">Log sample interactions and responses </w:t>
+      </w:r>
+    </w:p>
+    <w:p>
+      <w:pPr>
+        <w:pStyle w:val="Default"/>
+        <w:numPr>
+          <w:ilvl w:val="0"/>
+          <w:numId w:val="29"/>
+        </w:numPr>
+        <w:spacing w:after="22"/>
+        <w:rPr>
+          <w:color w:val="auto"/>
+          <w:sz w:val="20"/>
+          <w:szCs w:val="20"/>
+        </w:rPr>
+      </w:pPr>
+      <w:r>
+        <w:rPr>
+          <w:color w:val="auto"/>
+          <w:sz w:val="20"/>
+          <w:szCs w:val="20"/>
+        </w:rPr>
+        <w:t xml:space="preserve">Explain why this version is insufficient for real users </w:t>
+      </w:r>
+    </w:p>
+    <w:p>
+      <w:pPr>
+        <w:pStyle w:val="Default"/>
+        <w:rPr>
+          <w:b/>
+          <w:bCs/>
+          <w:color w:val="auto"/>
+          <w:sz w:val="20"/>
+          <w:szCs w:val="20"/>
+        </w:rPr>
+      </w:pPr>
+    </w:p>
+    <w:p>
+      <w:pPr>
+        <w:pStyle w:val="Default"/>
+        <w:rPr>
+          <w:b/>
+          <w:bCs/>
+          <w:color w:val="auto"/>
+          <w:sz w:val="20"/>
+          <w:szCs w:val="20"/>
+        </w:rPr>
+      </w:pPr>
+      <w:r>
+        <w:rPr>
+          <w:b/>
+          <w:bCs/>
+          <w:color w:val="auto"/>
+          <w:sz w:val="20"/>
+          <w:szCs w:val="20"/>
+        </w:rPr>
+        <w:t xml:space="preserve">Phase 3: Make the Agent Smarter </w:t>
+      </w:r>
+    </w:p>
+    <w:p>
+      <w:pPr>
+        <w:pStyle w:val="Default"/>
+        <w:rPr>
+          <w:sz w:val="20"/>
+          <w:szCs w:val="20"/>
+        </w:rPr>
+      </w:pPr>
+      <w:r>
+        <w:rPr>
+          <w:b/>
+          <w:bCs/>
+          <w:color w:val="auto"/>
+          <w:sz w:val="20"/>
+          <w:szCs w:val="20"/>
+        </w:rPr>
+        <w:t>Coding:</w:t>
+      </w:r>
+      <w:r>
+        <w:rPr>
+          <w:b/>
+          <w:bCs/>
+          <w:sz w:val="20"/>
+          <w:szCs w:val="20"/>
+        </w:rPr>
+        <w:t xml:space="preserve"> </w:t>
+      </w:r>
+      <w:r>
+        <w:rPr>
+          <w:sz w:val="20"/>
+          <w:szCs w:val="20"/>
+        </w:rPr>
+        <w:t xml:space="preserve">Required </w:t>
+      </w:r>
+    </w:p>
+    <w:p>
+      <w:pPr>
+        <w:pStyle w:val="Default"/>
+        <w:rPr>
+          <w:sz w:val="20"/>
+          <w:szCs w:val="20"/>
+        </w:rPr>
+      </w:pPr>
+      <w:r>
+        <w:rPr>
+          <w:b/>
+          <w:bCs/>
+          <w:color w:val="auto"/>
+          <w:sz w:val="20"/>
+          <w:szCs w:val="20"/>
+        </w:rPr>
+        <w:t>Tools/Skills:</w:t>
+      </w:r>
+      <w:r>
+        <w:rPr>
+          <w:b/>
+          <w:bCs/>
+          <w:sz w:val="20"/>
+          <w:szCs w:val="20"/>
+        </w:rPr>
+        <w:t xml:space="preserve"> </w:t>
+      </w:r>
+      <w:r>
+        <w:rPr>
+          <w:sz w:val="20"/>
+          <w:szCs w:val="20"/>
+        </w:rPr>
+        <w:t xml:space="preserve">LLM integration (provider API), prompt engineering, prompt versioning, structured comparison of outputs, error/failure analysis </w:t>
+      </w:r>
+    </w:p>
+    <w:p>
+      <w:pPr>
+        <w:pStyle w:val="Default"/>
+        <w:numPr>
+          <w:ilvl w:val="0"/>
+          <w:numId w:val="29"/>
+        </w:numPr>
+        <w:spacing w:after="22"/>
+        <w:rPr>
+          <w:color w:val="auto"/>
+          <w:sz w:val="20"/>
+          <w:szCs w:val="20"/>
+        </w:rPr>
+      </w:pPr>
+      <w:r>
+        <w:rPr>
+          <w:color w:val="auto"/>
+          <w:sz w:val="20"/>
+          <w:szCs w:val="20"/>
+        </w:rPr>
+        <w:t xml:space="preserve">Integrate an LLM </w:t>
+      </w:r>
+    </w:p>
+    <w:p>
+      <w:pPr>
+        <w:pStyle w:val="Default"/>
+        <w:numPr>
+          <w:ilvl w:val="0"/>
+          <w:numId w:val="29"/>
+        </w:numPr>
+        <w:spacing w:after="22"/>
+        <w:rPr>
+          <w:color w:val="auto"/>
+          <w:sz w:val="20"/>
+          <w:szCs w:val="20"/>
+        </w:rPr>
+      </w:pPr>
+      <w:r>
+        <w:rPr>
+          <w:color w:val="auto"/>
+          <w:sz w:val="20"/>
+          <w:szCs w:val="20"/>
+        </w:rPr>
+        <w:t xml:space="preserve">Experiment with prompt strategies </w:t>
+      </w:r>
+    </w:p>
+    <w:p>
+      <w:pPr>
+        <w:pStyle w:val="Default"/>
+        <w:numPr>
+          <w:ilvl w:val="0"/>
+          <w:numId w:val="29"/>
+        </w:numPr>
+        <w:spacing w:after="22"/>
+        <w:rPr>
+          <w:color w:val="auto"/>
+          <w:sz w:val="20"/>
+          <w:szCs w:val="20"/>
+        </w:rPr>
+      </w:pPr>
+      <w:r>
+        <w:rPr>
+          <w:color w:val="auto"/>
+          <w:sz w:val="20"/>
+          <w:szCs w:val="20"/>
+        </w:rPr>
+        <w:t xml:space="preserve">Show how behaviour changes with better prompts </w:t>
+      </w:r>
+    </w:p>
+    <w:p>
+      <w:pPr>
+        <w:pStyle w:val="Default"/>
+        <w:rPr>
+          <w:sz w:val="20"/>
+          <w:szCs w:val="20"/>
+        </w:rPr>
+      </w:pPr>
+    </w:p>
+    <w:p>
+      <w:pPr>
+        <w:pStyle w:val="Default"/>
+        <w:rPr>
+          <w:b/>
+          <w:bCs/>
+          <w:color w:val="auto"/>
+          <w:sz w:val="20"/>
+          <w:szCs w:val="20"/>
+        </w:rPr>
+      </w:pPr>
+      <w:r>
+        <w:rPr>
+          <w:b/>
+          <w:bCs/>
+          <w:color w:val="auto"/>
+          <w:sz w:val="20"/>
+          <w:szCs w:val="20"/>
+        </w:rPr>
+        <w:t xml:space="preserve">Tasks </w:t>
+      </w:r>
+    </w:p>
+    <w:p>
+      <w:pPr>
+        <w:pStyle w:val="Default"/>
+        <w:numPr>
+          <w:ilvl w:val="0"/>
+          <w:numId w:val="29"/>
+        </w:numPr>
+        <w:spacing w:after="22"/>
+        <w:rPr>
+          <w:color w:val="auto"/>
+          <w:sz w:val="20"/>
+          <w:szCs w:val="20"/>
+        </w:rPr>
+      </w:pPr>
+      <w:r>
+        <w:rPr>
+          <w:color w:val="auto"/>
+          <w:sz w:val="20"/>
+          <w:szCs w:val="20"/>
+        </w:rPr>
+        <w:t xml:space="preserve">Integrate an LLM into the agent workflow </w:t>
+      </w:r>
+    </w:p>
+    <w:p>
+      <w:pPr>
+        <w:pStyle w:val="Default"/>
+        <w:numPr>
+          <w:ilvl w:val="0"/>
+          <w:numId w:val="29"/>
+        </w:numPr>
+        <w:spacing w:after="22"/>
+        <w:rPr>
+          <w:color w:val="auto"/>
+          <w:sz w:val="20"/>
+          <w:szCs w:val="20"/>
+        </w:rPr>
+      </w:pPr>
+      <w:r>
+        <w:rPr>
+          <w:color w:val="auto"/>
+          <w:sz w:val="20"/>
+          <w:szCs w:val="20"/>
+        </w:rPr>
+        <w:t xml:space="preserve">Design and test multiple prompt strategies </w:t>
+      </w:r>
+    </w:p>
+    <w:p>
+      <w:pPr>
+        <w:pStyle w:val="Default"/>
+        <w:numPr>
+          <w:ilvl w:val="0"/>
+          <w:numId w:val="29"/>
+        </w:numPr>
+        <w:spacing w:after="22"/>
+        <w:rPr>
+          <w:color w:val="auto"/>
+          <w:sz w:val="20"/>
+          <w:szCs w:val="20"/>
+        </w:rPr>
+      </w:pPr>
+      <w:r>
+        <w:rPr>
+          <w:color w:val="auto"/>
+          <w:sz w:val="20"/>
+          <w:szCs w:val="20"/>
+        </w:rPr>
+        <w:t xml:space="preserve">Compare outputs across prompt variants </w:t>
+      </w:r>
+    </w:p>
+    <w:p>
+      <w:pPr>
+        <w:pStyle w:val="Default"/>
+        <w:numPr>
+          <w:ilvl w:val="0"/>
+          <w:numId w:val="29"/>
+        </w:numPr>
+        <w:spacing w:after="22"/>
+        <w:rPr>
+          <w:color w:val="auto"/>
+          <w:sz w:val="20"/>
+          <w:szCs w:val="20"/>
+        </w:rPr>
+      </w:pPr>
+      <w:r>
+        <w:rPr>
+          <w:color w:val="auto"/>
+          <w:sz w:val="20"/>
+          <w:szCs w:val="20"/>
+        </w:rPr>
+        <w:t xml:space="preserve">Document improvements and new failure modes </w:t>
+      </w:r>
+    </w:p>
+    <w:p>
+      <w:pPr>
+        <w:pStyle w:val="Default"/>
+        <w:numPr>
+          <w:ilvl w:val="0"/>
+          <w:numId w:val="29"/>
+        </w:numPr>
+        <w:spacing w:after="22"/>
+        <w:rPr>
+          <w:color w:val="auto"/>
+          <w:sz w:val="20"/>
+          <w:szCs w:val="20"/>
+        </w:rPr>
+      </w:pPr>
+      <w:r>
+        <w:rPr>
+          <w:color w:val="auto"/>
+          <w:sz w:val="20"/>
+          <w:szCs w:val="20"/>
+        </w:rPr>
+        <w:t xml:space="preserve">Select a default prompt strategy with justification </w:t>
+      </w:r>
+    </w:p>
+    <w:p>
+      <w:pPr>
+        <w:rPr>
+          <w:rFonts w:ascii="Calibri" w:eastAsia="Times New Roman" w:hAnsi="Calibri" w:cs="Calibri"/>
+          <w:kern w:val="0"/>
+          <w:sz w:val="20"/>
+          <w:szCs w:val="20"/>
+          <w:lang w:eastAsia="en-IN"/>
+          <w14:ligatures w14:val="none"/>
+        </w:rPr>
+      </w:pPr>
+    </w:p>
+    <w:p>
+      <w:pPr>
+        <w:pStyle w:val="Default"/>
+        <w:rPr>
+          <w:sz w:val="20"/>
+          <w:szCs w:val="20"/>
+        </w:rPr>
+      </w:pPr>
+      <w:r>
+        <w:rPr>
+          <w:b/>
+          <w:bCs/>
+          <w:sz w:val="20"/>
+          <w:szCs w:val="20"/>
+        </w:rPr>
+        <w:t xml:space="preserve">Phase 4: Add Knowledge &amp; Retrieval </w:t>
+      </w:r>
+    </w:p>
+    <w:p>
+      <w:pPr>
+        <w:pStyle w:val="Default"/>
+        <w:rPr>
+          <w:sz w:val="20"/>
+          <w:szCs w:val="20"/>
+        </w:rPr>
+      </w:pPr>
+      <w:r>
+        <w:rPr>
+          <w:b/>
+          <w:bCs/>
+          <w:sz w:val="20"/>
+          <w:szCs w:val="20"/>
+        </w:rPr>
+        <w:t xml:space="preserve">Coding: </w:t>
+      </w:r>
+      <w:r>
+        <w:rPr>
+          <w:sz w:val="20"/>
+          <w:szCs w:val="20"/>
+        </w:rPr>
+        <w:t xml:space="preserve">Required </w:t>
+      </w:r>
+      <w:r>
+        <w:rPr>
+          <w:b/>
+          <w:bCs/>
+          <w:sz w:val="20"/>
+          <w:szCs w:val="20"/>
+        </w:rPr>
+        <w:t xml:space="preserve">Tools/Skills: </w:t>
+      </w:r>
+      <w:r>
+        <w:rPr>
+          <w:sz w:val="20"/>
+          <w:szCs w:val="20"/>
+        </w:rPr>
+        <w:t xml:space="preserve">Embeddings, semantic search, RAG concepts, text chunking, vector stores (e.g., Chroma/FAISS), retrieval-quality testing </w:t>
+      </w:r>
+    </w:p>
+    <w:p>
+      <w:pPr>
+        <w:pStyle w:val="Default"/>
+        <w:numPr>
+          <w:ilvl w:val="0"/>
+          <w:numId w:val="29"/>
+        </w:numPr>
+        <w:spacing w:after="22"/>
+        <w:rPr>
+          <w:color w:val="auto"/>
+          <w:sz w:val="20"/>
+          <w:szCs w:val="20"/>
+        </w:rPr>
+      </w:pPr>
+      <w:r>
+        <w:rPr>
+          <w:color w:val="auto"/>
+          <w:sz w:val="20"/>
+          <w:szCs w:val="20"/>
+        </w:rPr>
+        <w:t xml:space="preserve">Implement embeddings and retrieval </w:t>
+      </w:r>
+    </w:p>
+    <w:p>
+      <w:pPr>
+        <w:pStyle w:val="Default"/>
+        <w:numPr>
+          <w:ilvl w:val="0"/>
+          <w:numId w:val="29"/>
+        </w:numPr>
+        <w:spacing w:after="22"/>
+        <w:rPr>
+          <w:color w:val="auto"/>
+          <w:sz w:val="20"/>
+          <w:szCs w:val="20"/>
+        </w:rPr>
+      </w:pPr>
+      <w:r>
+        <w:rPr>
+          <w:color w:val="auto"/>
+          <w:sz w:val="20"/>
+          <w:szCs w:val="20"/>
+        </w:rPr>
+        <w:t xml:space="preserve">Enable document or data reference </w:t>
+      </w:r>
+    </w:p>
+    <w:p>
+      <w:pPr>
+        <w:pStyle w:val="Default"/>
+        <w:numPr>
+          <w:ilvl w:val="0"/>
+          <w:numId w:val="29"/>
+        </w:numPr>
+        <w:spacing w:after="22"/>
+        <w:rPr>
+          <w:color w:val="auto"/>
+          <w:sz w:val="20"/>
+          <w:szCs w:val="20"/>
+        </w:rPr>
+      </w:pPr>
+      <w:r>
+        <w:rPr>
+          <w:color w:val="auto"/>
+          <w:sz w:val="20"/>
+          <w:szCs w:val="20"/>
+        </w:rPr>
+        <w:t xml:space="preserve">Show improvement over baseline </w:t>
+      </w:r>
+    </w:p>
+    <w:p>
+      <w:pPr>
+        <w:pStyle w:val="Default"/>
+        <w:rPr>
+          <w:sz w:val="20"/>
+          <w:szCs w:val="20"/>
+        </w:rPr>
+      </w:pPr>
+    </w:p>
+    <w:p>
+      <w:pPr>
+        <w:pStyle w:val="Default"/>
+        <w:rPr>
+          <w:sz w:val="20"/>
+          <w:szCs w:val="20"/>
+        </w:rPr>
+      </w:pPr>
+      <w:r>
+        <w:rPr>
+          <w:b/>
+          <w:bCs/>
+          <w:sz w:val="20"/>
+          <w:szCs w:val="20"/>
+        </w:rPr>
+        <w:t xml:space="preserve">Tasks </w:t>
+      </w:r>
+    </w:p>
+    <w:p>
+      <w:pPr>
+        <w:pStyle w:val="Default"/>
+        <w:numPr>
+          <w:ilvl w:val="0"/>
+          <w:numId w:val="29"/>
+        </w:numPr>
+        <w:spacing w:after="22"/>
+        <w:rPr>
+          <w:color w:val="auto"/>
+          <w:sz w:val="20"/>
+          <w:szCs w:val="20"/>
+        </w:rPr>
+      </w:pPr>
+      <w:r>
+        <w:rPr>
+          <w:color w:val="auto"/>
+          <w:sz w:val="20"/>
+          <w:szCs w:val="20"/>
+        </w:rPr>
+        <w:t xml:space="preserve">Prepare documents or datasets for embedding </w:t>
+      </w:r>
+    </w:p>
+    <w:p>
+      <w:pPr>
+        <w:pStyle w:val="Default"/>
+        <w:numPr>
+          <w:ilvl w:val="0"/>
+          <w:numId w:val="29"/>
+        </w:numPr>
+        <w:spacing w:after="22"/>
+        <w:rPr>
+          <w:color w:val="auto"/>
+          <w:sz w:val="20"/>
+          <w:szCs w:val="20"/>
+        </w:rPr>
+      </w:pPr>
+      <w:r>
+        <w:rPr>
+          <w:color w:val="auto"/>
+          <w:sz w:val="20"/>
+          <w:szCs w:val="20"/>
+        </w:rPr>
+        <w:t xml:space="preserve">Implement semantic search using embeddings </w:t>
+      </w:r>
+    </w:p>
+    <w:p>
+      <w:pPr>
+        <w:pStyle w:val="Default"/>
+        <w:numPr>
+          <w:ilvl w:val="0"/>
+          <w:numId w:val="29"/>
+        </w:numPr>
+        <w:spacing w:after="22"/>
+        <w:rPr>
+          <w:color w:val="auto"/>
+          <w:sz w:val="20"/>
+          <w:szCs w:val="20"/>
+        </w:rPr>
+      </w:pPr>
+      <w:r>
+        <w:rPr>
+          <w:color w:val="auto"/>
+          <w:sz w:val="20"/>
+          <w:szCs w:val="20"/>
+        </w:rPr>
+        <w:t xml:space="preserve">Connect retrieval results to agent responses </w:t>
+      </w:r>
+    </w:p>
+    <w:p>
+      <w:pPr>
+        <w:pStyle w:val="Default"/>
+        <w:numPr>
+          <w:ilvl w:val="0"/>
+          <w:numId w:val="29"/>
+        </w:numPr>
+        <w:spacing w:after="22"/>
+        <w:rPr>
+          <w:color w:val="auto"/>
+          <w:sz w:val="20"/>
+          <w:szCs w:val="20"/>
+        </w:rPr>
+      </w:pPr>
+      <w:r>
+        <w:rPr>
+          <w:color w:val="auto"/>
+          <w:sz w:val="20"/>
+          <w:szCs w:val="20"/>
+        </w:rPr>
+        <w:t xml:space="preserve">Compare responses with and without retrieval </w:t>
+      </w:r>
+    </w:p>
+    <w:p>
+      <w:pPr>
+        <w:pStyle w:val="Default"/>
+        <w:numPr>
+          <w:ilvl w:val="0"/>
+          <w:numId w:val="29"/>
+        </w:numPr>
+        <w:spacing w:after="22"/>
+        <w:rPr>
+          <w:color w:val="auto"/>
+          <w:sz w:val="20"/>
+          <w:szCs w:val="20"/>
+        </w:rPr>
+      </w:pPr>
+      <w:r>
+        <w:rPr>
+          <w:color w:val="auto"/>
+          <w:sz w:val="20"/>
+          <w:szCs w:val="20"/>
+        </w:rPr>
+        <w:t xml:space="preserve">Handle cases where relevant information is missing </w:t>
+      </w:r>
+    </w:p>
+    <w:p>
+      <w:pPr>
+        <w:rPr>
+          <w:rFonts w:ascii="Calibri" w:eastAsia="Times New Roman" w:hAnsi="Calibri" w:cs="Calibri"/>
+          <w:kern w:val="0"/>
+          <w:sz w:val="20"/>
+          <w:szCs w:val="20"/>
+          <w:lang w:eastAsia="en-IN"/>
+          <w14:ligatures w14:val="none"/>
+        </w:rPr>
+      </w:pPr>
+      <w:r>
+        <w:rPr>
+          <w:rFonts w:ascii="Calibri" w:eastAsia="Times New Roman" w:hAnsi="Calibri" w:cs="Calibri"/>
+          <w:kern w:val="0"/>
+          <w:sz w:val="20"/>
+          <w:szCs w:val="20"/>
+          <w:lang w:eastAsia="en-IN"/>
+          <w14:ligatures w14:val="none"/>
+        </w:rPr>
+        <w:br w:type="page"/>
+      </w:r>
+    </w:p>
+    <w:p>
+      <w:pPr>
+        <w:pStyle w:val="Default"/>
+        <w:rPr>
+          <w:sz w:val="20"/>
+          <w:szCs w:val="20"/>
+        </w:rPr>
+      </w:pPr>
+      <w:r>
+        <w:rPr>
+          <w:b/>
+          <w:bCs/>
+          <w:sz w:val="20"/>
+          <w:szCs w:val="20"/>
+        </w:rPr>
+        <w:t xml:space="preserve">Phase 5: Enable Tool Usage </w:t>
+      </w:r>
+    </w:p>
+    <w:p>
+      <w:pPr>
+        <w:pStyle w:val="Default"/>
+        <w:rPr>
+          <w:sz w:val="20"/>
+          <w:szCs w:val="20"/>
+        </w:rPr>
+      </w:pPr>
+      <w:r>
+        <w:rPr>
+          <w:b/>
+          <w:bCs/>
+          <w:sz w:val="20"/>
+          <w:szCs w:val="20"/>
+        </w:rPr>
+        <w:t xml:space="preserve">Coding: </w:t>
+      </w:r>
+      <w:r>
+        <w:rPr>
+          <w:sz w:val="20"/>
+          <w:szCs w:val="20"/>
+        </w:rPr>
+        <w:t xml:space="preserve">Required </w:t>
+      </w:r>
+    </w:p>
+    <w:p>
+      <w:pPr>
+        <w:pStyle w:val="Default"/>
+        <w:rPr>
+          <w:sz w:val="20"/>
+          <w:szCs w:val="20"/>
+        </w:rPr>
+      </w:pPr>
+      <w:r>
+        <w:rPr>
+          <w:b/>
+          <w:bCs/>
+          <w:sz w:val="20"/>
+          <w:szCs w:val="20"/>
+        </w:rPr>
+        <w:t xml:space="preserve">Tools/Skills: </w:t>
+      </w:r>
+      <w:r>
+        <w:rPr>
+          <w:sz w:val="20"/>
+          <w:szCs w:val="20"/>
+        </w:rPr>
+        <w:t xml:space="preserve">Tool/function calling, tool schemas, routing/selection logic, guardrails, error handling, loop prevention </w:t>
+      </w:r>
+    </w:p>
+    <w:p>
+      <w:pPr>
+        <w:pStyle w:val="Default"/>
+        <w:numPr>
+          <w:ilvl w:val="0"/>
+          <w:numId w:val="29"/>
+        </w:numPr>
+        <w:spacing w:after="22"/>
+        <w:rPr>
+          <w:color w:val="auto"/>
+          <w:sz w:val="20"/>
+          <w:szCs w:val="20"/>
+        </w:rPr>
+      </w:pPr>
+      <w:r>
+        <w:rPr>
+          <w:color w:val="auto"/>
+          <w:sz w:val="20"/>
+          <w:szCs w:val="20"/>
+        </w:rPr>
+        <w:t xml:space="preserve">Allow the agent to choose and use tools </w:t>
+      </w:r>
+    </w:p>
+    <w:p>
+      <w:pPr>
+        <w:pStyle w:val="Default"/>
+        <w:numPr>
+          <w:ilvl w:val="0"/>
+          <w:numId w:val="29"/>
+        </w:numPr>
+        <w:spacing w:after="22"/>
+        <w:rPr>
+          <w:color w:val="auto"/>
+          <w:sz w:val="20"/>
+          <w:szCs w:val="20"/>
+        </w:rPr>
+      </w:pPr>
+      <w:r>
+        <w:rPr>
+          <w:color w:val="auto"/>
+          <w:sz w:val="20"/>
+          <w:szCs w:val="20"/>
+        </w:rPr>
+        <w:t xml:space="preserve">Demonstrate correct vs incorrect tool usage </w:t>
+      </w:r>
+    </w:p>
+    <w:p>
+      <w:pPr>
+        <w:pStyle w:val="Default"/>
+        <w:numPr>
+          <w:ilvl w:val="0"/>
+          <w:numId w:val="29"/>
+        </w:numPr>
+        <w:spacing w:after="22"/>
+        <w:rPr>
+          <w:color w:val="auto"/>
+          <w:sz w:val="20"/>
+          <w:szCs w:val="20"/>
+        </w:rPr>
+      </w:pPr>
+      <w:r>
+        <w:rPr>
+          <w:color w:val="auto"/>
+          <w:sz w:val="20"/>
+          <w:szCs w:val="20"/>
+        </w:rPr>
+        <w:t xml:space="preserve">Add safeguards </w:t>
+      </w:r>
+    </w:p>
+    <w:p>
+      <w:pPr>
+        <w:pStyle w:val="Default"/>
+        <w:rPr>
+          <w:sz w:val="20"/>
+          <w:szCs w:val="20"/>
+        </w:rPr>
+      </w:pPr>
+    </w:p>
+    <w:p>
+      <w:pPr>
+        <w:pStyle w:val="Default"/>
+        <w:rPr>
+          <w:sz w:val="20"/>
+          <w:szCs w:val="20"/>
+        </w:rPr>
+      </w:pPr>
+      <w:r>
+        <w:rPr>
+          <w:b/>
+          <w:bCs/>
+          <w:sz w:val="20"/>
+          <w:szCs w:val="20"/>
+        </w:rPr>
+        <w:t xml:space="preserve">Tasks </w:t>
+      </w:r>
+    </w:p>
+    <w:p>
+      <w:pPr>
+        <w:pStyle w:val="Default"/>
+        <w:numPr>
+          <w:ilvl w:val="0"/>
+          <w:numId w:val="29"/>
+        </w:numPr>
+        <w:spacing w:after="22"/>
+        <w:rPr>
+          <w:color w:val="auto"/>
+          <w:sz w:val="20"/>
+          <w:szCs w:val="20"/>
+        </w:rPr>
+      </w:pPr>
+      <w:r>
+        <w:rPr>
+          <w:color w:val="auto"/>
+          <w:sz w:val="20"/>
+          <w:szCs w:val="20"/>
+        </w:rPr>
+        <w:t xml:space="preserve">Define at least two tools the agent can use </w:t>
+      </w:r>
+    </w:p>
+    <w:p>
+      <w:pPr>
+        <w:pStyle w:val="Default"/>
+        <w:numPr>
+          <w:ilvl w:val="0"/>
+          <w:numId w:val="29"/>
+        </w:numPr>
+        <w:spacing w:after="22"/>
+        <w:rPr>
+          <w:color w:val="auto"/>
+          <w:sz w:val="20"/>
+          <w:szCs w:val="20"/>
+        </w:rPr>
+      </w:pPr>
+      <w:r>
+        <w:rPr>
+          <w:color w:val="auto"/>
+          <w:sz w:val="20"/>
+          <w:szCs w:val="20"/>
+        </w:rPr>
+        <w:t xml:space="preserve">Implement tool calling logic </w:t>
+      </w:r>
+    </w:p>
+    <w:p>
+      <w:pPr>
+        <w:pStyle w:val="Default"/>
+        <w:numPr>
+          <w:ilvl w:val="0"/>
+          <w:numId w:val="29"/>
+        </w:numPr>
+        <w:spacing w:after="22"/>
+        <w:rPr>
+          <w:color w:val="auto"/>
+          <w:sz w:val="20"/>
+          <w:szCs w:val="20"/>
+        </w:rPr>
+      </w:pPr>
+      <w:r>
+        <w:rPr>
+          <w:color w:val="auto"/>
+          <w:sz w:val="20"/>
+          <w:szCs w:val="20"/>
+        </w:rPr>
+        <w:t xml:space="preserve">Demonstrate correct tool selection </w:t>
+      </w:r>
+    </w:p>
+    <w:p>
+      <w:pPr>
+        <w:pStyle w:val="Default"/>
+        <w:numPr>
+          <w:ilvl w:val="0"/>
+          <w:numId w:val="29"/>
+        </w:numPr>
+        <w:spacing w:after="22"/>
+        <w:rPr>
+          <w:color w:val="auto"/>
+          <w:sz w:val="20"/>
+          <w:szCs w:val="20"/>
+        </w:rPr>
+      </w:pPr>
+      <w:r>
+        <w:rPr>
+          <w:color w:val="auto"/>
+          <w:sz w:val="20"/>
+          <w:szCs w:val="20"/>
+        </w:rPr>
+        <w:t xml:space="preserve">Show at least one failed or incorrect tool call </w:t>
+      </w:r>
+    </w:p>
+    <w:p>
+      <w:pPr>
+        <w:pStyle w:val="Default"/>
+        <w:numPr>
+          <w:ilvl w:val="0"/>
+          <w:numId w:val="29"/>
+        </w:numPr>
+        <w:spacing w:after="22"/>
+        <w:rPr>
+          <w:color w:val="auto"/>
+          <w:sz w:val="20"/>
+          <w:szCs w:val="20"/>
+        </w:rPr>
+      </w:pPr>
+      <w:r>
+        <w:rPr>
+          <w:color w:val="auto"/>
+          <w:sz w:val="20"/>
+          <w:szCs w:val="20"/>
+        </w:rPr>
+        <w:t xml:space="preserve">Add safeguards against misuse or loops </w:t>
+      </w:r>
+    </w:p>
+    <w:p>
+      <w:pPr>
+        <w:pStyle w:val="Default"/>
+        <w:rPr>
+          <w:sz w:val="20"/>
+          <w:szCs w:val="20"/>
+        </w:rPr>
+      </w:pPr>
+    </w:p>
+    <w:p>
+      <w:pPr>
+        <w:pStyle w:val="Default"/>
+        <w:rPr>
+          <w:sz w:val="20"/>
+          <w:szCs w:val="20"/>
+        </w:rPr>
+      </w:pPr>
+      <w:r>
+        <w:rPr>
+          <w:b/>
+          <w:bCs/>
+          <w:sz w:val="20"/>
+          <w:szCs w:val="20"/>
+        </w:rPr>
+        <w:t xml:space="preserve">Phase 6: Planning, Memory &amp; Context </w:t>
+      </w:r>
+    </w:p>
+    <w:p>
+      <w:pPr>
+        <w:pStyle w:val="Default"/>
+        <w:rPr>
+          <w:sz w:val="20"/>
+          <w:szCs w:val="20"/>
+        </w:rPr>
+      </w:pPr>
+      <w:r>
+        <w:rPr>
+          <w:b/>
+          <w:bCs/>
+          <w:sz w:val="20"/>
+          <w:szCs w:val="20"/>
+        </w:rPr>
+        <w:t xml:space="preserve">Coding: </w:t>
+      </w:r>
+      <w:r>
+        <w:rPr>
+          <w:sz w:val="20"/>
+          <w:szCs w:val="20"/>
+        </w:rPr>
+        <w:t xml:space="preserve">Required </w:t>
+      </w:r>
+    </w:p>
+    <w:p>
+      <w:pPr>
+        <w:pStyle w:val="Default"/>
+        <w:rPr>
+          <w:sz w:val="20"/>
+          <w:szCs w:val="20"/>
+        </w:rPr>
+      </w:pPr>
+      <w:r>
+        <w:rPr>
+          <w:b/>
+          <w:bCs/>
+          <w:sz w:val="20"/>
+          <w:szCs w:val="20"/>
+        </w:rPr>
+        <w:t xml:space="preserve">Tools/Skills: </w:t>
+      </w:r>
+      <w:r>
+        <w:rPr>
+          <w:sz w:val="20"/>
+          <w:szCs w:val="20"/>
+        </w:rPr>
+        <w:t xml:space="preserve">Planning/task decomposition, conversation state, short-term/long-term memory, memory reset/retention rules, multi-turn testing </w:t>
+      </w:r>
+    </w:p>
+    <w:p>
+      <w:pPr>
+        <w:pStyle w:val="Default"/>
+        <w:numPr>
+          <w:ilvl w:val="0"/>
+          <w:numId w:val="29"/>
+        </w:numPr>
+        <w:spacing w:after="22"/>
+        <w:rPr>
+          <w:color w:val="auto"/>
+          <w:sz w:val="20"/>
+          <w:szCs w:val="20"/>
+        </w:rPr>
+      </w:pPr>
+      <w:r>
+        <w:rPr>
+          <w:color w:val="auto"/>
+          <w:sz w:val="20"/>
+          <w:szCs w:val="20"/>
+        </w:rPr>
+        <w:t xml:space="preserve">Introduce multi-step reasoning </w:t>
+      </w:r>
+    </w:p>
+    <w:p>
+      <w:pPr>
+        <w:pStyle w:val="Default"/>
+        <w:numPr>
+          <w:ilvl w:val="0"/>
+          <w:numId w:val="29"/>
+        </w:numPr>
+        <w:spacing w:after="22"/>
+        <w:rPr>
+          <w:color w:val="auto"/>
+          <w:sz w:val="20"/>
+          <w:szCs w:val="20"/>
+        </w:rPr>
+      </w:pPr>
+      <w:r>
+        <w:rPr>
+          <w:color w:val="auto"/>
+          <w:sz w:val="20"/>
+          <w:szCs w:val="20"/>
+        </w:rPr>
+        <w:t xml:space="preserve">Add memory handling </w:t>
+      </w:r>
+    </w:p>
+    <w:p>
+      <w:pPr>
+        <w:pStyle w:val="Default"/>
+        <w:numPr>
+          <w:ilvl w:val="0"/>
+          <w:numId w:val="29"/>
+        </w:numPr>
+        <w:spacing w:after="22"/>
+        <w:rPr>
+          <w:color w:val="auto"/>
+          <w:sz w:val="20"/>
+          <w:szCs w:val="20"/>
+        </w:rPr>
+      </w:pPr>
+      <w:r>
+        <w:rPr>
+          <w:color w:val="auto"/>
+          <w:sz w:val="20"/>
+          <w:szCs w:val="20"/>
+        </w:rPr>
+        <w:t xml:space="preserve">Improve multi-turn conversations </w:t>
+      </w:r>
+    </w:p>
+    <w:p>
+      <w:pPr>
+        <w:pStyle w:val="Default"/>
+        <w:rPr>
+          <w:sz w:val="20"/>
+          <w:szCs w:val="20"/>
+        </w:rPr>
+      </w:pPr>
+    </w:p>
+    <w:p>
+      <w:pPr>
+        <w:pStyle w:val="Default"/>
+        <w:rPr>
+          <w:sz w:val="20"/>
+          <w:szCs w:val="20"/>
+        </w:rPr>
+      </w:pPr>
+      <w:r>
+        <w:rPr>
+          <w:b/>
+          <w:bCs/>
+          <w:sz w:val="20"/>
+          <w:szCs w:val="20"/>
+        </w:rPr>
+        <w:t xml:space="preserve">Tasks </w:t>
+      </w:r>
+    </w:p>
+    <w:p>
+      <w:pPr>
+        <w:pStyle w:val="Default"/>
+        <w:numPr>
+          <w:ilvl w:val="0"/>
+          <w:numId w:val="29"/>
+        </w:numPr>
+        <w:spacing w:after="22"/>
+        <w:rPr>
+          <w:color w:val="auto"/>
+          <w:sz w:val="20"/>
+          <w:szCs w:val="20"/>
+        </w:rPr>
+      </w:pPr>
+      <w:r>
+        <w:rPr>
+          <w:color w:val="auto"/>
+          <w:sz w:val="20"/>
+          <w:szCs w:val="20"/>
+        </w:rPr>
+        <w:t xml:space="preserve">Implement multi-step reasoning or planning logic </w:t>
+      </w:r>
+    </w:p>
+    <w:p>
+      <w:pPr>
+        <w:pStyle w:val="Default"/>
+        <w:numPr>
+          <w:ilvl w:val="0"/>
+          <w:numId w:val="29"/>
+        </w:numPr>
+        <w:spacing w:after="22"/>
+        <w:rPr>
+          <w:color w:val="auto"/>
+          <w:sz w:val="20"/>
+          <w:szCs w:val="20"/>
+        </w:rPr>
+      </w:pPr>
+      <w:r>
+        <w:rPr>
+          <w:color w:val="auto"/>
+          <w:sz w:val="20"/>
+          <w:szCs w:val="20"/>
+        </w:rPr>
+        <w:t xml:space="preserve">Add short-term or long-term memory </w:t>
+      </w:r>
+    </w:p>
+    <w:p>
+      <w:pPr>
+        <w:pStyle w:val="Default"/>
+        <w:numPr>
+          <w:ilvl w:val="0"/>
+          <w:numId w:val="29"/>
+        </w:numPr>
+        <w:spacing w:after="22"/>
+        <w:rPr>
+          <w:color w:val="auto"/>
+          <w:sz w:val="20"/>
+          <w:szCs w:val="20"/>
+        </w:rPr>
+      </w:pPr>
+      <w:r>
+        <w:rPr>
+          <w:color w:val="auto"/>
+          <w:sz w:val="20"/>
+          <w:szCs w:val="20"/>
+        </w:rPr>
+        <w:t xml:space="preserve">Define memory retention and reset behaviour </w:t>
+      </w:r>
+    </w:p>
+    <w:p>
+      <w:pPr>
+        <w:pStyle w:val="Default"/>
+        <w:numPr>
+          <w:ilvl w:val="0"/>
+          <w:numId w:val="29"/>
+        </w:numPr>
+        <w:spacing w:after="22"/>
+        <w:rPr>
+          <w:color w:val="auto"/>
+          <w:sz w:val="20"/>
+          <w:szCs w:val="20"/>
+        </w:rPr>
+      </w:pPr>
+      <w:r>
+        <w:rPr>
+          <w:color w:val="auto"/>
+          <w:sz w:val="20"/>
+          <w:szCs w:val="20"/>
+        </w:rPr>
+        <w:t xml:space="preserve">Demonstrate improved conversation quality </w:t>
+      </w:r>
+    </w:p>
+    <w:p>
+      <w:pPr>
+        <w:pStyle w:val="Default"/>
+        <w:rPr>
+          <w:sz w:val="20"/>
+          <w:szCs w:val="20"/>
+        </w:rPr>
+      </w:pPr>
+    </w:p>
+    <w:p>
+      <w:pPr>
+        <w:pStyle w:val="Default"/>
+        <w:rPr>
+          <w:sz w:val="20"/>
+          <w:szCs w:val="20"/>
+        </w:rPr>
+      </w:pPr>
+      <w:r>
+        <w:rPr>
+          <w:b/>
+          <w:bCs/>
+          <w:sz w:val="20"/>
+          <w:szCs w:val="20"/>
+        </w:rPr>
+        <w:t xml:space="preserve">Phase 7: Adaptive Behaviour </w:t>
+      </w:r>
+    </w:p>
+    <w:p>
+      <w:pPr>
+        <w:pStyle w:val="Default"/>
+        <w:rPr>
+          <w:sz w:val="20"/>
+          <w:szCs w:val="20"/>
+        </w:rPr>
+      </w:pPr>
+      <w:r>
+        <w:rPr>
+          <w:b/>
+          <w:bCs/>
+          <w:sz w:val="20"/>
+          <w:szCs w:val="20"/>
+        </w:rPr>
+        <w:t xml:space="preserve">Coding: </w:t>
+      </w:r>
+      <w:r>
+        <w:rPr>
+          <w:sz w:val="20"/>
+          <w:szCs w:val="20"/>
+        </w:rPr>
+        <w:t xml:space="preserve">Required </w:t>
+      </w:r>
+    </w:p>
+    <w:p>
+      <w:pPr>
+        <w:pStyle w:val="Default"/>
+        <w:rPr>
+          <w:sz w:val="20"/>
+          <w:szCs w:val="20"/>
+        </w:rPr>
+      </w:pPr>
+      <w:r>
+        <w:rPr>
+          <w:b/>
+          <w:bCs/>
+          <w:sz w:val="20"/>
+          <w:szCs w:val="20"/>
+        </w:rPr>
+        <w:t xml:space="preserve">Tools/Skills: </w:t>
+      </w:r>
+      <w:r>
+        <w:rPr>
+          <w:sz w:val="20"/>
+          <w:szCs w:val="20"/>
+        </w:rPr>
+        <w:t xml:space="preserve">Feedback collection, storing feedback, behaviour adjustment logic, before/after comparisons, change explanation </w:t>
+      </w:r>
+    </w:p>
+    <w:p>
+      <w:pPr>
+        <w:pStyle w:val="Default"/>
+        <w:numPr>
+          <w:ilvl w:val="0"/>
+          <w:numId w:val="29"/>
+        </w:numPr>
+        <w:spacing w:after="22"/>
+        <w:rPr>
+          <w:color w:val="auto"/>
+          <w:sz w:val="20"/>
+          <w:szCs w:val="20"/>
+        </w:rPr>
+      </w:pPr>
+      <w:r>
+        <w:rPr>
+          <w:color w:val="auto"/>
+          <w:sz w:val="20"/>
+          <w:szCs w:val="20"/>
+        </w:rPr>
+        <w:t xml:space="preserve">Introduce feedback signals </w:t>
+      </w:r>
+    </w:p>
+    <w:p>
+      <w:pPr>
+        <w:pStyle w:val="Default"/>
+        <w:numPr>
+          <w:ilvl w:val="0"/>
+          <w:numId w:val="29"/>
+        </w:numPr>
+        <w:spacing w:after="22"/>
+        <w:rPr>
+          <w:color w:val="auto"/>
+          <w:sz w:val="20"/>
+          <w:szCs w:val="20"/>
+        </w:rPr>
+      </w:pPr>
+      <w:r>
+        <w:rPr>
+          <w:color w:val="auto"/>
+          <w:sz w:val="20"/>
+          <w:szCs w:val="20"/>
+        </w:rPr>
+        <w:t xml:space="preserve">Show behavioural change </w:t>
+      </w:r>
+    </w:p>
+    <w:p>
+      <w:pPr>
+        <w:pStyle w:val="Default"/>
+        <w:numPr>
+          <w:ilvl w:val="0"/>
+          <w:numId w:val="29"/>
+        </w:numPr>
+        <w:spacing w:after="22"/>
+        <w:rPr>
+          <w:color w:val="auto"/>
+          <w:sz w:val="20"/>
+          <w:szCs w:val="20"/>
+        </w:rPr>
+      </w:pPr>
+      <w:r>
+        <w:rPr>
+          <w:color w:val="auto"/>
+          <w:sz w:val="20"/>
+          <w:szCs w:val="20"/>
+        </w:rPr>
+        <w:t xml:space="preserve">Explain the adaptation logic </w:t>
+      </w:r>
+    </w:p>
+    <w:p>
+      <w:pPr>
+        <w:pStyle w:val="Default"/>
+        <w:rPr>
+          <w:sz w:val="20"/>
+          <w:szCs w:val="20"/>
+        </w:rPr>
+      </w:pPr>
+    </w:p>
+    <w:p>
+      <w:pPr>
+        <w:pStyle w:val="Default"/>
+        <w:rPr>
+          <w:sz w:val="20"/>
+          <w:szCs w:val="20"/>
+        </w:rPr>
+      </w:pPr>
+      <w:r>
+        <w:rPr>
+          <w:b/>
+          <w:bCs/>
+          <w:sz w:val="20"/>
+          <w:szCs w:val="20"/>
+        </w:rPr>
+        <w:t xml:space="preserve">Tasks </w:t>
+      </w:r>
+    </w:p>
+    <w:p>
+      <w:pPr>
+        <w:pStyle w:val="Default"/>
+        <w:numPr>
+          <w:ilvl w:val="0"/>
+          <w:numId w:val="29"/>
+        </w:numPr>
+        <w:spacing w:after="22"/>
+        <w:rPr>
+          <w:color w:val="auto"/>
+          <w:sz w:val="20"/>
+          <w:szCs w:val="20"/>
+        </w:rPr>
+      </w:pPr>
+      <w:r>
+        <w:rPr>
+          <w:color w:val="auto"/>
+          <w:sz w:val="20"/>
+          <w:szCs w:val="20"/>
+        </w:rPr>
+        <w:t xml:space="preserve">Store feedback for future interactions </w:t>
+      </w:r>
+    </w:p>
+    <w:p>
+      <w:pPr>
+        <w:pStyle w:val="Default"/>
+        <w:numPr>
+          <w:ilvl w:val="0"/>
+          <w:numId w:val="29"/>
+        </w:numPr>
+        <w:spacing w:after="22"/>
+        <w:rPr>
+          <w:color w:val="auto"/>
+          <w:sz w:val="20"/>
+          <w:szCs w:val="20"/>
+        </w:rPr>
+      </w:pPr>
+      <w:r>
+        <w:rPr>
+          <w:color w:val="auto"/>
+          <w:sz w:val="20"/>
+          <w:szCs w:val="20"/>
+        </w:rPr>
+        <w:t xml:space="preserve">Modify behaviour based on feedback </w:t>
+      </w:r>
+    </w:p>
+    <w:p>
+      <w:pPr>
+        <w:pStyle w:val="Default"/>
+        <w:numPr>
+          <w:ilvl w:val="0"/>
+          <w:numId w:val="29"/>
+        </w:numPr>
+        <w:spacing w:after="22"/>
+        <w:rPr>
+          <w:color w:val="auto"/>
+          <w:sz w:val="20"/>
+          <w:szCs w:val="20"/>
+        </w:rPr>
+      </w:pPr>
+      <w:r>
+        <w:rPr>
+          <w:color w:val="auto"/>
+          <w:sz w:val="20"/>
+          <w:szCs w:val="20"/>
+        </w:rPr>
+        <w:t xml:space="preserve">Demonstrate before vs after behaviour </w:t>
+      </w:r>
+    </w:p>
+    <w:p>
+      <w:pPr>
+        <w:pStyle w:val="Default"/>
+        <w:numPr>
+          <w:ilvl w:val="0"/>
+          <w:numId w:val="29"/>
+        </w:numPr>
+        <w:spacing w:after="22"/>
+        <w:rPr>
+          <w:color w:val="auto"/>
+          <w:sz w:val="20"/>
+          <w:szCs w:val="20"/>
+        </w:rPr>
+      </w:pPr>
+      <w:r>
+        <w:rPr>
+          <w:color w:val="auto"/>
+          <w:sz w:val="20"/>
+          <w:szCs w:val="20"/>
+        </w:rPr>
+        <w:t xml:space="preserve">Explain what changed and why </w:t>
+      </w:r>
+    </w:p>
+    <w:p>
+      <w:pPr>
+        <w:pStyle w:val="Default"/>
+        <w:rPr>
+          <w:sz w:val="20"/>
+          <w:szCs w:val="20"/>
+        </w:rPr>
+      </w:pPr>
+    </w:p>
+    <w:p>
+      <w:pPr>
+        <w:pStyle w:val="Default"/>
+        <w:rPr>
+          <w:sz w:val="20"/>
+          <w:szCs w:val="20"/>
+        </w:rPr>
+      </w:pPr>
+      <w:r>
+        <w:rPr>
+          <w:b/>
+          <w:bCs/>
+          <w:sz w:val="20"/>
+          <w:szCs w:val="20"/>
+        </w:rPr>
+        <w:t xml:space="preserve">Phase 8: Deployment Readiness </w:t>
+      </w:r>
+    </w:p>
+    <w:p>
+      <w:pPr>
+        <w:pStyle w:val="Default"/>
+        <w:rPr>
+          <w:sz w:val="20"/>
+          <w:szCs w:val="20"/>
+        </w:rPr>
+      </w:pPr>
+      <w:r>
+        <w:rPr>
+          <w:b/>
+          <w:bCs/>
+          <w:sz w:val="20"/>
+          <w:szCs w:val="20"/>
+        </w:rPr>
+        <w:t xml:space="preserve">Coding: </w:t>
+      </w:r>
+      <w:r>
+        <w:rPr>
+          <w:sz w:val="20"/>
+          <w:szCs w:val="20"/>
+        </w:rPr>
+        <w:t xml:space="preserve">Required </w:t>
+      </w:r>
+    </w:p>
+    <w:p>
+      <w:pPr>
+        <w:pStyle w:val="Default"/>
+        <w:rPr>
+          <w:sz w:val="20"/>
+          <w:szCs w:val="20"/>
+        </w:rPr>
+      </w:pPr>
+      <w:r>
+        <w:rPr>
+          <w:b/>
+          <w:bCs/>
+          <w:sz w:val="20"/>
+          <w:szCs w:val="20"/>
+        </w:rPr>
+        <w:t xml:space="preserve">Tools/Skills: </w:t>
+      </w:r>
+      <w:r>
+        <w:rPr>
+          <w:sz w:val="20"/>
+          <w:szCs w:val="20"/>
+        </w:rPr>
+        <w:t xml:space="preserve">Packaging and reproducibility, environment management, basic deployment (local/cloud), logging/tracing, latency/error capture, graceful failure handling </w:t>
+      </w:r>
+    </w:p>
+    <w:p>
+      <w:pPr>
+        <w:pStyle w:val="Default"/>
+        <w:numPr>
+          <w:ilvl w:val="0"/>
+          <w:numId w:val="29"/>
+        </w:numPr>
+        <w:spacing w:after="22"/>
+        <w:rPr>
+          <w:color w:val="auto"/>
+          <w:sz w:val="20"/>
+          <w:szCs w:val="20"/>
+        </w:rPr>
+      </w:pPr>
+      <w:r>
+        <w:rPr>
+          <w:color w:val="auto"/>
+          <w:sz w:val="20"/>
+          <w:szCs w:val="20"/>
+        </w:rPr>
+        <w:t xml:space="preserve">Package for deployment </w:t>
+      </w:r>
+    </w:p>
+    <w:p>
+      <w:pPr>
+        <w:pStyle w:val="Default"/>
+        <w:numPr>
+          <w:ilvl w:val="0"/>
+          <w:numId w:val="29"/>
+        </w:numPr>
+        <w:spacing w:after="22"/>
+        <w:rPr>
+          <w:color w:val="auto"/>
+          <w:sz w:val="20"/>
+          <w:szCs w:val="20"/>
+        </w:rPr>
+      </w:pPr>
+      <w:r>
+        <w:rPr>
+          <w:color w:val="auto"/>
+          <w:sz w:val="20"/>
+          <w:szCs w:val="20"/>
+        </w:rPr>
+        <w:t xml:space="preserve">Add logging and tracing </w:t>
+      </w:r>
+    </w:p>
+    <w:p>
+      <w:pPr>
+        <w:pStyle w:val="Default"/>
+        <w:numPr>
+          <w:ilvl w:val="0"/>
+          <w:numId w:val="29"/>
+        </w:numPr>
+        <w:spacing w:after="22"/>
+        <w:rPr>
+          <w:color w:val="auto"/>
+          <w:sz w:val="20"/>
+          <w:szCs w:val="20"/>
+        </w:rPr>
+      </w:pPr>
+      <w:r>
+        <w:rPr>
+          <w:color w:val="auto"/>
+          <w:sz w:val="20"/>
+          <w:szCs w:val="20"/>
+        </w:rPr>
+        <w:t xml:space="preserve">Handle runtime failures </w:t>
+      </w:r>
+    </w:p>
+    <w:p>
+      <w:pPr>
+        <w:pStyle w:val="Default"/>
+        <w:rPr>
+          <w:sz w:val="20"/>
+          <w:szCs w:val="20"/>
+        </w:rPr>
+      </w:pPr>
+    </w:p>
+    <w:p>
+      <w:pPr>
+        <w:pStyle w:val="Default"/>
+        <w:rPr>
+          <w:sz w:val="20"/>
+          <w:szCs w:val="20"/>
+        </w:rPr>
+      </w:pPr>
+      <w:r>
+        <w:rPr>
+          <w:b/>
+          <w:bCs/>
+          <w:sz w:val="20"/>
+          <w:szCs w:val="20"/>
+        </w:rPr>
+        <w:t xml:space="preserve">Tasks </w:t>
+      </w:r>
+    </w:p>
+    <w:p>
+      <w:pPr>
+        <w:pStyle w:val="Default"/>
+        <w:numPr>
+          <w:ilvl w:val="0"/>
+          <w:numId w:val="29"/>
+        </w:numPr>
+        <w:spacing w:after="22"/>
+        <w:rPr>
+          <w:color w:val="auto"/>
+          <w:sz w:val="20"/>
+          <w:szCs w:val="20"/>
+        </w:rPr>
+      </w:pPr>
+      <w:r>
+        <w:rPr>
+          <w:color w:val="auto"/>
+          <w:sz w:val="20"/>
+          <w:szCs w:val="20"/>
+        </w:rPr>
+        <w:t xml:space="preserve">Deploy locally or on the cloud </w:t>
+      </w:r>
+    </w:p>
+    <w:p>
+      <w:pPr>
+        <w:pStyle w:val="Default"/>
+        <w:numPr>
+          <w:ilvl w:val="0"/>
+          <w:numId w:val="29"/>
+        </w:numPr>
+        <w:spacing w:after="22"/>
+        <w:rPr>
+          <w:color w:val="auto"/>
+          <w:sz w:val="20"/>
+          <w:szCs w:val="20"/>
+        </w:rPr>
+      </w:pPr>
+      <w:r>
+        <w:rPr>
+          <w:color w:val="auto"/>
+          <w:sz w:val="20"/>
+          <w:szCs w:val="20"/>
+        </w:rPr>
+        <w:t xml:space="preserve">Capture latency and error logs </w:t>
+      </w:r>
+    </w:p>
+    <w:p>
+      <w:pPr>
+        <w:pStyle w:val="Default"/>
+        <w:numPr>
+          <w:ilvl w:val="0"/>
+          <w:numId w:val="29"/>
+        </w:numPr>
+        <w:spacing w:after="22"/>
+        <w:rPr>
+          <w:color w:val="auto"/>
+          <w:sz w:val="20"/>
+          <w:szCs w:val="20"/>
+        </w:rPr>
+      </w:pPr>
+      <w:r>
+        <w:rPr>
+          <w:color w:val="auto"/>
+          <w:sz w:val="20"/>
+          <w:szCs w:val="20"/>
+        </w:rPr>
+        <w:t xml:space="preserve">Demonstrate graceful failure handling </w:t>
+      </w:r>
+    </w:p>
+    <w:p>
+      <w:pPr>
+        <w:pStyle w:val="Default"/>
+        <w:numPr>
+          <w:ilvl w:val="0"/>
+          <w:numId w:val="29"/>
+        </w:numPr>
+        <w:spacing w:after="22"/>
+        <w:rPr>
+          <w:color w:val="auto"/>
+          <w:sz w:val="20"/>
+          <w:szCs w:val="20"/>
+        </w:rPr>
+      </w:pPr>
+      <w:r>
+        <w:rPr>
+          <w:color w:val="auto"/>
+          <w:sz w:val="20"/>
+          <w:szCs w:val="20"/>
+        </w:rPr>
+        <w:t xml:space="preserve">Document deployment assumptions and limitations </w:t>
+      </w:r>
+    </w:p>
+    <w:p>
+      <w:pPr>
+        <w:pStyle w:val="Default"/>
+        <w:rPr>
+          <w:sz w:val="20"/>
+          <w:szCs w:val="20"/>
+        </w:rPr>
+      </w:pPr>
+    </w:p>
+    <w:p>
+      <w:pPr>
+        <w:pStyle w:val="Default"/>
+        <w:numPr>
+          <w:ilvl w:val="0"/>
+          <w:numId w:val="29"/>
+        </w:numPr>
+        <w:spacing w:after="22"/>
+        <w:rPr>
+          <w:color w:val="auto"/>
+          <w:sz w:val="20"/>
+          <w:szCs w:val="20"/>
+        </w:rPr>
+      </w:pPr>
+      <w:r>
+        <w:rPr>
+          <w:b/>
+          <w:bCs/>
+          <w:sz w:val="20"/>
+          <w:szCs w:val="20"/>
+        </w:rPr>
+        <w:t xml:space="preserve"> </w:t>
+      </w:r>
+    </w:p>
+    <w:p>
+      <w:pPr>
+        <w:pStyle w:val="Default"/>
+        <w:rPr>
+          <w:sz w:val="20"/>
+          <w:szCs w:val="20"/>
+        </w:rPr>
+      </w:pPr>
+    </w:p>
+    <w:p>
+      <w:pPr>
+        <w:pStyle w:val="Default"/>
+        <w:rPr>
+          <w:sz w:val="20"/>
+          <w:szCs w:val="20"/>
+        </w:rPr>
+      </w:pPr>
+      <w:r>
+        <w:rPr>
+          <w:b/>
+          <w:bCs/>
+          <w:sz w:val="20"/>
+          <w:szCs w:val="20"/>
+        </w:rPr>
+        <w:t xml:space="preserve">Deliverables </w:t>
+      </w:r>
+    </w:p>
+    <w:p>
+      <w:pPr>
+        <w:pStyle w:val="Default"/>
+        <w:rPr>
+          <w:sz w:val="20"/>
+          <w:szCs w:val="20"/>
+        </w:rPr>
+      </w:pPr>
+      <w:r>
+        <w:rPr>
+          <w:sz w:val="20"/>
+          <w:szCs w:val="20"/>
+        </w:rPr>
+        <w:t xml:space="preserve">Your final submission package must include: </w:t>
+      </w:r>
+    </w:p>
+    <w:p>
+      <w:pPr>
+        <w:pStyle w:val="Default"/>
+        <w:spacing w:after="22"/>
+        <w:rPr>
+          <w:sz w:val="20"/>
+          <w:szCs w:val="20"/>
+        </w:rPr>
+      </w:pPr>
+      <w:r>
+        <w:rPr>
+          <w:sz w:val="20"/>
+          <w:szCs w:val="20"/>
+        </w:rPr>
+        <w:t xml:space="preserve">1. Working AI Agent </w:t>
+      </w:r>
+    </w:p>
+    <w:p>
+      <w:pPr>
+        <w:pStyle w:val="Default"/>
+        <w:spacing w:after="22"/>
+        <w:rPr>
+          <w:sz w:val="20"/>
+          <w:szCs w:val="20"/>
+        </w:rPr>
+      </w:pPr>
+      <w:r>
+        <w:rPr>
+          <w:sz w:val="20"/>
+          <w:szCs w:val="20"/>
+        </w:rPr>
+        <w:t xml:space="preserve">2. </w:t>
+      </w:r>
+      <w:r>
+        <w:rPr>
+          <w:b/>
+          <w:bCs/>
+          <w:sz w:val="20"/>
+          <w:szCs w:val="20"/>
+        </w:rPr>
+        <w:t xml:space="preserve">Problem Framing Document </w:t>
+      </w:r>
+      <w:r>
+        <w:rPr>
+          <w:sz w:val="20"/>
+          <w:szCs w:val="20"/>
+        </w:rPr>
+        <w:t xml:space="preserve">(1–2 pages) </w:t>
+      </w:r>
+    </w:p>
+    <w:p>
+      <w:pPr>
+        <w:pStyle w:val="Default"/>
+        <w:spacing w:after="22"/>
+        <w:rPr>
+          <w:sz w:val="20"/>
+          <w:szCs w:val="20"/>
+        </w:rPr>
+      </w:pPr>
+      <w:r>
+        <w:rPr>
+          <w:sz w:val="20"/>
+          <w:szCs w:val="20"/>
+        </w:rPr>
+        <w:t xml:space="preserve">3. </w:t>
+      </w:r>
+      <w:r>
+        <w:rPr>
+          <w:b/>
+          <w:bCs/>
+          <w:sz w:val="20"/>
+          <w:szCs w:val="20"/>
+        </w:rPr>
+        <w:t xml:space="preserve">Demo Script </w:t>
+      </w:r>
+      <w:r>
+        <w:rPr>
+          <w:sz w:val="20"/>
+          <w:szCs w:val="20"/>
+        </w:rPr>
+        <w:t xml:space="preserve">(3–5 forced interactions) </w:t>
+      </w:r>
+    </w:p>
+    <w:p>
+      <w:pPr>
+        <w:pStyle w:val="Default"/>
+        <w:spacing w:after="22"/>
+        <w:rPr>
+          <w:sz w:val="20"/>
+          <w:szCs w:val="20"/>
+        </w:rPr>
+      </w:pPr>
+      <w:r>
+        <w:rPr>
+          <w:sz w:val="20"/>
+          <w:szCs w:val="20"/>
+        </w:rPr>
+        <w:t xml:space="preserve">4. Evaluation Report </w:t>
+      </w:r>
+    </w:p>
+    <w:p>
+      <w:pPr>
+        <w:pStyle w:val="Default"/>
+        <w:rPr>
+          <w:sz w:val="20"/>
+          <w:szCs w:val="20"/>
+        </w:rPr>
+      </w:pPr>
+      <w:r>
+        <w:rPr>
+          <w:sz w:val="20"/>
+          <w:szCs w:val="20"/>
+        </w:rPr>
+        <w:t xml:space="preserve">5. Engineering &amp; Product Justification </w:t>
+      </w:r>
+    </w:p>
+    <w:p>
+      <w:pPr>
+        <w:pStyle w:val="Default"/>
+        <w:rPr>
+          <w:sz w:val="20"/>
+          <w:szCs w:val="20"/>
+        </w:rPr>
+      </w:pPr>
+    </w:p>
+    <w:p>
+      <w:pPr>
+        <w:pStyle w:val="Default"/>
+        <w:rPr>
+          <w:sz w:val="20"/>
+          <w:szCs w:val="20"/>
+        </w:rPr>
+      </w:pPr>
+      <w:r>
+        <w:rPr>
+          <w:b/>
+          <w:bCs/>
+          <w:sz w:val="20"/>
+          <w:szCs w:val="20"/>
+        </w:rPr>
+        <w:t xml:space="preserve">Evaluation Checklist </w:t>
+      </w:r>
+    </w:p>
+    <w:p>
+      <w:pPr>
+        <w:pStyle w:val="Default"/>
+        <w:rPr>
+          <w:sz w:val="20"/>
+          <w:szCs w:val="20"/>
+        </w:rPr>
+      </w:pPr>
+      <w:r>
+        <w:rPr>
+          <w:sz w:val="20"/>
+          <w:szCs w:val="20"/>
+        </w:rPr>
+        <w:t xml:space="preserve">You are evaluated on </w:t>
+      </w:r>
+      <w:r>
+        <w:rPr>
+          <w:b/>
+          <w:bCs/>
+          <w:sz w:val="20"/>
+          <w:szCs w:val="20"/>
+        </w:rPr>
+        <w:t>engineering judgment</w:t>
+      </w:r>
+      <w:r>
+        <w:rPr>
+          <w:sz w:val="20"/>
+          <w:szCs w:val="20"/>
+        </w:rPr>
+        <w:t xml:space="preserve">, </w:t>
+      </w:r>
+      <w:r>
+        <w:rPr>
+          <w:b/>
+          <w:bCs/>
+          <w:sz w:val="20"/>
+          <w:szCs w:val="20"/>
+        </w:rPr>
+        <w:t>reliability</w:t>
+      </w:r>
+      <w:r>
+        <w:rPr>
+          <w:sz w:val="20"/>
+          <w:szCs w:val="20"/>
+        </w:rPr>
+        <w:t xml:space="preserve">, </w:t>
+      </w:r>
+      <w:r>
+        <w:rPr>
+          <w:b/>
+          <w:bCs/>
+          <w:sz w:val="20"/>
+          <w:szCs w:val="20"/>
+        </w:rPr>
+        <w:t>explainability</w:t>
+      </w:r>
+      <w:r>
+        <w:rPr>
+          <w:sz w:val="20"/>
+          <w:szCs w:val="20"/>
+        </w:rPr>
+        <w:t xml:space="preserve">, </w:t>
+      </w:r>
+      <w:r>
+        <w:rPr>
+          <w:b/>
+          <w:bCs/>
+          <w:sz w:val="20"/>
+          <w:szCs w:val="20"/>
+        </w:rPr>
+        <w:t>safety-first design</w:t>
+      </w:r>
+      <w:r>
+        <w:rPr>
+          <w:sz w:val="20"/>
+          <w:szCs w:val="20"/>
+        </w:rPr>
+        <w:t xml:space="preserve">, and </w:t>
+      </w:r>
+      <w:r>
+        <w:rPr>
+          <w:b/>
+          <w:bCs/>
+          <w:sz w:val="20"/>
+          <w:szCs w:val="20"/>
+        </w:rPr>
+        <w:t xml:space="preserve">practical usefulness </w:t>
+      </w:r>
+      <w:r>
+        <w:rPr>
+          <w:sz w:val="20"/>
+          <w:szCs w:val="20"/>
+        </w:rPr>
+        <w:t xml:space="preserve">in real workflows — not unnecessary complexity or academic novelty. </w:t>
+      </w:r>
+    </w:p>
+    <w:p>
+      <w:pPr>
+        <w:pStyle w:val="Default"/>
+        <w:rPr>
+          <w:sz w:val="20"/>
+          <w:szCs w:val="20"/>
+        </w:rPr>
+      </w:pPr>
+      <w:r>
+        <w:rPr>
+          <w:b/>
+          <w:bCs/>
+          <w:sz w:val="20"/>
+          <w:szCs w:val="20"/>
+        </w:rPr>
+        <w:t xml:space="preserve">Minimum Bar (Required Evidence): </w:t>
+      </w:r>
+    </w:p>
+    <w:p>
+      <w:pPr>
+        <w:pStyle w:val="Default"/>
+        <w:numPr>
+          <w:ilvl w:val="0"/>
+          <w:numId w:val="29"/>
+        </w:numPr>
+        <w:spacing w:after="22"/>
+        <w:rPr>
+          <w:color w:val="auto"/>
+          <w:sz w:val="20"/>
+          <w:szCs w:val="20"/>
+        </w:rPr>
+      </w:pPr>
+      <w:r>
+        <w:rPr>
+          <w:color w:val="auto"/>
+          <w:sz w:val="20"/>
+          <w:szCs w:val="20"/>
+        </w:rPr>
+        <w:t xml:space="preserve">Problem framing document </w:t>
+      </w:r>
+    </w:p>
+    <w:p>
+      <w:pPr>
+        <w:pStyle w:val="Default"/>
+        <w:numPr>
+          <w:ilvl w:val="0"/>
+          <w:numId w:val="29"/>
+        </w:numPr>
+        <w:spacing w:after="22"/>
+        <w:rPr>
+          <w:color w:val="auto"/>
+          <w:sz w:val="20"/>
+          <w:szCs w:val="20"/>
+        </w:rPr>
+      </w:pPr>
+      <w:r>
+        <w:rPr>
+          <w:color w:val="auto"/>
+          <w:sz w:val="20"/>
+          <w:szCs w:val="20"/>
+        </w:rPr>
+        <w:t xml:space="preserve">Forced demo script </w:t>
+      </w:r>
+    </w:p>
+    <w:p>
+      <w:pPr>
+        <w:pStyle w:val="Default"/>
+        <w:numPr>
+          <w:ilvl w:val="0"/>
+          <w:numId w:val="29"/>
+        </w:numPr>
+        <w:spacing w:after="22"/>
+        <w:rPr>
+          <w:color w:val="auto"/>
+          <w:sz w:val="20"/>
+          <w:szCs w:val="20"/>
+        </w:rPr>
+      </w:pPr>
+      <w:r>
+        <w:rPr>
+          <w:color w:val="auto"/>
+          <w:sz w:val="20"/>
+          <w:szCs w:val="20"/>
+        </w:rPr>
+        <w:t xml:space="preserve">Retrieval, tool usage, memory, and adaptation proof </w:t>
+      </w:r>
+    </w:p>
+    <w:p>
+      <w:pPr>
+        <w:pStyle w:val="Default"/>
+        <w:numPr>
+          <w:ilvl w:val="0"/>
+          <w:numId w:val="29"/>
+        </w:numPr>
+        <w:spacing w:after="22"/>
+        <w:rPr>
+          <w:color w:val="auto"/>
+          <w:sz w:val="20"/>
+          <w:szCs w:val="20"/>
+        </w:rPr>
+      </w:pPr>
+      <w:r>
+        <w:rPr>
+          <w:color w:val="auto"/>
+          <w:sz w:val="20"/>
+          <w:szCs w:val="20"/>
+        </w:rPr>
+        <w:t xml:space="preserve">Evaluation report with root cause and fix </w:t>
+      </w:r>
+    </w:p>
+    <w:p>
+      <w:pPr>
+        <w:pStyle w:val="Default"/>
+        <w:numPr>
+          <w:ilvl w:val="0"/>
+          <w:numId w:val="29"/>
+        </w:numPr>
+        <w:spacing w:after="22"/>
+        <w:rPr>
+          <w:color w:val="auto"/>
+          <w:sz w:val="20"/>
+          <w:szCs w:val="20"/>
+        </w:rPr>
+      </w:pPr>
+      <w:r>
+        <w:rPr>
+          <w:color w:val="auto"/>
+          <w:sz w:val="20"/>
+          <w:szCs w:val="20"/>
+        </w:rPr>
+        <w:t xml:space="preserve">Safety enforcement demonstration </w:t>
+      </w:r>
+    </w:p>
+    <w:p>
+      <w:pPr>
+        <w:pStyle w:val="Default"/>
+        <w:numPr>
+          <w:ilvl w:val="0"/>
+          <w:numId w:val="29"/>
+        </w:numPr>
+        <w:spacing w:after="22"/>
+        <w:rPr>
+          <w:color w:val="auto"/>
+          <w:sz w:val="20"/>
+          <w:szCs w:val="20"/>
+        </w:rPr>
+      </w:pPr>
+      <w:r>
+        <w:rPr>
+          <w:color w:val="auto"/>
+          <w:sz w:val="20"/>
+          <w:szCs w:val="20"/>
+        </w:rPr>
+        <w:t xml:space="preserve">Framework usage or justified framework-free design </w:t>
+      </w:r>
+    </w:p>
+    <w:p>
+      <w:pPr>
+        <w:pStyle w:val="Default"/>
+        <w:rPr>
+          <w:sz w:val="20"/>
+          <w:szCs w:val="20"/>
+        </w:rPr>
+      </w:pPr>
+    </w:p>
+    <w:p>
+      <w:pPr>
+        <w:pStyle w:val="Default"/>
+        <w:rPr>
+          <w:sz w:val="20"/>
+          <w:szCs w:val="20"/>
+        </w:rPr>
+      </w:pPr>
+      <w:r>
+        <w:rPr>
+          <w:b/>
+          <w:bCs/>
+          <w:i/>
+          <w:iCs/>
+          <w:sz w:val="20"/>
+          <w:szCs w:val="20"/>
+        </w:rPr>
+        <w:t xml:space="preserve">Required Method (Prompt Comparison Rule): </w:t>
+      </w:r>
+      <w:r>
+        <w:rPr>
+          <w:sz w:val="20"/>
+          <w:szCs w:val="20"/>
+        </w:rPr>
+        <w:t xml:space="preserve">You must demonstrate prompt evaluation using the </w:t>
+      </w:r>
+      <w:r>
+        <w:rPr>
+          <w:b/>
+          <w:bCs/>
+          <w:sz w:val="20"/>
+          <w:szCs w:val="20"/>
+        </w:rPr>
+        <w:t>same test set</w:t>
+      </w:r>
+      <w:r>
+        <w:rPr>
+          <w:sz w:val="20"/>
+          <w:szCs w:val="20"/>
+        </w:rPr>
+        <w:t xml:space="preserve">, </w:t>
+      </w:r>
+      <w:r>
+        <w:rPr>
+          <w:b/>
+          <w:bCs/>
+          <w:sz w:val="20"/>
+          <w:szCs w:val="20"/>
+        </w:rPr>
+        <w:t>2–3 prompt variants</w:t>
+      </w:r>
+      <w:r>
+        <w:rPr>
+          <w:sz w:val="20"/>
+          <w:szCs w:val="20"/>
+        </w:rPr>
+        <w:t xml:space="preserve">, and a </w:t>
+      </w:r>
+      <w:r>
+        <w:rPr>
+          <w:b/>
+          <w:bCs/>
+          <w:sz w:val="20"/>
+          <w:szCs w:val="20"/>
+        </w:rPr>
+        <w:t xml:space="preserve">comparison table </w:t>
+      </w:r>
+      <w:r>
+        <w:rPr>
+          <w:sz w:val="20"/>
+          <w:szCs w:val="20"/>
+        </w:rPr>
+        <w:t xml:space="preserve">(Prompt → Output → What Improved/Worsened). </w:t>
+      </w:r>
+    </w:p>
+    <w:p>
+      <w:pPr>
+        <w:pStyle w:val="Default"/>
+        <w:rPr>
+          <w:sz w:val="20"/>
+          <w:szCs w:val="20"/>
+        </w:rPr>
+      </w:pPr>
+    </w:p>
+    <w:p>
+      <w:pPr>
+        <w:pStyle w:val="Default"/>
+        <w:rPr>
+          <w:sz w:val="20"/>
+          <w:szCs w:val="20"/>
+        </w:rPr>
+      </w:pPr>
+      <w:r>
+        <w:rPr>
+          <w:b/>
+          <w:bCs/>
+          <w:sz w:val="20"/>
+          <w:szCs w:val="20"/>
+        </w:rPr>
+        <w:t xml:space="preserve">How to Approach the Project </w:t>
+      </w:r>
+    </w:p>
+    <w:p>
+      <w:pPr>
+        <w:pStyle w:val="Default"/>
+        <w:rPr>
+          <w:sz w:val="20"/>
+          <w:szCs w:val="20"/>
+        </w:rPr>
+      </w:pPr>
+      <w:r>
+        <w:rPr>
+          <w:sz w:val="20"/>
+          <w:szCs w:val="20"/>
+        </w:rPr>
+        <w:t xml:space="preserve">Build your capstone like an industry project: define success, ship a baseline, iterate with evidence, and document </w:t>
+      </w:r>
+      <w:proofErr w:type="spellStart"/>
+      <w:r>
+        <w:rPr>
+          <w:sz w:val="20"/>
+          <w:szCs w:val="20"/>
+        </w:rPr>
+        <w:t>tradeoffs</w:t>
+      </w:r>
+      <w:proofErr w:type="spellEnd"/>
+      <w:r>
+        <w:rPr>
+          <w:sz w:val="20"/>
+          <w:szCs w:val="20"/>
+        </w:rPr>
+        <w:t xml:space="preserve">. Your artifacts should make your decisions easy to evaluate. </w:t>
+      </w:r>
+    </w:p>
+    <w:p>
+      <w:pPr>
+        <w:pStyle w:val="Default"/>
+        <w:numPr>
+          <w:ilvl w:val="0"/>
+          <w:numId w:val="29"/>
+        </w:numPr>
+        <w:spacing w:after="22"/>
+        <w:rPr>
+          <w:color w:val="auto"/>
+          <w:sz w:val="20"/>
+          <w:szCs w:val="20"/>
+        </w:rPr>
+      </w:pPr>
+      <w:r>
+        <w:rPr>
+          <w:color w:val="auto"/>
+          <w:sz w:val="20"/>
+          <w:szCs w:val="20"/>
+        </w:rPr>
+        <w:t xml:space="preserve">Start with a clear persona + workflow and define success criteria early. </w:t>
+      </w:r>
+    </w:p>
+    <w:p>
+      <w:pPr>
+        <w:pStyle w:val="Default"/>
+        <w:numPr>
+          <w:ilvl w:val="0"/>
+          <w:numId w:val="29"/>
+        </w:numPr>
+        <w:spacing w:after="22"/>
+        <w:rPr>
+          <w:color w:val="auto"/>
+          <w:sz w:val="20"/>
+          <w:szCs w:val="20"/>
+        </w:rPr>
+      </w:pPr>
+      <w:r>
+        <w:rPr>
+          <w:color w:val="auto"/>
+          <w:sz w:val="20"/>
+          <w:szCs w:val="20"/>
+        </w:rPr>
+        <w:t xml:space="preserve">Show the evolution: baseline → LLM → retrieval → tools → memory/planning → adaptation. </w:t>
+      </w:r>
+    </w:p>
+    <w:p>
+      <w:pPr>
+        <w:pStyle w:val="Default"/>
+        <w:numPr>
+          <w:ilvl w:val="0"/>
+          <w:numId w:val="29"/>
+        </w:numPr>
+        <w:spacing w:after="22"/>
+        <w:rPr>
+          <w:color w:val="auto"/>
+          <w:sz w:val="20"/>
+          <w:szCs w:val="20"/>
+        </w:rPr>
+      </w:pPr>
+      <w:r>
+        <w:rPr>
+          <w:color w:val="auto"/>
+          <w:sz w:val="20"/>
+          <w:szCs w:val="20"/>
+        </w:rPr>
+        <w:t xml:space="preserve">Use logs/screenshots/tables as evidence — not just narrative claims. </w:t>
+      </w:r>
+    </w:p>
+    <w:p>
+      <w:pPr>
+        <w:pStyle w:val="Default"/>
+        <w:numPr>
+          <w:ilvl w:val="0"/>
+          <w:numId w:val="29"/>
+        </w:numPr>
+        <w:spacing w:after="22"/>
+        <w:rPr>
+          <w:color w:val="auto"/>
+          <w:sz w:val="20"/>
+          <w:szCs w:val="20"/>
+        </w:rPr>
+      </w:pPr>
+      <w:r>
+        <w:rPr>
+          <w:color w:val="auto"/>
+          <w:sz w:val="20"/>
+          <w:szCs w:val="20"/>
+        </w:rPr>
+        <w:t xml:space="preserve">Demonstrate at least one failure case with root cause and a fix (before/after proof). </w:t>
+      </w:r>
+    </w:p>
+    <w:p>
+      <w:pPr>
+        <w:pStyle w:val="Default"/>
+        <w:numPr>
+          <w:ilvl w:val="0"/>
+          <w:numId w:val="29"/>
+        </w:numPr>
+        <w:spacing w:after="22"/>
+        <w:rPr>
+          <w:color w:val="auto"/>
+          <w:sz w:val="20"/>
+          <w:szCs w:val="20"/>
+        </w:rPr>
+      </w:pPr>
+      <w:r>
+        <w:rPr>
+          <w:color w:val="auto"/>
+          <w:sz w:val="20"/>
+          <w:szCs w:val="20"/>
+        </w:rPr>
+        <w:t xml:space="preserve">Treat safety as a feature: refusals, uncertainty, escalation, and PII-safe logging. </w:t>
+      </w:r>
+    </w:p>
+    <w:p>
+      <w:pPr>
+        <w:rPr>
+          <w:rFonts w:ascii="Calibri" w:hAnsi="Calibri" w:cs="Calibri"/>
+          <w:color w:val="000000"/>
+          <w:kern w:val="0"/>
+          <w:sz w:val="20"/>
+          <w:szCs w:val="20"/>
+        </w:rPr>
+      </w:pPr>
+      <w:r>
+        <w:rPr>
+          <w:rFonts w:ascii="Calibri" w:hAnsi="Calibri" w:cs="Calibri"/>
+          <w:sz w:val="20"/>
+          <w:szCs w:val="20"/>
         </w:rPr>
         <w:br w:type="page"/>
       </w:r>
@@ -1443,7 +4139,7 @@
       <w:pPr>
         <w:numPr>
           <w:ilvl w:val="0"/>
-          <w:numId w:val="26"/>
+          <w:numId w:val="5"/>
         </w:numPr>
         <w:spacing w:before="100" w:beforeAutospacing="1" w:after="100" w:afterAutospacing="1" w:line="240" w:lineRule="auto"/>
         <w:rPr>
@@ -1471,7 +4167,7 @@
       <w:pPr>
         <w:numPr>
           <w:ilvl w:val="0"/>
-          <w:numId w:val="26"/>
+          <w:numId w:val="5"/>
         </w:numPr>
         <w:spacing w:before="100" w:beforeAutospacing="1" w:after="100" w:afterAutospacing="1" w:line="240" w:lineRule="auto"/>
         <w:rPr>
@@ -1499,7 +4195,7 @@
       <w:pPr>
         <w:numPr>
           <w:ilvl w:val="0"/>
-          <w:numId w:val="26"/>
+          <w:numId w:val="5"/>
         </w:numPr>
         <w:spacing w:before="100" w:beforeAutospacing="1" w:after="100" w:afterAutospacing="1" w:line="240" w:lineRule="auto"/>
         <w:rPr>
@@ -1527,7 +4223,7 @@
       <w:pPr>
         <w:numPr>
           <w:ilvl w:val="0"/>
-          <w:numId w:val="26"/>
+          <w:numId w:val="5"/>
         </w:numPr>
         <w:spacing w:before="100" w:beforeAutospacing="1" w:after="100" w:afterAutospacing="1" w:line="240" w:lineRule="auto"/>
         <w:rPr>
@@ -1576,7 +4272,7 @@
         <w:pStyle w:val="ListParagraph"/>
         <w:numPr>
           <w:ilvl w:val="0"/>
-          <w:numId w:val="50"/>
+          <w:numId w:val="28"/>
         </w:numPr>
         <w:spacing w:after="0" w:line="240" w:lineRule="auto"/>
         <w:rPr>
@@ -1601,7 +4297,7 @@
         <w:pStyle w:val="ListParagraph"/>
         <w:numPr>
           <w:ilvl w:val="0"/>
-          <w:numId w:val="50"/>
+          <w:numId w:val="28"/>
         </w:numPr>
         <w:spacing w:after="0" w:line="240" w:lineRule="auto"/>
         <w:rPr>
@@ -1626,7 +4322,7 @@
         <w:pStyle w:val="ListParagraph"/>
         <w:numPr>
           <w:ilvl w:val="0"/>
-          <w:numId w:val="50"/>
+          <w:numId w:val="28"/>
         </w:numPr>
         <w:spacing w:after="0" w:line="240" w:lineRule="auto"/>
         <w:rPr>
@@ -1651,7 +4347,7 @@
         <w:pStyle w:val="ListParagraph"/>
         <w:numPr>
           <w:ilvl w:val="0"/>
-          <w:numId w:val="50"/>
+          <w:numId w:val="28"/>
         </w:numPr>
         <w:spacing w:after="0" w:line="240" w:lineRule="auto"/>
         <w:rPr>
@@ -1736,7 +4432,7 @@
       <w:pPr>
         <w:numPr>
           <w:ilvl w:val="0"/>
-          <w:numId w:val="27"/>
+          <w:numId w:val="6"/>
         </w:numPr>
         <w:spacing w:before="100" w:beforeAutospacing="1" w:after="100" w:afterAutospacing="1" w:line="240" w:lineRule="auto"/>
         <w:rPr>
@@ -1764,7 +4460,7 @@
       <w:pPr>
         <w:numPr>
           <w:ilvl w:val="0"/>
-          <w:numId w:val="27"/>
+          <w:numId w:val="6"/>
         </w:numPr>
         <w:spacing w:before="100" w:beforeAutospacing="1" w:after="100" w:afterAutospacing="1" w:line="240" w:lineRule="auto"/>
         <w:rPr>
@@ -1792,7 +4488,7 @@
       <w:pPr>
         <w:numPr>
           <w:ilvl w:val="0"/>
-          <w:numId w:val="27"/>
+          <w:numId w:val="6"/>
         </w:numPr>
         <w:spacing w:before="100" w:beforeAutospacing="1" w:after="100" w:afterAutospacing="1" w:line="240" w:lineRule="auto"/>
         <w:rPr>
@@ -1910,7 +4606,7 @@
       <w:pPr>
         <w:numPr>
           <w:ilvl w:val="0"/>
-          <w:numId w:val="28"/>
+          <w:numId w:val="7"/>
         </w:numPr>
         <w:spacing w:before="100" w:beforeAutospacing="1" w:after="100" w:afterAutospacing="1" w:line="240" w:lineRule="auto"/>
         <w:rPr>
@@ -1962,7 +4658,7 @@
       <w:pPr>
         <w:numPr>
           <w:ilvl w:val="0"/>
-          <w:numId w:val="28"/>
+          <w:numId w:val="7"/>
         </w:numPr>
         <w:spacing w:before="100" w:beforeAutospacing="1" w:after="100" w:afterAutospacing="1" w:line="240" w:lineRule="auto"/>
         <w:rPr>
@@ -1990,7 +4686,7 @@
       <w:pPr>
         <w:numPr>
           <w:ilvl w:val="0"/>
-          <w:numId w:val="28"/>
+          <w:numId w:val="7"/>
         </w:numPr>
         <w:spacing w:before="100" w:beforeAutospacing="1" w:after="100" w:afterAutospacing="1" w:line="240" w:lineRule="auto"/>
         <w:rPr>
@@ -2042,7 +4738,7 @@
       <w:pPr>
         <w:numPr>
           <w:ilvl w:val="0"/>
-          <w:numId w:val="28"/>
+          <w:numId w:val="7"/>
         </w:numPr>
         <w:spacing w:before="100" w:beforeAutospacing="1" w:after="100" w:afterAutospacing="1" w:line="240" w:lineRule="auto"/>
         <w:rPr>
@@ -2094,7 +4790,7 @@
       <w:pPr>
         <w:numPr>
           <w:ilvl w:val="0"/>
-          <w:numId w:val="28"/>
+          <w:numId w:val="7"/>
         </w:numPr>
         <w:spacing w:before="100" w:beforeAutospacing="1" w:after="100" w:afterAutospacing="1" w:line="240" w:lineRule="auto"/>
         <w:rPr>
@@ -2217,7 +4913,7 @@
       <w:pPr>
         <w:numPr>
           <w:ilvl w:val="0"/>
-          <w:numId w:val="29"/>
+          <w:numId w:val="8"/>
         </w:numPr>
         <w:spacing w:before="100" w:beforeAutospacing="1" w:after="100" w:afterAutospacing="1" w:line="240" w:lineRule="auto"/>
         <w:rPr>
@@ -2245,7 +4941,7 @@
       <w:pPr>
         <w:numPr>
           <w:ilvl w:val="0"/>
-          <w:numId w:val="29"/>
+          <w:numId w:val="8"/>
         </w:numPr>
         <w:spacing w:before="100" w:beforeAutospacing="1" w:after="100" w:afterAutospacing="1" w:line="240" w:lineRule="auto"/>
         <w:rPr>
@@ -2273,7 +4969,7 @@
       <w:pPr>
         <w:numPr>
           <w:ilvl w:val="0"/>
-          <w:numId w:val="29"/>
+          <w:numId w:val="8"/>
         </w:numPr>
         <w:spacing w:before="100" w:beforeAutospacing="1" w:after="100" w:afterAutospacing="1" w:line="240" w:lineRule="auto"/>
         <w:rPr>
@@ -2330,7 +5026,7 @@
       <w:pPr>
         <w:numPr>
           <w:ilvl w:val="0"/>
-          <w:numId w:val="30"/>
+          <w:numId w:val="9"/>
         </w:numPr>
         <w:spacing w:before="100" w:beforeAutospacing="1" w:after="100" w:afterAutospacing="1" w:line="240" w:lineRule="auto"/>
         <w:rPr>
@@ -2358,7 +5054,7 @@
       <w:pPr>
         <w:numPr>
           <w:ilvl w:val="0"/>
-          <w:numId w:val="30"/>
+          <w:numId w:val="9"/>
         </w:numPr>
         <w:spacing w:before="100" w:beforeAutospacing="1" w:after="100" w:afterAutospacing="1" w:line="240" w:lineRule="auto"/>
         <w:rPr>
@@ -2386,7 +5082,7 @@
       <w:pPr>
         <w:numPr>
           <w:ilvl w:val="0"/>
-          <w:numId w:val="30"/>
+          <w:numId w:val="9"/>
         </w:numPr>
         <w:spacing w:before="100" w:beforeAutospacing="1" w:after="100" w:afterAutospacing="1" w:line="240" w:lineRule="auto"/>
         <w:rPr>
@@ -2491,7 +5187,7 @@
       <w:pPr>
         <w:numPr>
           <w:ilvl w:val="0"/>
-          <w:numId w:val="31"/>
+          <w:numId w:val="10"/>
         </w:numPr>
         <w:spacing w:before="100" w:beforeAutospacing="1" w:after="100" w:afterAutospacing="1" w:line="240" w:lineRule="auto"/>
         <w:rPr>
@@ -2519,7 +5215,7 @@
       <w:pPr>
         <w:numPr>
           <w:ilvl w:val="1"/>
-          <w:numId w:val="31"/>
+          <w:numId w:val="10"/>
         </w:numPr>
         <w:spacing w:before="100" w:beforeAutospacing="1" w:after="100" w:afterAutospacing="1" w:line="240" w:lineRule="auto"/>
         <w:rPr>
@@ -2547,7 +5243,7 @@
       <w:pPr>
         <w:numPr>
           <w:ilvl w:val="1"/>
-          <w:numId w:val="31"/>
+          <w:numId w:val="10"/>
         </w:numPr>
         <w:spacing w:before="100" w:beforeAutospacing="1" w:after="100" w:afterAutospacing="1" w:line="240" w:lineRule="auto"/>
         <w:rPr>
@@ -2575,7 +5271,7 @@
       <w:pPr>
         <w:numPr>
           <w:ilvl w:val="1"/>
-          <w:numId w:val="31"/>
+          <w:numId w:val="10"/>
         </w:numPr>
         <w:spacing w:before="100" w:beforeAutospacing="1" w:after="100" w:afterAutospacing="1" w:line="240" w:lineRule="auto"/>
         <w:rPr>
@@ -3153,7 +5849,7 @@
       <w:pPr>
         <w:numPr>
           <w:ilvl w:val="0"/>
-          <w:numId w:val="32"/>
+          <w:numId w:val="11"/>
         </w:numPr>
         <w:spacing w:before="100" w:beforeAutospacing="1" w:after="100" w:afterAutospacing="1" w:line="240" w:lineRule="auto"/>
         <w:rPr>
@@ -3205,7 +5901,7 @@
       <w:pPr>
         <w:numPr>
           <w:ilvl w:val="1"/>
-          <w:numId w:val="32"/>
+          <w:numId w:val="11"/>
         </w:numPr>
         <w:spacing w:before="100" w:beforeAutospacing="1" w:after="100" w:afterAutospacing="1" w:line="240" w:lineRule="auto"/>
         <w:rPr>
@@ -3233,7 +5929,7 @@
       <w:pPr>
         <w:numPr>
           <w:ilvl w:val="1"/>
-          <w:numId w:val="32"/>
+          <w:numId w:val="11"/>
         </w:numPr>
         <w:spacing w:before="100" w:beforeAutospacing="1" w:after="100" w:afterAutospacing="1" w:line="240" w:lineRule="auto"/>
         <w:rPr>
@@ -3261,7 +5957,7 @@
       <w:pPr>
         <w:numPr>
           <w:ilvl w:val="1"/>
-          <w:numId w:val="32"/>
+          <w:numId w:val="11"/>
         </w:numPr>
         <w:spacing w:before="100" w:beforeAutospacing="1" w:after="100" w:afterAutospacing="1" w:line="240" w:lineRule="auto"/>
         <w:rPr>
@@ -3313,7 +6009,7 @@
       <w:pPr>
         <w:numPr>
           <w:ilvl w:val="0"/>
-          <w:numId w:val="33"/>
+          <w:numId w:val="12"/>
         </w:numPr>
         <w:spacing w:before="100" w:beforeAutospacing="1" w:after="100" w:afterAutospacing="1" w:line="240" w:lineRule="auto"/>
         <w:rPr>
@@ -3365,7 +6061,7 @@
       <w:pPr>
         <w:numPr>
           <w:ilvl w:val="0"/>
-          <w:numId w:val="33"/>
+          <w:numId w:val="12"/>
         </w:numPr>
         <w:spacing w:before="100" w:beforeAutospacing="1" w:after="100" w:afterAutospacing="1" w:line="240" w:lineRule="auto"/>
         <w:rPr>
@@ -3484,7 +6180,7 @@
       <w:pPr>
         <w:numPr>
           <w:ilvl w:val="0"/>
-          <w:numId w:val="34"/>
+          <w:numId w:val="13"/>
         </w:numPr>
         <w:spacing w:before="100" w:beforeAutospacing="1" w:after="100" w:afterAutospacing="1" w:line="240" w:lineRule="auto"/>
         <w:rPr>
@@ -3512,7 +6208,7 @@
       <w:pPr>
         <w:numPr>
           <w:ilvl w:val="0"/>
-          <w:numId w:val="34"/>
+          <w:numId w:val="13"/>
         </w:numPr>
         <w:spacing w:before="100" w:beforeAutospacing="1" w:after="100" w:afterAutospacing="1" w:line="240" w:lineRule="auto"/>
         <w:rPr>
@@ -3540,7 +6236,7 @@
       <w:pPr>
         <w:numPr>
           <w:ilvl w:val="0"/>
-          <w:numId w:val="34"/>
+          <w:numId w:val="13"/>
         </w:numPr>
         <w:spacing w:before="100" w:beforeAutospacing="1" w:after="100" w:afterAutospacing="1" w:line="240" w:lineRule="auto"/>
         <w:rPr>
@@ -3568,7 +6264,7 @@
       <w:pPr>
         <w:numPr>
           <w:ilvl w:val="0"/>
-          <w:numId w:val="34"/>
+          <w:numId w:val="13"/>
         </w:numPr>
         <w:spacing w:before="100" w:beforeAutospacing="1" w:after="100" w:afterAutospacing="1" w:line="240" w:lineRule="auto"/>
         <w:rPr>
@@ -3686,7 +6382,7 @@
       <w:pPr>
         <w:numPr>
           <w:ilvl w:val="0"/>
-          <w:numId w:val="35"/>
+          <w:numId w:val="14"/>
         </w:numPr>
         <w:spacing w:before="100" w:beforeAutospacing="1" w:after="100" w:afterAutospacing="1" w:line="240" w:lineRule="auto"/>
         <w:rPr>
@@ -3714,7 +6410,7 @@
       <w:pPr>
         <w:numPr>
           <w:ilvl w:val="1"/>
-          <w:numId w:val="35"/>
+          <w:numId w:val="14"/>
         </w:numPr>
         <w:spacing w:before="100" w:beforeAutospacing="1" w:after="100" w:afterAutospacing="1" w:line="240" w:lineRule="auto"/>
         <w:rPr>
@@ -3742,7 +6438,7 @@
       <w:pPr>
         <w:numPr>
           <w:ilvl w:val="1"/>
-          <w:numId w:val="35"/>
+          <w:numId w:val="14"/>
         </w:numPr>
         <w:spacing w:before="100" w:beforeAutospacing="1" w:after="100" w:afterAutospacing="1" w:line="240" w:lineRule="auto"/>
         <w:rPr>
@@ -3770,7 +6466,7 @@
       <w:pPr>
         <w:numPr>
           <w:ilvl w:val="1"/>
-          <w:numId w:val="35"/>
+          <w:numId w:val="14"/>
         </w:numPr>
         <w:spacing w:before="100" w:beforeAutospacing="1" w:after="100" w:afterAutospacing="1" w:line="240" w:lineRule="auto"/>
         <w:rPr>
@@ -3822,7 +6518,7 @@
       <w:pPr>
         <w:numPr>
           <w:ilvl w:val="0"/>
-          <w:numId w:val="36"/>
+          <w:numId w:val="15"/>
         </w:numPr>
         <w:spacing w:before="100" w:beforeAutospacing="1" w:after="100" w:afterAutospacing="1" w:line="240" w:lineRule="auto"/>
         <w:rPr>
@@ -3850,7 +6546,7 @@
       <w:pPr>
         <w:numPr>
           <w:ilvl w:val="0"/>
-          <w:numId w:val="36"/>
+          <w:numId w:val="15"/>
         </w:numPr>
         <w:spacing w:before="100" w:beforeAutospacing="1" w:after="100" w:afterAutospacing="1" w:line="240" w:lineRule="auto"/>
         <w:rPr>
@@ -3878,7 +6574,7 @@
       <w:pPr>
         <w:numPr>
           <w:ilvl w:val="0"/>
-          <w:numId w:val="36"/>
+          <w:numId w:val="15"/>
         </w:numPr>
         <w:spacing w:before="100" w:beforeAutospacing="1" w:after="100" w:afterAutospacing="1" w:line="240" w:lineRule="auto"/>
         <w:rPr>
@@ -3977,7 +6673,7 @@
       <w:pPr>
         <w:numPr>
           <w:ilvl w:val="0"/>
-          <w:numId w:val="37"/>
+          <w:numId w:val="16"/>
         </w:numPr>
         <w:spacing w:before="100" w:beforeAutospacing="1" w:after="100" w:afterAutospacing="1" w:line="240" w:lineRule="auto"/>
         <w:rPr>
@@ -4018,7 +6714,7 @@
       <w:pPr>
         <w:numPr>
           <w:ilvl w:val="1"/>
-          <w:numId w:val="37"/>
+          <w:numId w:val="16"/>
         </w:numPr>
         <w:spacing w:before="100" w:beforeAutospacing="1" w:after="100" w:afterAutospacing="1" w:line="240" w:lineRule="auto"/>
         <w:rPr>
@@ -4046,7 +6742,7 @@
       <w:pPr>
         <w:numPr>
           <w:ilvl w:val="1"/>
-          <w:numId w:val="37"/>
+          <w:numId w:val="16"/>
         </w:numPr>
         <w:spacing w:before="100" w:beforeAutospacing="1" w:after="100" w:afterAutospacing="1" w:line="240" w:lineRule="auto"/>
         <w:rPr>
@@ -4074,7 +6770,7 @@
       <w:pPr>
         <w:numPr>
           <w:ilvl w:val="0"/>
-          <w:numId w:val="37"/>
+          <w:numId w:val="16"/>
         </w:numPr>
         <w:spacing w:before="100" w:beforeAutospacing="1" w:after="100" w:afterAutospacing="1" w:line="240" w:lineRule="auto"/>
         <w:rPr>
@@ -4115,7 +6811,7 @@
       <w:pPr>
         <w:numPr>
           <w:ilvl w:val="1"/>
-          <w:numId w:val="37"/>
+          <w:numId w:val="16"/>
         </w:numPr>
         <w:spacing w:before="100" w:beforeAutospacing="1" w:after="100" w:afterAutospacing="1" w:line="240" w:lineRule="auto"/>
         <w:rPr>
@@ -4143,7 +6839,7 @@
       <w:pPr>
         <w:numPr>
           <w:ilvl w:val="1"/>
-          <w:numId w:val="37"/>
+          <w:numId w:val="16"/>
         </w:numPr>
         <w:spacing w:before="100" w:beforeAutospacing="1" w:after="100" w:afterAutospacing="1" w:line="240" w:lineRule="auto"/>
         <w:rPr>
@@ -4171,7 +6867,7 @@
       <w:pPr>
         <w:numPr>
           <w:ilvl w:val="0"/>
-          <w:numId w:val="37"/>
+          <w:numId w:val="16"/>
         </w:numPr>
         <w:spacing w:before="100" w:beforeAutospacing="1" w:after="100" w:afterAutospacing="1" w:line="240" w:lineRule="auto"/>
         <w:rPr>
@@ -4212,7 +6908,7 @@
       <w:pPr>
         <w:numPr>
           <w:ilvl w:val="1"/>
-          <w:numId w:val="37"/>
+          <w:numId w:val="16"/>
         </w:numPr>
         <w:spacing w:before="100" w:beforeAutospacing="1" w:after="100" w:afterAutospacing="1" w:line="240" w:lineRule="auto"/>
         <w:rPr>
@@ -4240,7 +6936,7 @@
       <w:pPr>
         <w:numPr>
           <w:ilvl w:val="1"/>
-          <w:numId w:val="37"/>
+          <w:numId w:val="16"/>
         </w:numPr>
         <w:spacing w:before="100" w:beforeAutospacing="1" w:after="100" w:afterAutospacing="1" w:line="240" w:lineRule="auto"/>
         <w:rPr>
@@ -4268,7 +6964,7 @@
       <w:pPr>
         <w:numPr>
           <w:ilvl w:val="1"/>
-          <w:numId w:val="37"/>
+          <w:numId w:val="16"/>
         </w:numPr>
         <w:spacing w:before="100" w:beforeAutospacing="1" w:after="100" w:afterAutospacing="1" w:line="240" w:lineRule="auto"/>
         <w:rPr>
@@ -4296,7 +6992,7 @@
       <w:pPr>
         <w:numPr>
           <w:ilvl w:val="0"/>
-          <w:numId w:val="37"/>
+          <w:numId w:val="16"/>
         </w:numPr>
         <w:spacing w:before="100" w:beforeAutospacing="1" w:after="100" w:afterAutospacing="1" w:line="240" w:lineRule="auto"/>
         <w:rPr>
@@ -4337,7 +7033,7 @@
       <w:pPr>
         <w:numPr>
           <w:ilvl w:val="1"/>
-          <w:numId w:val="37"/>
+          <w:numId w:val="16"/>
         </w:numPr>
         <w:spacing w:before="100" w:beforeAutospacing="1" w:after="100" w:afterAutospacing="1" w:line="240" w:lineRule="auto"/>
         <w:rPr>
@@ -4365,7 +7061,7 @@
       <w:pPr>
         <w:numPr>
           <w:ilvl w:val="1"/>
-          <w:numId w:val="37"/>
+          <w:numId w:val="16"/>
         </w:numPr>
         <w:spacing w:before="100" w:beforeAutospacing="1" w:after="100" w:afterAutospacing="1" w:line="240" w:lineRule="auto"/>
         <w:rPr>
@@ -4393,7 +7089,7 @@
       <w:pPr>
         <w:numPr>
           <w:ilvl w:val="1"/>
-          <w:numId w:val="37"/>
+          <w:numId w:val="16"/>
         </w:numPr>
         <w:spacing w:before="100" w:beforeAutospacing="1" w:after="100" w:afterAutospacing="1" w:line="240" w:lineRule="auto"/>
         <w:rPr>
@@ -4421,7 +7117,7 @@
       <w:pPr>
         <w:numPr>
           <w:ilvl w:val="0"/>
-          <w:numId w:val="37"/>
+          <w:numId w:val="16"/>
         </w:numPr>
         <w:spacing w:before="100" w:beforeAutospacing="1" w:after="100" w:afterAutospacing="1" w:line="240" w:lineRule="auto"/>
         <w:rPr>
@@ -4462,7 +7158,7 @@
       <w:pPr>
         <w:numPr>
           <w:ilvl w:val="1"/>
-          <w:numId w:val="37"/>
+          <w:numId w:val="16"/>
         </w:numPr>
         <w:spacing w:before="100" w:beforeAutospacing="1" w:after="100" w:afterAutospacing="1" w:line="240" w:lineRule="auto"/>
         <w:rPr>
@@ -4490,7 +7186,7 @@
       <w:pPr>
         <w:numPr>
           <w:ilvl w:val="1"/>
-          <w:numId w:val="37"/>
+          <w:numId w:val="16"/>
         </w:numPr>
         <w:spacing w:before="100" w:beforeAutospacing="1" w:after="100" w:afterAutospacing="1" w:line="240" w:lineRule="auto"/>
         <w:rPr>
@@ -4518,7 +7214,7 @@
       <w:pPr>
         <w:numPr>
           <w:ilvl w:val="1"/>
-          <w:numId w:val="37"/>
+          <w:numId w:val="16"/>
         </w:numPr>
         <w:spacing w:before="100" w:beforeAutospacing="1" w:after="100" w:afterAutospacing="1" w:line="240" w:lineRule="auto"/>
         <w:rPr>
@@ -4546,7 +7242,7 @@
       <w:pPr>
         <w:numPr>
           <w:ilvl w:val="0"/>
-          <w:numId w:val="37"/>
+          <w:numId w:val="16"/>
         </w:numPr>
         <w:spacing w:before="100" w:beforeAutospacing="1" w:after="100" w:afterAutospacing="1" w:line="240" w:lineRule="auto"/>
         <w:rPr>
@@ -4587,7 +7283,7 @@
       <w:pPr>
         <w:numPr>
           <w:ilvl w:val="1"/>
-          <w:numId w:val="37"/>
+          <w:numId w:val="16"/>
         </w:numPr>
         <w:spacing w:before="100" w:beforeAutospacing="1" w:after="100" w:afterAutospacing="1" w:line="240" w:lineRule="auto"/>
         <w:rPr>
@@ -4615,7 +7311,7 @@
       <w:pPr>
         <w:numPr>
           <w:ilvl w:val="1"/>
-          <w:numId w:val="37"/>
+          <w:numId w:val="16"/>
         </w:numPr>
         <w:spacing w:before="100" w:beforeAutospacing="1" w:after="100" w:afterAutospacing="1" w:line="240" w:lineRule="auto"/>
         <w:rPr>
@@ -4738,7 +7434,7 @@
       <w:pPr>
         <w:numPr>
           <w:ilvl w:val="0"/>
-          <w:numId w:val="38"/>
+          <w:numId w:val="17"/>
         </w:numPr>
         <w:spacing w:before="100" w:beforeAutospacing="1" w:after="100" w:afterAutospacing="1" w:line="240" w:lineRule="auto"/>
         <w:rPr>
@@ -4779,7 +7475,7 @@
       <w:pPr>
         <w:numPr>
           <w:ilvl w:val="0"/>
-          <w:numId w:val="38"/>
+          <w:numId w:val="17"/>
         </w:numPr>
         <w:spacing w:before="100" w:beforeAutospacing="1" w:after="100" w:afterAutospacing="1" w:line="240" w:lineRule="auto"/>
         <w:rPr>
@@ -4820,7 +7516,7 @@
       <w:pPr>
         <w:numPr>
           <w:ilvl w:val="0"/>
-          <w:numId w:val="38"/>
+          <w:numId w:val="17"/>
         </w:numPr>
         <w:spacing w:before="100" w:beforeAutospacing="1" w:after="100" w:afterAutospacing="1" w:line="240" w:lineRule="auto"/>
         <w:rPr>
@@ -4890,7 +7586,7 @@
       <w:pPr>
         <w:numPr>
           <w:ilvl w:val="0"/>
-          <w:numId w:val="39"/>
+          <w:numId w:val="18"/>
         </w:numPr>
         <w:spacing w:before="100" w:beforeAutospacing="1" w:after="100" w:afterAutospacing="1" w:line="240" w:lineRule="auto"/>
         <w:rPr>
@@ -4918,7 +7614,7 @@
       <w:pPr>
         <w:numPr>
           <w:ilvl w:val="0"/>
-          <w:numId w:val="39"/>
+          <w:numId w:val="18"/>
         </w:numPr>
         <w:spacing w:before="100" w:beforeAutospacing="1" w:after="100" w:afterAutospacing="1" w:line="240" w:lineRule="auto"/>
         <w:rPr>
@@ -4946,7 +7642,7 @@
       <w:pPr>
         <w:numPr>
           <w:ilvl w:val="0"/>
-          <w:numId w:val="39"/>
+          <w:numId w:val="18"/>
         </w:numPr>
         <w:spacing w:before="100" w:beforeAutospacing="1" w:after="100" w:afterAutospacing="1" w:line="240" w:lineRule="auto"/>
         <w:rPr>
@@ -4974,7 +7670,7 @@
       <w:pPr>
         <w:numPr>
           <w:ilvl w:val="0"/>
-          <w:numId w:val="39"/>
+          <w:numId w:val="18"/>
         </w:numPr>
         <w:spacing w:before="100" w:beforeAutospacing="1" w:after="100" w:afterAutospacing="1" w:line="240" w:lineRule="auto"/>
         <w:rPr>
@@ -5031,7 +7727,7 @@
       <w:pPr>
         <w:numPr>
           <w:ilvl w:val="0"/>
-          <w:numId w:val="40"/>
+          <w:numId w:val="19"/>
         </w:numPr>
         <w:spacing w:before="100" w:beforeAutospacing="1" w:after="100" w:afterAutospacing="1" w:line="240" w:lineRule="auto"/>
         <w:rPr>
@@ -5059,7 +7755,7 @@
       <w:pPr>
         <w:numPr>
           <w:ilvl w:val="0"/>
-          <w:numId w:val="40"/>
+          <w:numId w:val="19"/>
         </w:numPr>
         <w:spacing w:before="100" w:beforeAutospacing="1" w:after="100" w:afterAutospacing="1" w:line="240" w:lineRule="auto"/>
         <w:rPr>
@@ -5087,7 +7783,7 @@
       <w:pPr>
         <w:numPr>
           <w:ilvl w:val="0"/>
-          <w:numId w:val="40"/>
+          <w:numId w:val="19"/>
         </w:numPr>
         <w:spacing w:before="100" w:beforeAutospacing="1" w:after="100" w:afterAutospacing="1" w:line="240" w:lineRule="auto"/>
         <w:rPr>
@@ -5139,7 +7835,7 @@
       <w:pPr>
         <w:numPr>
           <w:ilvl w:val="0"/>
-          <w:numId w:val="41"/>
+          <w:numId w:val="20"/>
         </w:numPr>
         <w:spacing w:before="100" w:beforeAutospacing="1" w:after="100" w:afterAutospacing="1" w:line="240" w:lineRule="auto"/>
         <w:rPr>
@@ -5167,7 +7863,7 @@
       <w:pPr>
         <w:numPr>
           <w:ilvl w:val="0"/>
-          <w:numId w:val="41"/>
+          <w:numId w:val="20"/>
         </w:numPr>
         <w:spacing w:before="100" w:beforeAutospacing="1" w:after="100" w:afterAutospacing="1" w:line="240" w:lineRule="auto"/>
         <w:rPr>
@@ -5261,21 +7957,19 @@
         </w:rPr>
         <w:t xml:space="preserve">System Prompt (Core </w:t>
       </w:r>
-      <w:proofErr w:type="spellStart"/>
-      <w:r>
-        <w:rPr>
-          <w:rFonts w:ascii="Calibri" w:eastAsia="Times New Roman" w:hAnsi="Calibri" w:cs="Calibri"/>
-          <w:b/>
-          <w:bCs/>
-          <w:kern w:val="0"/>
-          <w:sz w:val="20"/>
-          <w:szCs w:val="20"/>
-          <w:lang w:eastAsia="en-IN"/>
-          <w14:ligatures w14:val="none"/>
-        </w:rPr>
-        <w:t>Behavior</w:t>
-      </w:r>
-      <w:proofErr w:type="spellEnd"/>
+      <w:r>
+        <w:rPr>
+          <w:rFonts w:ascii="Calibri" w:eastAsia="Times New Roman" w:hAnsi="Calibri" w:cs="Calibri"/>
+          <w:b/>
+          <w:bCs/>
+          <w:kern w:val="0"/>
+          <w:sz w:val="20"/>
+          <w:szCs w:val="20"/>
+          <w:lang w:eastAsia="en-IN"/>
+          <w14:ligatures w14:val="none"/>
+        </w:rPr>
+        <w:t>Behaviour</w:t>
+      </w:r>
       <w:r>
         <w:rPr>
           <w:rFonts w:ascii="Calibri" w:eastAsia="Times New Roman" w:hAnsi="Calibri" w:cs="Calibri"/>
@@ -5294,7 +7988,7 @@
       <w:pPr>
         <w:numPr>
           <w:ilvl w:val="0"/>
-          <w:numId w:val="42"/>
+          <w:numId w:val="21"/>
         </w:numPr>
         <w:spacing w:before="100" w:beforeAutospacing="1" w:after="100" w:afterAutospacing="1" w:line="240" w:lineRule="auto"/>
         <w:rPr>
@@ -5322,7 +8016,7 @@
       <w:pPr>
         <w:numPr>
           <w:ilvl w:val="1"/>
-          <w:numId w:val="42"/>
+          <w:numId w:val="21"/>
         </w:numPr>
         <w:spacing w:before="100" w:beforeAutospacing="1" w:after="100" w:afterAutospacing="1" w:line="240" w:lineRule="auto"/>
         <w:rPr>
@@ -5350,7 +8044,7 @@
       <w:pPr>
         <w:numPr>
           <w:ilvl w:val="1"/>
-          <w:numId w:val="42"/>
+          <w:numId w:val="21"/>
         </w:numPr>
         <w:spacing w:before="100" w:beforeAutospacing="1" w:after="100" w:afterAutospacing="1" w:line="240" w:lineRule="auto"/>
         <w:rPr>
@@ -5378,7 +8072,7 @@
       <w:pPr>
         <w:numPr>
           <w:ilvl w:val="1"/>
-          <w:numId w:val="42"/>
+          <w:numId w:val="21"/>
         </w:numPr>
         <w:spacing w:before="100" w:beforeAutospacing="1" w:after="100" w:afterAutospacing="1" w:line="240" w:lineRule="auto"/>
         <w:rPr>
@@ -5697,7 +8391,7 @@
       <w:pPr>
         <w:numPr>
           <w:ilvl w:val="0"/>
-          <w:numId w:val="43"/>
+          <w:numId w:val="22"/>
         </w:numPr>
         <w:spacing w:before="100" w:beforeAutospacing="1" w:after="100" w:afterAutospacing="1" w:line="240" w:lineRule="auto"/>
         <w:rPr>
@@ -5725,7 +8419,7 @@
       <w:pPr>
         <w:numPr>
           <w:ilvl w:val="0"/>
-          <w:numId w:val="43"/>
+          <w:numId w:val="22"/>
         </w:numPr>
         <w:spacing w:before="100" w:beforeAutospacing="1" w:after="100" w:afterAutospacing="1" w:line="240" w:lineRule="auto"/>
         <w:rPr>
@@ -6407,7 +9101,7 @@
       <w:pPr>
         <w:numPr>
           <w:ilvl w:val="0"/>
-          <w:numId w:val="44"/>
+          <w:numId w:val="23"/>
         </w:numPr>
         <w:spacing w:before="100" w:beforeAutospacing="1" w:after="100" w:afterAutospacing="1" w:line="240" w:lineRule="auto"/>
         <w:rPr>
@@ -6435,7 +9129,7 @@
       <w:pPr>
         <w:numPr>
           <w:ilvl w:val="1"/>
-          <w:numId w:val="44"/>
+          <w:numId w:val="23"/>
         </w:numPr>
         <w:spacing w:before="100" w:beforeAutospacing="1" w:after="100" w:afterAutospacing="1" w:line="240" w:lineRule="auto"/>
         <w:rPr>
@@ -6463,7 +9157,7 @@
       <w:pPr>
         <w:numPr>
           <w:ilvl w:val="1"/>
-          <w:numId w:val="44"/>
+          <w:numId w:val="23"/>
         </w:numPr>
         <w:spacing w:before="100" w:beforeAutospacing="1" w:after="100" w:afterAutospacing="1" w:line="240" w:lineRule="auto"/>
         <w:rPr>
@@ -6491,7 +9185,7 @@
       <w:pPr>
         <w:numPr>
           <w:ilvl w:val="0"/>
-          <w:numId w:val="44"/>
+          <w:numId w:val="23"/>
         </w:numPr>
         <w:spacing w:before="100" w:beforeAutospacing="1" w:after="100" w:afterAutospacing="1" w:line="240" w:lineRule="auto"/>
         <w:rPr>
@@ -6519,7 +9213,7 @@
       <w:pPr>
         <w:numPr>
           <w:ilvl w:val="1"/>
-          <w:numId w:val="44"/>
+          <w:numId w:val="23"/>
         </w:numPr>
         <w:spacing w:before="100" w:beforeAutospacing="1" w:after="100" w:afterAutospacing="1" w:line="240" w:lineRule="auto"/>
         <w:rPr>
@@ -6547,7 +9241,7 @@
       <w:pPr>
         <w:numPr>
           <w:ilvl w:val="1"/>
-          <w:numId w:val="44"/>
+          <w:numId w:val="23"/>
         </w:numPr>
         <w:spacing w:before="100" w:beforeAutospacing="1" w:after="100" w:afterAutospacing="1" w:line="240" w:lineRule="auto"/>
         <w:rPr>
@@ -6575,7 +9269,7 @@
       <w:pPr>
         <w:numPr>
           <w:ilvl w:val="1"/>
-          <w:numId w:val="44"/>
+          <w:numId w:val="23"/>
         </w:numPr>
         <w:spacing w:before="100" w:beforeAutospacing="1" w:after="100" w:afterAutospacing="1" w:line="240" w:lineRule="auto"/>
         <w:rPr>
@@ -6645,7 +9339,7 @@
       <w:pPr>
         <w:numPr>
           <w:ilvl w:val="0"/>
-          <w:numId w:val="45"/>
+          <w:numId w:val="24"/>
         </w:numPr>
         <w:spacing w:before="100" w:beforeAutospacing="1" w:after="100" w:afterAutospacing="1" w:line="240" w:lineRule="auto"/>
         <w:rPr>
@@ -6710,7 +9404,7 @@
       <w:pPr>
         <w:numPr>
           <w:ilvl w:val="0"/>
-          <w:numId w:val="45"/>
+          <w:numId w:val="24"/>
         </w:numPr>
         <w:spacing w:before="100" w:beforeAutospacing="1" w:after="100" w:afterAutospacing="1" w:line="240" w:lineRule="auto"/>
         <w:rPr>
@@ -6799,7 +9493,7 @@
       <w:pPr>
         <w:numPr>
           <w:ilvl w:val="0"/>
-          <w:numId w:val="45"/>
+          <w:numId w:val="24"/>
         </w:numPr>
         <w:spacing w:before="100" w:beforeAutospacing="1" w:after="100" w:afterAutospacing="1" w:line="240" w:lineRule="auto"/>
         <w:rPr>
@@ -6840,7 +9534,7 @@
       <w:pPr>
         <w:numPr>
           <w:ilvl w:val="0"/>
-          <w:numId w:val="45"/>
+          <w:numId w:val="24"/>
         </w:numPr>
         <w:spacing w:before="100" w:beforeAutospacing="1" w:after="100" w:afterAutospacing="1" w:line="240" w:lineRule="auto"/>
         <w:rPr>
@@ -6881,7 +9575,7 @@
       <w:pPr>
         <w:numPr>
           <w:ilvl w:val="0"/>
-          <w:numId w:val="45"/>
+          <w:numId w:val="24"/>
         </w:numPr>
         <w:spacing w:before="100" w:beforeAutospacing="1" w:after="100" w:afterAutospacing="1" w:line="240" w:lineRule="auto"/>
         <w:rPr>
@@ -6964,7 +9658,7 @@
       <w:pPr>
         <w:numPr>
           <w:ilvl w:val="0"/>
-          <w:numId w:val="46"/>
+          <w:numId w:val="25"/>
         </w:numPr>
         <w:spacing w:before="100" w:beforeAutospacing="1" w:after="100" w:afterAutospacing="1" w:line="240" w:lineRule="auto"/>
         <w:rPr>
@@ -6992,7 +9686,7 @@
       <w:pPr>
         <w:numPr>
           <w:ilvl w:val="0"/>
-          <w:numId w:val="46"/>
+          <w:numId w:val="25"/>
         </w:numPr>
         <w:spacing w:before="100" w:beforeAutospacing="1" w:after="100" w:afterAutospacing="1" w:line="240" w:lineRule="auto"/>
         <w:rPr>
@@ -7020,7 +9714,7 @@
       <w:pPr>
         <w:numPr>
           <w:ilvl w:val="0"/>
-          <w:numId w:val="46"/>
+          <w:numId w:val="25"/>
         </w:numPr>
         <w:spacing w:before="100" w:beforeAutospacing="1" w:after="100" w:afterAutospacing="1" w:line="240" w:lineRule="auto"/>
         <w:rPr>
@@ -7048,7 +9742,7 @@
       <w:pPr>
         <w:numPr>
           <w:ilvl w:val="0"/>
-          <w:numId w:val="46"/>
+          <w:numId w:val="25"/>
         </w:numPr>
         <w:spacing w:before="100" w:beforeAutospacing="1" w:after="100" w:afterAutospacing="1" w:line="240" w:lineRule="auto"/>
         <w:rPr>
@@ -7118,7 +9812,7 @@
       <w:pPr>
         <w:numPr>
           <w:ilvl w:val="0"/>
-          <w:numId w:val="47"/>
+          <w:numId w:val="26"/>
         </w:numPr>
         <w:spacing w:before="100" w:beforeAutospacing="1" w:after="100" w:afterAutospacing="1" w:line="240" w:lineRule="auto"/>
         <w:rPr>
@@ -7146,7 +9840,7 @@
       <w:pPr>
         <w:numPr>
           <w:ilvl w:val="0"/>
-          <w:numId w:val="47"/>
+          <w:numId w:val="26"/>
         </w:numPr>
         <w:spacing w:before="100" w:beforeAutospacing="1" w:after="100" w:afterAutospacing="1" w:line="240" w:lineRule="auto"/>
         <w:rPr>
@@ -7174,7 +9868,7 @@
       <w:pPr>
         <w:numPr>
           <w:ilvl w:val="0"/>
-          <w:numId w:val="47"/>
+          <w:numId w:val="26"/>
         </w:numPr>
         <w:spacing w:before="100" w:beforeAutospacing="1" w:after="100" w:afterAutospacing="1" w:line="240" w:lineRule="auto"/>
         <w:rPr>
@@ -7202,7 +9896,7 @@
       <w:pPr>
         <w:numPr>
           <w:ilvl w:val="0"/>
-          <w:numId w:val="47"/>
+          <w:numId w:val="26"/>
         </w:numPr>
         <w:spacing w:before="100" w:beforeAutospacing="1" w:after="100" w:afterAutospacing="1" w:line="240" w:lineRule="auto"/>
         <w:rPr>
@@ -7230,7 +9924,7 @@
       <w:pPr>
         <w:numPr>
           <w:ilvl w:val="0"/>
-          <w:numId w:val="47"/>
+          <w:numId w:val="26"/>
         </w:numPr>
         <w:spacing w:before="100" w:beforeAutospacing="1" w:after="100" w:afterAutospacing="1" w:line="240" w:lineRule="auto"/>
         <w:rPr>
@@ -7359,7 +10053,7 @@
       <w:pPr>
         <w:numPr>
           <w:ilvl w:val="0"/>
-          <w:numId w:val="22"/>
+          <w:numId w:val="1"/>
         </w:numPr>
         <w:shd w:val="clear" w:color="auto" w:fill="FFFFFF"/>
         <w:spacing w:before="100" w:beforeAutospacing="1" w:after="100" w:afterAutospacing="1" w:line="240" w:lineRule="auto"/>
@@ -7391,7 +10085,7 @@
       <w:pPr>
         <w:numPr>
           <w:ilvl w:val="0"/>
-          <w:numId w:val="22"/>
+          <w:numId w:val="1"/>
         </w:numPr>
         <w:shd w:val="clear" w:color="auto" w:fill="FFFFFF"/>
         <w:spacing w:before="100" w:beforeAutospacing="1" w:after="100" w:afterAutospacing="1" w:line="240" w:lineRule="auto"/>
@@ -7434,7 +10128,7 @@
       <w:pPr>
         <w:numPr>
           <w:ilvl w:val="0"/>
-          <w:numId w:val="22"/>
+          <w:numId w:val="1"/>
         </w:numPr>
         <w:shd w:val="clear" w:color="auto" w:fill="FFFFFF"/>
         <w:spacing w:before="100" w:beforeAutospacing="1" w:after="100" w:afterAutospacing="1" w:line="240" w:lineRule="auto"/>
@@ -7477,7 +10171,7 @@
       <w:pPr>
         <w:numPr>
           <w:ilvl w:val="0"/>
-          <w:numId w:val="22"/>
+          <w:numId w:val="1"/>
         </w:numPr>
         <w:shd w:val="clear" w:color="auto" w:fill="FFFFFF"/>
         <w:spacing w:before="100" w:beforeAutospacing="1" w:after="100" w:afterAutospacing="1" w:line="240" w:lineRule="auto"/>
@@ -7509,7 +10203,7 @@
       <w:pPr>
         <w:numPr>
           <w:ilvl w:val="0"/>
-          <w:numId w:val="22"/>
+          <w:numId w:val="1"/>
         </w:numPr>
         <w:shd w:val="clear" w:color="auto" w:fill="FFFFFF"/>
         <w:spacing w:before="100" w:beforeAutospacing="1" w:after="100" w:afterAutospacing="1" w:line="240" w:lineRule="auto"/>
@@ -7766,7 +10460,7 @@
       <w:pPr>
         <w:numPr>
           <w:ilvl w:val="0"/>
-          <w:numId w:val="23"/>
+          <w:numId w:val="2"/>
         </w:numPr>
         <w:shd w:val="clear" w:color="auto" w:fill="FFFFFF"/>
         <w:spacing w:before="100" w:beforeAutospacing="1" w:after="100" w:afterAutospacing="1" w:line="240" w:lineRule="auto"/>
@@ -7796,7 +10490,7 @@
       <w:pPr>
         <w:numPr>
           <w:ilvl w:val="0"/>
-          <w:numId w:val="23"/>
+          <w:numId w:val="2"/>
         </w:numPr>
         <w:shd w:val="clear" w:color="auto" w:fill="FFFFFF"/>
         <w:spacing w:before="100" w:beforeAutospacing="1" w:after="100" w:afterAutospacing="1" w:line="240" w:lineRule="auto"/>
@@ -7826,7 +10520,7 @@
       <w:pPr>
         <w:numPr>
           <w:ilvl w:val="0"/>
-          <w:numId w:val="23"/>
+          <w:numId w:val="2"/>
         </w:numPr>
         <w:shd w:val="clear" w:color="auto" w:fill="FFFFFF"/>
         <w:spacing w:before="100" w:beforeAutospacing="1" w:after="100" w:afterAutospacing="1" w:line="240" w:lineRule="auto"/>
@@ -7856,7 +10550,7 @@
       <w:pPr>
         <w:numPr>
           <w:ilvl w:val="0"/>
-          <w:numId w:val="23"/>
+          <w:numId w:val="2"/>
         </w:numPr>
         <w:shd w:val="clear" w:color="auto" w:fill="FFFFFF"/>
         <w:spacing w:before="100" w:beforeAutospacing="1" w:after="100" w:afterAutospacing="1" w:line="240" w:lineRule="auto"/>
@@ -7886,7 +10580,7 @@
       <w:pPr>
         <w:numPr>
           <w:ilvl w:val="0"/>
-          <w:numId w:val="23"/>
+          <w:numId w:val="2"/>
         </w:numPr>
         <w:shd w:val="clear" w:color="auto" w:fill="FFFFFF"/>
         <w:spacing w:before="100" w:beforeAutospacing="1" w:after="100" w:afterAutospacing="1" w:line="240" w:lineRule="auto"/>
@@ -7916,7 +10610,7 @@
       <w:pPr>
         <w:numPr>
           <w:ilvl w:val="0"/>
-          <w:numId w:val="23"/>
+          <w:numId w:val="2"/>
         </w:numPr>
         <w:shd w:val="clear" w:color="auto" w:fill="FFFFFF"/>
         <w:spacing w:before="100" w:beforeAutospacing="1" w:after="100" w:afterAutospacing="1" w:line="240" w:lineRule="auto"/>
@@ -8160,7 +10854,7 @@
       <w:pPr>
         <w:numPr>
           <w:ilvl w:val="0"/>
-          <w:numId w:val="24"/>
+          <w:numId w:val="3"/>
         </w:numPr>
         <w:shd w:val="clear" w:color="auto" w:fill="FFFFFF"/>
         <w:spacing w:before="100" w:beforeAutospacing="1" w:after="100" w:afterAutospacing="1" w:line="240" w:lineRule="auto"/>
@@ -8190,7 +10884,7 @@
       <w:pPr>
         <w:numPr>
           <w:ilvl w:val="0"/>
-          <w:numId w:val="24"/>
+          <w:numId w:val="3"/>
         </w:numPr>
         <w:shd w:val="clear" w:color="auto" w:fill="FFFFFF"/>
         <w:spacing w:before="100" w:beforeAutospacing="1" w:after="100" w:afterAutospacing="1" w:line="240" w:lineRule="auto"/>
@@ -8220,7 +10914,7 @@
       <w:pPr>
         <w:numPr>
           <w:ilvl w:val="0"/>
-          <w:numId w:val="24"/>
+          <w:numId w:val="3"/>
         </w:numPr>
         <w:shd w:val="clear" w:color="auto" w:fill="FFFFFF"/>
         <w:spacing w:before="100" w:beforeAutospacing="1" w:after="100" w:afterAutospacing="1" w:line="240" w:lineRule="auto"/>
@@ -8250,7 +10944,7 @@
       <w:pPr>
         <w:numPr>
           <w:ilvl w:val="0"/>
-          <w:numId w:val="24"/>
+          <w:numId w:val="3"/>
         </w:numPr>
         <w:shd w:val="clear" w:color="auto" w:fill="FFFFFF"/>
         <w:spacing w:before="100" w:beforeAutospacing="1" w:after="100" w:afterAutospacing="1" w:line="240" w:lineRule="auto"/>
@@ -8280,7 +10974,7 @@
       <w:pPr>
         <w:numPr>
           <w:ilvl w:val="0"/>
-          <w:numId w:val="24"/>
+          <w:numId w:val="3"/>
         </w:numPr>
         <w:shd w:val="clear" w:color="auto" w:fill="FFFFFF"/>
         <w:spacing w:before="100" w:beforeAutospacing="1" w:after="100" w:afterAutospacing="1" w:line="240" w:lineRule="auto"/>
@@ -8387,7 +11081,7 @@
       <w:pPr>
         <w:numPr>
           <w:ilvl w:val="0"/>
-          <w:numId w:val="25"/>
+          <w:numId w:val="4"/>
         </w:numPr>
         <w:shd w:val="clear" w:color="auto" w:fill="FFFFFF"/>
         <w:spacing w:before="100" w:beforeAutospacing="1" w:after="100" w:afterAutospacing="1" w:line="240" w:lineRule="auto"/>
@@ -8454,7 +11148,7 @@
       <w:pPr>
         <w:numPr>
           <w:ilvl w:val="0"/>
-          <w:numId w:val="25"/>
+          <w:numId w:val="4"/>
         </w:numPr>
         <w:shd w:val="clear" w:color="auto" w:fill="FFFFFF"/>
         <w:spacing w:before="100" w:beforeAutospacing="1" w:after="100" w:afterAutospacing="1" w:line="240" w:lineRule="auto"/>
@@ -8497,7 +11191,7 @@
       <w:pPr>
         <w:numPr>
           <w:ilvl w:val="0"/>
-          <w:numId w:val="25"/>
+          <w:numId w:val="4"/>
         </w:numPr>
         <w:shd w:val="clear" w:color="auto" w:fill="FFFFFF"/>
         <w:spacing w:before="100" w:beforeAutospacing="1" w:after="100" w:afterAutospacing="1" w:line="240" w:lineRule="auto"/>
@@ -8540,7 +11234,7 @@
       <w:pPr>
         <w:numPr>
           <w:ilvl w:val="0"/>
-          <w:numId w:val="25"/>
+          <w:numId w:val="4"/>
         </w:numPr>
         <w:shd w:val="clear" w:color="auto" w:fill="FFFFFF"/>
         <w:spacing w:before="100" w:beforeAutospacing="1" w:after="100" w:afterAutospacing="1" w:line="240" w:lineRule="auto"/>
@@ -8583,7 +11277,7 @@
       <w:pPr>
         <w:numPr>
           <w:ilvl w:val="0"/>
-          <w:numId w:val="25"/>
+          <w:numId w:val="4"/>
         </w:numPr>
         <w:shd w:val="clear" w:color="auto" w:fill="FFFFFF"/>
         <w:spacing w:before="100" w:beforeAutospacing="1" w:after="100" w:afterAutospacing="1" w:line="240" w:lineRule="auto"/>
@@ -8626,7 +11320,7 @@
       <w:pPr>
         <w:numPr>
           <w:ilvl w:val="0"/>
-          <w:numId w:val="25"/>
+          <w:numId w:val="4"/>
         </w:numPr>
         <w:shd w:val="clear" w:color="auto" w:fill="FFFFFF"/>
         <w:spacing w:before="100" w:beforeAutospacing="1" w:after="100" w:afterAutospacing="1" w:line="240" w:lineRule="auto"/>
@@ -12321,57 +15015,6 @@
 <file path=word/numbering.xml><?xml version="1.0" encoding="utf-8"?>
 <w:numbering xmlns:wpc="http://schemas.microsoft.com/office/word/2010/wordprocessingCanvas" xmlns:cx="http://schemas.microsoft.com/office/drawing/2014/chartex" xmlns:cx1="http://schemas.microsoft.com/office/drawing/2015/9/8/chartex" xmlns:cx2="http://schemas.microsoft.com/office/drawing/2015/10/21/chartex" xmlns:cx3="http://schemas.microsoft.com/office/drawing/2016/5/9/chartex" xmlns:cx4="http://schemas.microsoft.com/office/drawing/2016/5/10/chartex" xmlns:cx5="http://schemas.microsoft.com/office/drawing/2016/5/11/chartex" xmlns:cx6="http://schemas.microsoft.com/office/drawing/2016/5/12/chartex" xmlns:cx7="http://schemas.microsoft.com/office/drawing/2016/5/13/chartex" xmlns:cx8="http://schemas.microsoft.com/office/drawing/2016/5/14/chartex" xmlns:mc="http://schemas.openxmlformats.org/markup-compatibility/2006" xmlns:aink="http://schemas.microsoft.com/office/drawing/2016/ink" xmlns:am3d="http://schemas.microsoft.com/office/drawing/2017/model3d" xmlns:o="urn:schemas-microsoft-com:office:office" xmlns:oel="http://schemas.microsoft.com/office/2019/extlst" xmlns:r="http://schemas.openxmlformats.org/officeDocument/2006/relationships" xmlns:m="http://schemas.openxmlformats.org/officeDocument/2006/math" xmlns:v="urn:schemas-microsoft-com:vml" xmlns:wp14="http://schemas.microsoft.com/office/word/2010/wordprocessingDrawing" xmlns:wp="http://schemas.openxmlformats.org/drawingml/2006/wordprocessingDrawing" xmlns:w10="urn:schemas-microsoft-com:office:word" xmlns:w="http://schemas.openxmlformats.org/wordprocessingml/2006/main" xmlns:w14="http://schemas.microsoft.com/office/word/2010/wordml" xmlns:w15="http://schemas.microsoft.com/office/word/2012/wordml" xmlns:w16cex="http://schemas.microsoft.com/office/word/2018/wordml/cex" xmlns:w16cid="http://schemas.microsoft.com/office/word/2016/wordml/cid" xmlns:w16="http://schemas.microsoft.com/office/word/2018/wordml" xmlns:w16du="http://schemas.microsoft.com/office/word/2023/wordml/word16du" xmlns:w16sdtdh="http://schemas.microsoft.com/office/word/2020/wordml/sdtdatahash" xmlns:w16sdtfl="http://schemas.microsoft.com/office/word/2024/wordml/sdtformatlock" xmlns:w16se="http://schemas.microsoft.com/office/word/2015/wordml/symex" xmlns:wpg="http://schemas.microsoft.com/office/word/2010/wordprocessingGroup" xmlns:wpi="http://schemas.microsoft.com/office/word/2010/wordprocessingInk" xmlns:wne="http://schemas.microsoft.com/office/word/2006/wordml" xmlns:wps="http://schemas.microsoft.com/office/word/2010/wordprocessingShape" mc:Ignorable="w14 w15 w16se w16cid w16 w16cex w16sdtdh w16sdtfl w16du wp14">
   <w:abstractNum w:abstractNumId="0" w15:restartNumberingAfterBreak="0">
-    <w:nsid w:val="8BDB916C"/>
-    <w:multiLevelType w:val="hybridMultilevel"/>
-    <w:tmpl w:val="FFFFFFFF"/>
-    <w:lvl w:ilvl="0" w:tplc="FFFFFFFF">
-      <w:start w:val="1"/>
-      <w:numFmt w:val="bullet"/>
-      <w:lvlText w:val="•"/>
-      <w:lvlJc w:val="left"/>
-    </w:lvl>
-    <w:lvl w:ilvl="1" w:tplc="FFFFFFFF">
-      <w:numFmt w:val="decimal"/>
-      <w:lvlText w:val=""/>
-      <w:lvlJc w:val="left"/>
-    </w:lvl>
-    <w:lvl w:ilvl="2" w:tplc="FFFFFFFF">
-      <w:numFmt w:val="decimal"/>
-      <w:lvlText w:val=""/>
-      <w:lvlJc w:val="left"/>
-    </w:lvl>
-    <w:lvl w:ilvl="3" w:tplc="FFFFFFFF">
-      <w:numFmt w:val="decimal"/>
-      <w:lvlText w:val=""/>
-      <w:lvlJc w:val="left"/>
-    </w:lvl>
-    <w:lvl w:ilvl="4" w:tplc="FFFFFFFF">
-      <w:numFmt w:val="decimal"/>
-      <w:lvlText w:val=""/>
-      <w:lvlJc w:val="left"/>
-    </w:lvl>
-    <w:lvl w:ilvl="5" w:tplc="FFFFFFFF">
-      <w:numFmt w:val="decimal"/>
-      <w:lvlText w:val=""/>
-      <w:lvlJc w:val="left"/>
-    </w:lvl>
-    <w:lvl w:ilvl="6" w:tplc="FFFFFFFF">
-      <w:numFmt w:val="decimal"/>
-      <w:lvlText w:val=""/>
-      <w:lvlJc w:val="left"/>
-    </w:lvl>
-    <w:lvl w:ilvl="7" w:tplc="FFFFFFFF">
-      <w:numFmt w:val="decimal"/>
-      <w:lvlText w:val=""/>
-      <w:lvlJc w:val="left"/>
-    </w:lvl>
-    <w:lvl w:ilvl="8" w:tplc="FFFFFFFF">
-      <w:numFmt w:val="decimal"/>
-      <w:lvlText w:val=""/>
-      <w:lvlJc w:val="left"/>
-    </w:lvl>
-  </w:abstractNum>
-  <w:abstractNum w:abstractNumId="1" w15:restartNumberingAfterBreak="0">
     <w:nsid w:val="00DC3898"/>
     <w:multiLevelType w:val="multilevel"/>
     <w:tmpl w:val="BA584360"/>
@@ -12520,603 +15163,7 @@
       </w:rPr>
     </w:lvl>
   </w:abstractNum>
-  <w:abstractNum w:abstractNumId="2" w15:restartNumberingAfterBreak="0">
-    <w:nsid w:val="025E0773"/>
-    <w:multiLevelType w:val="multilevel"/>
-    <w:tmpl w:val="F64EC6E0"/>
-    <w:lvl w:ilvl="0">
-      <w:start w:val="1"/>
-      <w:numFmt w:val="bullet"/>
-      <w:lvlText w:val=""/>
-      <w:lvlJc w:val="left"/>
-      <w:pPr>
-        <w:tabs>
-          <w:tab w:val="num" w:pos="720"/>
-        </w:tabs>
-        <w:ind w:left="720" w:hanging="360"/>
-      </w:pPr>
-      <w:rPr>
-        <w:rFonts w:ascii="Symbol" w:hAnsi="Symbol" w:hint="default"/>
-        <w:sz w:val="20"/>
-      </w:rPr>
-    </w:lvl>
-    <w:lvl w:ilvl="1" w:tentative="1">
-      <w:start w:val="1"/>
-      <w:numFmt w:val="bullet"/>
-      <w:lvlText w:val="o"/>
-      <w:lvlJc w:val="left"/>
-      <w:pPr>
-        <w:tabs>
-          <w:tab w:val="num" w:pos="1440"/>
-        </w:tabs>
-        <w:ind w:left="1440" w:hanging="360"/>
-      </w:pPr>
-      <w:rPr>
-        <w:rFonts w:ascii="Courier New" w:hAnsi="Courier New" w:hint="default"/>
-        <w:sz w:val="20"/>
-      </w:rPr>
-    </w:lvl>
-    <w:lvl w:ilvl="2" w:tentative="1">
-      <w:start w:val="1"/>
-      <w:numFmt w:val="bullet"/>
-      <w:lvlText w:val=""/>
-      <w:lvlJc w:val="left"/>
-      <w:pPr>
-        <w:tabs>
-          <w:tab w:val="num" w:pos="2160"/>
-        </w:tabs>
-        <w:ind w:left="2160" w:hanging="360"/>
-      </w:pPr>
-      <w:rPr>
-        <w:rFonts w:ascii="Wingdings" w:hAnsi="Wingdings" w:hint="default"/>
-        <w:sz w:val="20"/>
-      </w:rPr>
-    </w:lvl>
-    <w:lvl w:ilvl="3" w:tentative="1">
-      <w:start w:val="1"/>
-      <w:numFmt w:val="bullet"/>
-      <w:lvlText w:val=""/>
-      <w:lvlJc w:val="left"/>
-      <w:pPr>
-        <w:tabs>
-          <w:tab w:val="num" w:pos="2880"/>
-        </w:tabs>
-        <w:ind w:left="2880" w:hanging="360"/>
-      </w:pPr>
-      <w:rPr>
-        <w:rFonts w:ascii="Wingdings" w:hAnsi="Wingdings" w:hint="default"/>
-        <w:sz w:val="20"/>
-      </w:rPr>
-    </w:lvl>
-    <w:lvl w:ilvl="4" w:tentative="1">
-      <w:start w:val="1"/>
-      <w:numFmt w:val="bullet"/>
-      <w:lvlText w:val=""/>
-      <w:lvlJc w:val="left"/>
-      <w:pPr>
-        <w:tabs>
-          <w:tab w:val="num" w:pos="3600"/>
-        </w:tabs>
-        <w:ind w:left="3600" w:hanging="360"/>
-      </w:pPr>
-      <w:rPr>
-        <w:rFonts w:ascii="Wingdings" w:hAnsi="Wingdings" w:hint="default"/>
-        <w:sz w:val="20"/>
-      </w:rPr>
-    </w:lvl>
-    <w:lvl w:ilvl="5" w:tentative="1">
-      <w:start w:val="1"/>
-      <w:numFmt w:val="bullet"/>
-      <w:lvlText w:val=""/>
-      <w:lvlJc w:val="left"/>
-      <w:pPr>
-        <w:tabs>
-          <w:tab w:val="num" w:pos="4320"/>
-        </w:tabs>
-        <w:ind w:left="4320" w:hanging="360"/>
-      </w:pPr>
-      <w:rPr>
-        <w:rFonts w:ascii="Wingdings" w:hAnsi="Wingdings" w:hint="default"/>
-        <w:sz w:val="20"/>
-      </w:rPr>
-    </w:lvl>
-    <w:lvl w:ilvl="6" w:tentative="1">
-      <w:start w:val="1"/>
-      <w:numFmt w:val="bullet"/>
-      <w:lvlText w:val=""/>
-      <w:lvlJc w:val="left"/>
-      <w:pPr>
-        <w:tabs>
-          <w:tab w:val="num" w:pos="5040"/>
-        </w:tabs>
-        <w:ind w:left="5040" w:hanging="360"/>
-      </w:pPr>
-      <w:rPr>
-        <w:rFonts w:ascii="Wingdings" w:hAnsi="Wingdings" w:hint="default"/>
-        <w:sz w:val="20"/>
-      </w:rPr>
-    </w:lvl>
-    <w:lvl w:ilvl="7" w:tentative="1">
-      <w:start w:val="1"/>
-      <w:numFmt w:val="bullet"/>
-      <w:lvlText w:val=""/>
-      <w:lvlJc w:val="left"/>
-      <w:pPr>
-        <w:tabs>
-          <w:tab w:val="num" w:pos="5760"/>
-        </w:tabs>
-        <w:ind w:left="5760" w:hanging="360"/>
-      </w:pPr>
-      <w:rPr>
-        <w:rFonts w:ascii="Wingdings" w:hAnsi="Wingdings" w:hint="default"/>
-        <w:sz w:val="20"/>
-      </w:rPr>
-    </w:lvl>
-    <w:lvl w:ilvl="8" w:tentative="1">
-      <w:start w:val="1"/>
-      <w:numFmt w:val="bullet"/>
-      <w:lvlText w:val=""/>
-      <w:lvlJc w:val="left"/>
-      <w:pPr>
-        <w:tabs>
-          <w:tab w:val="num" w:pos="6480"/>
-        </w:tabs>
-        <w:ind w:left="6480" w:hanging="360"/>
-      </w:pPr>
-      <w:rPr>
-        <w:rFonts w:ascii="Wingdings" w:hAnsi="Wingdings" w:hint="default"/>
-        <w:sz w:val="20"/>
-      </w:rPr>
-    </w:lvl>
-  </w:abstractNum>
-  <w:abstractNum w:abstractNumId="3" w15:restartNumberingAfterBreak="0">
-    <w:nsid w:val="02FF1511"/>
-    <w:multiLevelType w:val="multilevel"/>
-    <w:tmpl w:val="DA4EA556"/>
-    <w:lvl w:ilvl="0">
-      <w:start w:val="1"/>
-      <w:numFmt w:val="bullet"/>
-      <w:lvlText w:val=""/>
-      <w:lvlJc w:val="left"/>
-      <w:pPr>
-        <w:tabs>
-          <w:tab w:val="num" w:pos="720"/>
-        </w:tabs>
-        <w:ind w:left="720" w:hanging="360"/>
-      </w:pPr>
-      <w:rPr>
-        <w:rFonts w:ascii="Symbol" w:hAnsi="Symbol" w:hint="default"/>
-        <w:sz w:val="20"/>
-      </w:rPr>
-    </w:lvl>
-    <w:lvl w:ilvl="1" w:tentative="1">
-      <w:start w:val="1"/>
-      <w:numFmt w:val="bullet"/>
-      <w:lvlText w:val="o"/>
-      <w:lvlJc w:val="left"/>
-      <w:pPr>
-        <w:tabs>
-          <w:tab w:val="num" w:pos="1440"/>
-        </w:tabs>
-        <w:ind w:left="1440" w:hanging="360"/>
-      </w:pPr>
-      <w:rPr>
-        <w:rFonts w:ascii="Courier New" w:hAnsi="Courier New" w:hint="default"/>
-        <w:sz w:val="20"/>
-      </w:rPr>
-    </w:lvl>
-    <w:lvl w:ilvl="2" w:tentative="1">
-      <w:start w:val="1"/>
-      <w:numFmt w:val="bullet"/>
-      <w:lvlText w:val=""/>
-      <w:lvlJc w:val="left"/>
-      <w:pPr>
-        <w:tabs>
-          <w:tab w:val="num" w:pos="2160"/>
-        </w:tabs>
-        <w:ind w:left="2160" w:hanging="360"/>
-      </w:pPr>
-      <w:rPr>
-        <w:rFonts w:ascii="Wingdings" w:hAnsi="Wingdings" w:hint="default"/>
-        <w:sz w:val="20"/>
-      </w:rPr>
-    </w:lvl>
-    <w:lvl w:ilvl="3" w:tentative="1">
-      <w:start w:val="1"/>
-      <w:numFmt w:val="bullet"/>
-      <w:lvlText w:val=""/>
-      <w:lvlJc w:val="left"/>
-      <w:pPr>
-        <w:tabs>
-          <w:tab w:val="num" w:pos="2880"/>
-        </w:tabs>
-        <w:ind w:left="2880" w:hanging="360"/>
-      </w:pPr>
-      <w:rPr>
-        <w:rFonts w:ascii="Wingdings" w:hAnsi="Wingdings" w:hint="default"/>
-        <w:sz w:val="20"/>
-      </w:rPr>
-    </w:lvl>
-    <w:lvl w:ilvl="4" w:tentative="1">
-      <w:start w:val="1"/>
-      <w:numFmt w:val="bullet"/>
-      <w:lvlText w:val=""/>
-      <w:lvlJc w:val="left"/>
-      <w:pPr>
-        <w:tabs>
-          <w:tab w:val="num" w:pos="3600"/>
-        </w:tabs>
-        <w:ind w:left="3600" w:hanging="360"/>
-      </w:pPr>
-      <w:rPr>
-        <w:rFonts w:ascii="Wingdings" w:hAnsi="Wingdings" w:hint="default"/>
-        <w:sz w:val="20"/>
-      </w:rPr>
-    </w:lvl>
-    <w:lvl w:ilvl="5" w:tentative="1">
-      <w:start w:val="1"/>
-      <w:numFmt w:val="bullet"/>
-      <w:lvlText w:val=""/>
-      <w:lvlJc w:val="left"/>
-      <w:pPr>
-        <w:tabs>
-          <w:tab w:val="num" w:pos="4320"/>
-        </w:tabs>
-        <w:ind w:left="4320" w:hanging="360"/>
-      </w:pPr>
-      <w:rPr>
-        <w:rFonts w:ascii="Wingdings" w:hAnsi="Wingdings" w:hint="default"/>
-        <w:sz w:val="20"/>
-      </w:rPr>
-    </w:lvl>
-    <w:lvl w:ilvl="6" w:tentative="1">
-      <w:start w:val="1"/>
-      <w:numFmt w:val="bullet"/>
-      <w:lvlText w:val=""/>
-      <w:lvlJc w:val="left"/>
-      <w:pPr>
-        <w:tabs>
-          <w:tab w:val="num" w:pos="5040"/>
-        </w:tabs>
-        <w:ind w:left="5040" w:hanging="360"/>
-      </w:pPr>
-      <w:rPr>
-        <w:rFonts w:ascii="Wingdings" w:hAnsi="Wingdings" w:hint="default"/>
-        <w:sz w:val="20"/>
-      </w:rPr>
-    </w:lvl>
-    <w:lvl w:ilvl="7" w:tentative="1">
-      <w:start w:val="1"/>
-      <w:numFmt w:val="bullet"/>
-      <w:lvlText w:val=""/>
-      <w:lvlJc w:val="left"/>
-      <w:pPr>
-        <w:tabs>
-          <w:tab w:val="num" w:pos="5760"/>
-        </w:tabs>
-        <w:ind w:left="5760" w:hanging="360"/>
-      </w:pPr>
-      <w:rPr>
-        <w:rFonts w:ascii="Wingdings" w:hAnsi="Wingdings" w:hint="default"/>
-        <w:sz w:val="20"/>
-      </w:rPr>
-    </w:lvl>
-    <w:lvl w:ilvl="8" w:tentative="1">
-      <w:start w:val="1"/>
-      <w:numFmt w:val="bullet"/>
-      <w:lvlText w:val=""/>
-      <w:lvlJc w:val="left"/>
-      <w:pPr>
-        <w:tabs>
-          <w:tab w:val="num" w:pos="6480"/>
-        </w:tabs>
-        <w:ind w:left="6480" w:hanging="360"/>
-      </w:pPr>
-      <w:rPr>
-        <w:rFonts w:ascii="Wingdings" w:hAnsi="Wingdings" w:hint="default"/>
-        <w:sz w:val="20"/>
-      </w:rPr>
-    </w:lvl>
-  </w:abstractNum>
-  <w:abstractNum w:abstractNumId="4" w15:restartNumberingAfterBreak="0">
-    <w:nsid w:val="05205628"/>
-    <w:multiLevelType w:val="multilevel"/>
-    <w:tmpl w:val="E854A540"/>
-    <w:lvl w:ilvl="0">
-      <w:start w:val="1"/>
-      <w:numFmt w:val="bullet"/>
-      <w:lvlText w:val=""/>
-      <w:lvlJc w:val="left"/>
-      <w:pPr>
-        <w:tabs>
-          <w:tab w:val="num" w:pos="720"/>
-        </w:tabs>
-        <w:ind w:left="720" w:hanging="360"/>
-      </w:pPr>
-      <w:rPr>
-        <w:rFonts w:ascii="Symbol" w:hAnsi="Symbol" w:hint="default"/>
-        <w:sz w:val="20"/>
-      </w:rPr>
-    </w:lvl>
-    <w:lvl w:ilvl="1" w:tentative="1">
-      <w:start w:val="1"/>
-      <w:numFmt w:val="bullet"/>
-      <w:lvlText w:val="o"/>
-      <w:lvlJc w:val="left"/>
-      <w:pPr>
-        <w:tabs>
-          <w:tab w:val="num" w:pos="1440"/>
-        </w:tabs>
-        <w:ind w:left="1440" w:hanging="360"/>
-      </w:pPr>
-      <w:rPr>
-        <w:rFonts w:ascii="Courier New" w:hAnsi="Courier New" w:hint="default"/>
-        <w:sz w:val="20"/>
-      </w:rPr>
-    </w:lvl>
-    <w:lvl w:ilvl="2" w:tentative="1">
-      <w:start w:val="1"/>
-      <w:numFmt w:val="bullet"/>
-      <w:lvlText w:val=""/>
-      <w:lvlJc w:val="left"/>
-      <w:pPr>
-        <w:tabs>
-          <w:tab w:val="num" w:pos="2160"/>
-        </w:tabs>
-        <w:ind w:left="2160" w:hanging="360"/>
-      </w:pPr>
-      <w:rPr>
-        <w:rFonts w:ascii="Wingdings" w:hAnsi="Wingdings" w:hint="default"/>
-        <w:sz w:val="20"/>
-      </w:rPr>
-    </w:lvl>
-    <w:lvl w:ilvl="3" w:tentative="1">
-      <w:start w:val="1"/>
-      <w:numFmt w:val="bullet"/>
-      <w:lvlText w:val=""/>
-      <w:lvlJc w:val="left"/>
-      <w:pPr>
-        <w:tabs>
-          <w:tab w:val="num" w:pos="2880"/>
-        </w:tabs>
-        <w:ind w:left="2880" w:hanging="360"/>
-      </w:pPr>
-      <w:rPr>
-        <w:rFonts w:ascii="Wingdings" w:hAnsi="Wingdings" w:hint="default"/>
-        <w:sz w:val="20"/>
-      </w:rPr>
-    </w:lvl>
-    <w:lvl w:ilvl="4" w:tentative="1">
-      <w:start w:val="1"/>
-      <w:numFmt w:val="bullet"/>
-      <w:lvlText w:val=""/>
-      <w:lvlJc w:val="left"/>
-      <w:pPr>
-        <w:tabs>
-          <w:tab w:val="num" w:pos="3600"/>
-        </w:tabs>
-        <w:ind w:left="3600" w:hanging="360"/>
-      </w:pPr>
-      <w:rPr>
-        <w:rFonts w:ascii="Wingdings" w:hAnsi="Wingdings" w:hint="default"/>
-        <w:sz w:val="20"/>
-      </w:rPr>
-    </w:lvl>
-    <w:lvl w:ilvl="5" w:tentative="1">
-      <w:start w:val="1"/>
-      <w:numFmt w:val="bullet"/>
-      <w:lvlText w:val=""/>
-      <w:lvlJc w:val="left"/>
-      <w:pPr>
-        <w:tabs>
-          <w:tab w:val="num" w:pos="4320"/>
-        </w:tabs>
-        <w:ind w:left="4320" w:hanging="360"/>
-      </w:pPr>
-      <w:rPr>
-        <w:rFonts w:ascii="Wingdings" w:hAnsi="Wingdings" w:hint="default"/>
-        <w:sz w:val="20"/>
-      </w:rPr>
-    </w:lvl>
-    <w:lvl w:ilvl="6" w:tentative="1">
-      <w:start w:val="1"/>
-      <w:numFmt w:val="bullet"/>
-      <w:lvlText w:val=""/>
-      <w:lvlJc w:val="left"/>
-      <w:pPr>
-        <w:tabs>
-          <w:tab w:val="num" w:pos="5040"/>
-        </w:tabs>
-        <w:ind w:left="5040" w:hanging="360"/>
-      </w:pPr>
-      <w:rPr>
-        <w:rFonts w:ascii="Wingdings" w:hAnsi="Wingdings" w:hint="default"/>
-        <w:sz w:val="20"/>
-      </w:rPr>
-    </w:lvl>
-    <w:lvl w:ilvl="7" w:tentative="1">
-      <w:start w:val="1"/>
-      <w:numFmt w:val="bullet"/>
-      <w:lvlText w:val=""/>
-      <w:lvlJc w:val="left"/>
-      <w:pPr>
-        <w:tabs>
-          <w:tab w:val="num" w:pos="5760"/>
-        </w:tabs>
-        <w:ind w:left="5760" w:hanging="360"/>
-      </w:pPr>
-      <w:rPr>
-        <w:rFonts w:ascii="Wingdings" w:hAnsi="Wingdings" w:hint="default"/>
-        <w:sz w:val="20"/>
-      </w:rPr>
-    </w:lvl>
-    <w:lvl w:ilvl="8" w:tentative="1">
-      <w:start w:val="1"/>
-      <w:numFmt w:val="bullet"/>
-      <w:lvlText w:val=""/>
-      <w:lvlJc w:val="left"/>
-      <w:pPr>
-        <w:tabs>
-          <w:tab w:val="num" w:pos="6480"/>
-        </w:tabs>
-        <w:ind w:left="6480" w:hanging="360"/>
-      </w:pPr>
-      <w:rPr>
-        <w:rFonts w:ascii="Wingdings" w:hAnsi="Wingdings" w:hint="default"/>
-        <w:sz w:val="20"/>
-      </w:rPr>
-    </w:lvl>
-  </w:abstractNum>
-  <w:abstractNum w:abstractNumId="5" w15:restartNumberingAfterBreak="0">
-    <w:nsid w:val="08FA0738"/>
-    <w:multiLevelType w:val="multilevel"/>
-    <w:tmpl w:val="193C8ED8"/>
-    <w:lvl w:ilvl="0">
-      <w:start w:val="1"/>
-      <w:numFmt w:val="bullet"/>
-      <w:lvlText w:val=""/>
-      <w:lvlJc w:val="left"/>
-      <w:pPr>
-        <w:tabs>
-          <w:tab w:val="num" w:pos="720"/>
-        </w:tabs>
-        <w:ind w:left="720" w:hanging="360"/>
-      </w:pPr>
-      <w:rPr>
-        <w:rFonts w:ascii="Symbol" w:hAnsi="Symbol" w:hint="default"/>
-        <w:sz w:val="20"/>
-      </w:rPr>
-    </w:lvl>
-    <w:lvl w:ilvl="1" w:tentative="1">
-      <w:start w:val="1"/>
-      <w:numFmt w:val="bullet"/>
-      <w:lvlText w:val="o"/>
-      <w:lvlJc w:val="left"/>
-      <w:pPr>
-        <w:tabs>
-          <w:tab w:val="num" w:pos="1440"/>
-        </w:tabs>
-        <w:ind w:left="1440" w:hanging="360"/>
-      </w:pPr>
-      <w:rPr>
-        <w:rFonts w:ascii="Courier New" w:hAnsi="Courier New" w:hint="default"/>
-        <w:sz w:val="20"/>
-      </w:rPr>
-    </w:lvl>
-    <w:lvl w:ilvl="2" w:tentative="1">
-      <w:start w:val="1"/>
-      <w:numFmt w:val="bullet"/>
-      <w:lvlText w:val=""/>
-      <w:lvlJc w:val="left"/>
-      <w:pPr>
-        <w:tabs>
-          <w:tab w:val="num" w:pos="2160"/>
-        </w:tabs>
-        <w:ind w:left="2160" w:hanging="360"/>
-      </w:pPr>
-      <w:rPr>
-        <w:rFonts w:ascii="Wingdings" w:hAnsi="Wingdings" w:hint="default"/>
-        <w:sz w:val="20"/>
-      </w:rPr>
-    </w:lvl>
-    <w:lvl w:ilvl="3" w:tentative="1">
-      <w:start w:val="1"/>
-      <w:numFmt w:val="bullet"/>
-      <w:lvlText w:val=""/>
-      <w:lvlJc w:val="left"/>
-      <w:pPr>
-        <w:tabs>
-          <w:tab w:val="num" w:pos="2880"/>
-        </w:tabs>
-        <w:ind w:left="2880" w:hanging="360"/>
-      </w:pPr>
-      <w:rPr>
-        <w:rFonts w:ascii="Wingdings" w:hAnsi="Wingdings" w:hint="default"/>
-        <w:sz w:val="20"/>
-      </w:rPr>
-    </w:lvl>
-    <w:lvl w:ilvl="4" w:tentative="1">
-      <w:start w:val="1"/>
-      <w:numFmt w:val="bullet"/>
-      <w:lvlText w:val=""/>
-      <w:lvlJc w:val="left"/>
-      <w:pPr>
-        <w:tabs>
-          <w:tab w:val="num" w:pos="3600"/>
-        </w:tabs>
-        <w:ind w:left="3600" w:hanging="360"/>
-      </w:pPr>
-      <w:rPr>
-        <w:rFonts w:ascii="Wingdings" w:hAnsi="Wingdings" w:hint="default"/>
-        <w:sz w:val="20"/>
-      </w:rPr>
-    </w:lvl>
-    <w:lvl w:ilvl="5" w:tentative="1">
-      <w:start w:val="1"/>
-      <w:numFmt w:val="bullet"/>
-      <w:lvlText w:val=""/>
-      <w:lvlJc w:val="left"/>
-      <w:pPr>
-        <w:tabs>
-          <w:tab w:val="num" w:pos="4320"/>
-        </w:tabs>
-        <w:ind w:left="4320" w:hanging="360"/>
-      </w:pPr>
-      <w:rPr>
-        <w:rFonts w:ascii="Wingdings" w:hAnsi="Wingdings" w:hint="default"/>
-        <w:sz w:val="20"/>
-      </w:rPr>
-    </w:lvl>
-    <w:lvl w:ilvl="6" w:tentative="1">
-      <w:start w:val="1"/>
-      <w:numFmt w:val="bullet"/>
-      <w:lvlText w:val=""/>
-      <w:lvlJc w:val="left"/>
-      <w:pPr>
-        <w:tabs>
-          <w:tab w:val="num" w:pos="5040"/>
-        </w:tabs>
-        <w:ind w:left="5040" w:hanging="360"/>
-      </w:pPr>
-      <w:rPr>
-        <w:rFonts w:ascii="Wingdings" w:hAnsi="Wingdings" w:hint="default"/>
-        <w:sz w:val="20"/>
-      </w:rPr>
-    </w:lvl>
-    <w:lvl w:ilvl="7" w:tentative="1">
-      <w:start w:val="1"/>
-      <w:numFmt w:val="bullet"/>
-      <w:lvlText w:val=""/>
-      <w:lvlJc w:val="left"/>
-      <w:pPr>
-        <w:tabs>
-          <w:tab w:val="num" w:pos="5760"/>
-        </w:tabs>
-        <w:ind w:left="5760" w:hanging="360"/>
-      </w:pPr>
-      <w:rPr>
-        <w:rFonts w:ascii="Wingdings" w:hAnsi="Wingdings" w:hint="default"/>
-        <w:sz w:val="20"/>
-      </w:rPr>
-    </w:lvl>
-    <w:lvl w:ilvl="8" w:tentative="1">
-      <w:start w:val="1"/>
-      <w:numFmt w:val="bullet"/>
-      <w:lvlText w:val=""/>
-      <w:lvlJc w:val="left"/>
-      <w:pPr>
-        <w:tabs>
-          <w:tab w:val="num" w:pos="6480"/>
-        </w:tabs>
-        <w:ind w:left="6480" w:hanging="360"/>
-      </w:pPr>
-      <w:rPr>
-        <w:rFonts w:ascii="Wingdings" w:hAnsi="Wingdings" w:hint="default"/>
-        <w:sz w:val="20"/>
-      </w:rPr>
-    </w:lvl>
-  </w:abstractNum>
-  <w:abstractNum w:abstractNumId="6" w15:restartNumberingAfterBreak="0">
+  <w:abstractNum w:abstractNumId="1" w15:restartNumberingAfterBreak="0">
     <w:nsid w:val="0C4D2686"/>
     <w:multiLevelType w:val="multilevel"/>
     <w:tmpl w:val="1AE2A120"/>
@@ -13265,7 +15312,7 @@
       </w:rPr>
     </w:lvl>
   </w:abstractNum>
-  <w:abstractNum w:abstractNumId="7" w15:restartNumberingAfterBreak="0">
+  <w:abstractNum w:abstractNumId="2" w15:restartNumberingAfterBreak="0">
     <w:nsid w:val="10786E1D"/>
     <w:multiLevelType w:val="multilevel"/>
     <w:tmpl w:val="616C06D2"/>
@@ -13414,156 +15461,7 @@
       </w:rPr>
     </w:lvl>
   </w:abstractNum>
-  <w:abstractNum w:abstractNumId="8" w15:restartNumberingAfterBreak="0">
-    <w:nsid w:val="110100FF"/>
-    <w:multiLevelType w:val="multilevel"/>
-    <w:tmpl w:val="C778F8AC"/>
-    <w:lvl w:ilvl="0">
-      <w:start w:val="1"/>
-      <w:numFmt w:val="bullet"/>
-      <w:lvlText w:val=""/>
-      <w:lvlJc w:val="left"/>
-      <w:pPr>
-        <w:tabs>
-          <w:tab w:val="num" w:pos="720"/>
-        </w:tabs>
-        <w:ind w:left="720" w:hanging="360"/>
-      </w:pPr>
-      <w:rPr>
-        <w:rFonts w:ascii="Symbol" w:hAnsi="Symbol" w:hint="default"/>
-        <w:sz w:val="20"/>
-      </w:rPr>
-    </w:lvl>
-    <w:lvl w:ilvl="1" w:tentative="1">
-      <w:start w:val="1"/>
-      <w:numFmt w:val="bullet"/>
-      <w:lvlText w:val="o"/>
-      <w:lvlJc w:val="left"/>
-      <w:pPr>
-        <w:tabs>
-          <w:tab w:val="num" w:pos="1440"/>
-        </w:tabs>
-        <w:ind w:left="1440" w:hanging="360"/>
-      </w:pPr>
-      <w:rPr>
-        <w:rFonts w:ascii="Courier New" w:hAnsi="Courier New" w:hint="default"/>
-        <w:sz w:val="20"/>
-      </w:rPr>
-    </w:lvl>
-    <w:lvl w:ilvl="2" w:tentative="1">
-      <w:start w:val="1"/>
-      <w:numFmt w:val="bullet"/>
-      <w:lvlText w:val=""/>
-      <w:lvlJc w:val="left"/>
-      <w:pPr>
-        <w:tabs>
-          <w:tab w:val="num" w:pos="2160"/>
-        </w:tabs>
-        <w:ind w:left="2160" w:hanging="360"/>
-      </w:pPr>
-      <w:rPr>
-        <w:rFonts w:ascii="Wingdings" w:hAnsi="Wingdings" w:hint="default"/>
-        <w:sz w:val="20"/>
-      </w:rPr>
-    </w:lvl>
-    <w:lvl w:ilvl="3" w:tentative="1">
-      <w:start w:val="1"/>
-      <w:numFmt w:val="bullet"/>
-      <w:lvlText w:val=""/>
-      <w:lvlJc w:val="left"/>
-      <w:pPr>
-        <w:tabs>
-          <w:tab w:val="num" w:pos="2880"/>
-        </w:tabs>
-        <w:ind w:left="2880" w:hanging="360"/>
-      </w:pPr>
-      <w:rPr>
-        <w:rFonts w:ascii="Wingdings" w:hAnsi="Wingdings" w:hint="default"/>
-        <w:sz w:val="20"/>
-      </w:rPr>
-    </w:lvl>
-    <w:lvl w:ilvl="4" w:tentative="1">
-      <w:start w:val="1"/>
-      <w:numFmt w:val="bullet"/>
-      <w:lvlText w:val=""/>
-      <w:lvlJc w:val="left"/>
-      <w:pPr>
-        <w:tabs>
-          <w:tab w:val="num" w:pos="3600"/>
-        </w:tabs>
-        <w:ind w:left="3600" w:hanging="360"/>
-      </w:pPr>
-      <w:rPr>
-        <w:rFonts w:ascii="Wingdings" w:hAnsi="Wingdings" w:hint="default"/>
-        <w:sz w:val="20"/>
-      </w:rPr>
-    </w:lvl>
-    <w:lvl w:ilvl="5" w:tentative="1">
-      <w:start w:val="1"/>
-      <w:numFmt w:val="bullet"/>
-      <w:lvlText w:val=""/>
-      <w:lvlJc w:val="left"/>
-      <w:pPr>
-        <w:tabs>
-          <w:tab w:val="num" w:pos="4320"/>
-        </w:tabs>
-        <w:ind w:left="4320" w:hanging="360"/>
-      </w:pPr>
-      <w:rPr>
-        <w:rFonts w:ascii="Wingdings" w:hAnsi="Wingdings" w:hint="default"/>
-        <w:sz w:val="20"/>
-      </w:rPr>
-    </w:lvl>
-    <w:lvl w:ilvl="6" w:tentative="1">
-      <w:start w:val="1"/>
-      <w:numFmt w:val="bullet"/>
-      <w:lvlText w:val=""/>
-      <w:lvlJc w:val="left"/>
-      <w:pPr>
-        <w:tabs>
-          <w:tab w:val="num" w:pos="5040"/>
-        </w:tabs>
-        <w:ind w:left="5040" w:hanging="360"/>
-      </w:pPr>
-      <w:rPr>
-        <w:rFonts w:ascii="Wingdings" w:hAnsi="Wingdings" w:hint="default"/>
-        <w:sz w:val="20"/>
-      </w:rPr>
-    </w:lvl>
-    <w:lvl w:ilvl="7" w:tentative="1">
-      <w:start w:val="1"/>
-      <w:numFmt w:val="bullet"/>
-      <w:lvlText w:val=""/>
-      <w:lvlJc w:val="left"/>
-      <w:pPr>
-        <w:tabs>
-          <w:tab w:val="num" w:pos="5760"/>
-        </w:tabs>
-        <w:ind w:left="5760" w:hanging="360"/>
-      </w:pPr>
-      <w:rPr>
-        <w:rFonts w:ascii="Wingdings" w:hAnsi="Wingdings" w:hint="default"/>
-        <w:sz w:val="20"/>
-      </w:rPr>
-    </w:lvl>
-    <w:lvl w:ilvl="8" w:tentative="1">
-      <w:start w:val="1"/>
-      <w:numFmt w:val="bullet"/>
-      <w:lvlText w:val=""/>
-      <w:lvlJc w:val="left"/>
-      <w:pPr>
-        <w:tabs>
-          <w:tab w:val="num" w:pos="6480"/>
-        </w:tabs>
-        <w:ind w:left="6480" w:hanging="360"/>
-      </w:pPr>
-      <w:rPr>
-        <w:rFonts w:ascii="Wingdings" w:hAnsi="Wingdings" w:hint="default"/>
-        <w:sz w:val="20"/>
-      </w:rPr>
-    </w:lvl>
-  </w:abstractNum>
-  <w:abstractNum w:abstractNumId="9" w15:restartNumberingAfterBreak="0">
+  <w:abstractNum w:abstractNumId="3" w15:restartNumberingAfterBreak="0">
     <w:nsid w:val="11A2326A"/>
     <w:multiLevelType w:val="multilevel"/>
     <w:tmpl w:val="B064780C"/>
@@ -13676,156 +15574,7 @@
       </w:pPr>
     </w:lvl>
   </w:abstractNum>
-  <w:abstractNum w:abstractNumId="10" w15:restartNumberingAfterBreak="0">
-    <w:nsid w:val="136A08A2"/>
-    <w:multiLevelType w:val="multilevel"/>
-    <w:tmpl w:val="D54A137A"/>
-    <w:lvl w:ilvl="0">
-      <w:start w:val="1"/>
-      <w:numFmt w:val="bullet"/>
-      <w:lvlText w:val=""/>
-      <w:lvlJc w:val="left"/>
-      <w:pPr>
-        <w:tabs>
-          <w:tab w:val="num" w:pos="720"/>
-        </w:tabs>
-        <w:ind w:left="720" w:hanging="360"/>
-      </w:pPr>
-      <w:rPr>
-        <w:rFonts w:ascii="Symbol" w:hAnsi="Symbol" w:hint="default"/>
-        <w:sz w:val="20"/>
-      </w:rPr>
-    </w:lvl>
-    <w:lvl w:ilvl="1" w:tentative="1">
-      <w:start w:val="1"/>
-      <w:numFmt w:val="bullet"/>
-      <w:lvlText w:val="o"/>
-      <w:lvlJc w:val="left"/>
-      <w:pPr>
-        <w:tabs>
-          <w:tab w:val="num" w:pos="1440"/>
-        </w:tabs>
-        <w:ind w:left="1440" w:hanging="360"/>
-      </w:pPr>
-      <w:rPr>
-        <w:rFonts w:ascii="Courier New" w:hAnsi="Courier New" w:hint="default"/>
-        <w:sz w:val="20"/>
-      </w:rPr>
-    </w:lvl>
-    <w:lvl w:ilvl="2" w:tentative="1">
-      <w:start w:val="1"/>
-      <w:numFmt w:val="bullet"/>
-      <w:lvlText w:val=""/>
-      <w:lvlJc w:val="left"/>
-      <w:pPr>
-        <w:tabs>
-          <w:tab w:val="num" w:pos="2160"/>
-        </w:tabs>
-        <w:ind w:left="2160" w:hanging="360"/>
-      </w:pPr>
-      <w:rPr>
-        <w:rFonts w:ascii="Wingdings" w:hAnsi="Wingdings" w:hint="default"/>
-        <w:sz w:val="20"/>
-      </w:rPr>
-    </w:lvl>
-    <w:lvl w:ilvl="3" w:tentative="1">
-      <w:start w:val="1"/>
-      <w:numFmt w:val="bullet"/>
-      <w:lvlText w:val=""/>
-      <w:lvlJc w:val="left"/>
-      <w:pPr>
-        <w:tabs>
-          <w:tab w:val="num" w:pos="2880"/>
-        </w:tabs>
-        <w:ind w:left="2880" w:hanging="360"/>
-      </w:pPr>
-      <w:rPr>
-        <w:rFonts w:ascii="Wingdings" w:hAnsi="Wingdings" w:hint="default"/>
-        <w:sz w:val="20"/>
-      </w:rPr>
-    </w:lvl>
-    <w:lvl w:ilvl="4" w:tentative="1">
-      <w:start w:val="1"/>
-      <w:numFmt w:val="bullet"/>
-      <w:lvlText w:val=""/>
-      <w:lvlJc w:val="left"/>
-      <w:pPr>
-        <w:tabs>
-          <w:tab w:val="num" w:pos="3600"/>
-        </w:tabs>
-        <w:ind w:left="3600" w:hanging="360"/>
-      </w:pPr>
-      <w:rPr>
-        <w:rFonts w:ascii="Wingdings" w:hAnsi="Wingdings" w:hint="default"/>
-        <w:sz w:val="20"/>
-      </w:rPr>
-    </w:lvl>
-    <w:lvl w:ilvl="5" w:tentative="1">
-      <w:start w:val="1"/>
-      <w:numFmt w:val="bullet"/>
-      <w:lvlText w:val=""/>
-      <w:lvlJc w:val="left"/>
-      <w:pPr>
-        <w:tabs>
-          <w:tab w:val="num" w:pos="4320"/>
-        </w:tabs>
-        <w:ind w:left="4320" w:hanging="360"/>
-      </w:pPr>
-      <w:rPr>
-        <w:rFonts w:ascii="Wingdings" w:hAnsi="Wingdings" w:hint="default"/>
-        <w:sz w:val="20"/>
-      </w:rPr>
-    </w:lvl>
-    <w:lvl w:ilvl="6" w:tentative="1">
-      <w:start w:val="1"/>
-      <w:numFmt w:val="bullet"/>
-      <w:lvlText w:val=""/>
-      <w:lvlJc w:val="left"/>
-      <w:pPr>
-        <w:tabs>
-          <w:tab w:val="num" w:pos="5040"/>
-        </w:tabs>
-        <w:ind w:left="5040" w:hanging="360"/>
-      </w:pPr>
-      <w:rPr>
-        <w:rFonts w:ascii="Wingdings" w:hAnsi="Wingdings" w:hint="default"/>
-        <w:sz w:val="20"/>
-      </w:rPr>
-    </w:lvl>
-    <w:lvl w:ilvl="7" w:tentative="1">
-      <w:start w:val="1"/>
-      <w:numFmt w:val="bullet"/>
-      <w:lvlText w:val=""/>
-      <w:lvlJc w:val="left"/>
-      <w:pPr>
-        <w:tabs>
-          <w:tab w:val="num" w:pos="5760"/>
-        </w:tabs>
-        <w:ind w:left="5760" w:hanging="360"/>
-      </w:pPr>
-      <w:rPr>
-        <w:rFonts w:ascii="Wingdings" w:hAnsi="Wingdings" w:hint="default"/>
-        <w:sz w:val="20"/>
-      </w:rPr>
-    </w:lvl>
-    <w:lvl w:ilvl="8" w:tentative="1">
-      <w:start w:val="1"/>
-      <w:numFmt w:val="bullet"/>
-      <w:lvlText w:val=""/>
-      <w:lvlJc w:val="left"/>
-      <w:pPr>
-        <w:tabs>
-          <w:tab w:val="num" w:pos="6480"/>
-        </w:tabs>
-        <w:ind w:left="6480" w:hanging="360"/>
-      </w:pPr>
-      <w:rPr>
-        <w:rFonts w:ascii="Wingdings" w:hAnsi="Wingdings" w:hint="default"/>
-        <w:sz w:val="20"/>
-      </w:rPr>
-    </w:lvl>
-  </w:abstractNum>
-  <w:abstractNum w:abstractNumId="11" w15:restartNumberingAfterBreak="0">
+  <w:abstractNum w:abstractNumId="4" w15:restartNumberingAfterBreak="0">
     <w:nsid w:val="194057D1"/>
     <w:multiLevelType w:val="multilevel"/>
     <w:tmpl w:val="7D5EE698"/>
@@ -13974,7 +15723,7 @@
       </w:rPr>
     </w:lvl>
   </w:abstractNum>
-  <w:abstractNum w:abstractNumId="12" w15:restartNumberingAfterBreak="0">
+  <w:abstractNum w:abstractNumId="5" w15:restartNumberingAfterBreak="0">
     <w:nsid w:val="1B274F67"/>
     <w:multiLevelType w:val="multilevel"/>
     <w:tmpl w:val="F2903F78"/>
@@ -14123,7 +15872,7 @@
       </w:rPr>
     </w:lvl>
   </w:abstractNum>
-  <w:abstractNum w:abstractNumId="13" w15:restartNumberingAfterBreak="0">
+  <w:abstractNum w:abstractNumId="6" w15:restartNumberingAfterBreak="0">
     <w:nsid w:val="1ECC255D"/>
     <w:multiLevelType w:val="multilevel"/>
     <w:tmpl w:val="380EC0B2"/>
@@ -14272,7 +16021,7 @@
       </w:rPr>
     </w:lvl>
   </w:abstractNum>
-  <w:abstractNum w:abstractNumId="14" w15:restartNumberingAfterBreak="0">
+  <w:abstractNum w:abstractNumId="7" w15:restartNumberingAfterBreak="0">
     <w:nsid w:val="267C2BAC"/>
     <w:multiLevelType w:val="multilevel"/>
     <w:tmpl w:val="2D962A20"/>
@@ -14385,454 +16134,7 @@
       </w:pPr>
     </w:lvl>
   </w:abstractNum>
-  <w:abstractNum w:abstractNumId="15" w15:restartNumberingAfterBreak="0">
-    <w:nsid w:val="27133398"/>
-    <w:multiLevelType w:val="multilevel"/>
-    <w:tmpl w:val="2F44C5F4"/>
-    <w:lvl w:ilvl="0">
-      <w:start w:val="1"/>
-      <w:numFmt w:val="bullet"/>
-      <w:lvlText w:val=""/>
-      <w:lvlJc w:val="left"/>
-      <w:pPr>
-        <w:tabs>
-          <w:tab w:val="num" w:pos="720"/>
-        </w:tabs>
-        <w:ind w:left="720" w:hanging="360"/>
-      </w:pPr>
-      <w:rPr>
-        <w:rFonts w:ascii="Symbol" w:hAnsi="Symbol" w:hint="default"/>
-        <w:sz w:val="20"/>
-      </w:rPr>
-    </w:lvl>
-    <w:lvl w:ilvl="1" w:tentative="1">
-      <w:start w:val="1"/>
-      <w:numFmt w:val="bullet"/>
-      <w:lvlText w:val="o"/>
-      <w:lvlJc w:val="left"/>
-      <w:pPr>
-        <w:tabs>
-          <w:tab w:val="num" w:pos="1440"/>
-        </w:tabs>
-        <w:ind w:left="1440" w:hanging="360"/>
-      </w:pPr>
-      <w:rPr>
-        <w:rFonts w:ascii="Courier New" w:hAnsi="Courier New" w:hint="default"/>
-        <w:sz w:val="20"/>
-      </w:rPr>
-    </w:lvl>
-    <w:lvl w:ilvl="2" w:tentative="1">
-      <w:start w:val="1"/>
-      <w:numFmt w:val="bullet"/>
-      <w:lvlText w:val=""/>
-      <w:lvlJc w:val="left"/>
-      <w:pPr>
-        <w:tabs>
-          <w:tab w:val="num" w:pos="2160"/>
-        </w:tabs>
-        <w:ind w:left="2160" w:hanging="360"/>
-      </w:pPr>
-      <w:rPr>
-        <w:rFonts w:ascii="Wingdings" w:hAnsi="Wingdings" w:hint="default"/>
-        <w:sz w:val="20"/>
-      </w:rPr>
-    </w:lvl>
-    <w:lvl w:ilvl="3" w:tentative="1">
-      <w:start w:val="1"/>
-      <w:numFmt w:val="bullet"/>
-      <w:lvlText w:val=""/>
-      <w:lvlJc w:val="left"/>
-      <w:pPr>
-        <w:tabs>
-          <w:tab w:val="num" w:pos="2880"/>
-        </w:tabs>
-        <w:ind w:left="2880" w:hanging="360"/>
-      </w:pPr>
-      <w:rPr>
-        <w:rFonts w:ascii="Wingdings" w:hAnsi="Wingdings" w:hint="default"/>
-        <w:sz w:val="20"/>
-      </w:rPr>
-    </w:lvl>
-    <w:lvl w:ilvl="4" w:tentative="1">
-      <w:start w:val="1"/>
-      <w:numFmt w:val="bullet"/>
-      <w:lvlText w:val=""/>
-      <w:lvlJc w:val="left"/>
-      <w:pPr>
-        <w:tabs>
-          <w:tab w:val="num" w:pos="3600"/>
-        </w:tabs>
-        <w:ind w:left="3600" w:hanging="360"/>
-      </w:pPr>
-      <w:rPr>
-        <w:rFonts w:ascii="Wingdings" w:hAnsi="Wingdings" w:hint="default"/>
-        <w:sz w:val="20"/>
-      </w:rPr>
-    </w:lvl>
-    <w:lvl w:ilvl="5" w:tentative="1">
-      <w:start w:val="1"/>
-      <w:numFmt w:val="bullet"/>
-      <w:lvlText w:val=""/>
-      <w:lvlJc w:val="left"/>
-      <w:pPr>
-        <w:tabs>
-          <w:tab w:val="num" w:pos="4320"/>
-        </w:tabs>
-        <w:ind w:left="4320" w:hanging="360"/>
-      </w:pPr>
-      <w:rPr>
-        <w:rFonts w:ascii="Wingdings" w:hAnsi="Wingdings" w:hint="default"/>
-        <w:sz w:val="20"/>
-      </w:rPr>
-    </w:lvl>
-    <w:lvl w:ilvl="6" w:tentative="1">
-      <w:start w:val="1"/>
-      <w:numFmt w:val="bullet"/>
-      <w:lvlText w:val=""/>
-      <w:lvlJc w:val="left"/>
-      <w:pPr>
-        <w:tabs>
-          <w:tab w:val="num" w:pos="5040"/>
-        </w:tabs>
-        <w:ind w:left="5040" w:hanging="360"/>
-      </w:pPr>
-      <w:rPr>
-        <w:rFonts w:ascii="Wingdings" w:hAnsi="Wingdings" w:hint="default"/>
-        <w:sz w:val="20"/>
-      </w:rPr>
-    </w:lvl>
-    <w:lvl w:ilvl="7" w:tentative="1">
-      <w:start w:val="1"/>
-      <w:numFmt w:val="bullet"/>
-      <w:lvlText w:val=""/>
-      <w:lvlJc w:val="left"/>
-      <w:pPr>
-        <w:tabs>
-          <w:tab w:val="num" w:pos="5760"/>
-        </w:tabs>
-        <w:ind w:left="5760" w:hanging="360"/>
-      </w:pPr>
-      <w:rPr>
-        <w:rFonts w:ascii="Wingdings" w:hAnsi="Wingdings" w:hint="default"/>
-        <w:sz w:val="20"/>
-      </w:rPr>
-    </w:lvl>
-    <w:lvl w:ilvl="8" w:tentative="1">
-      <w:start w:val="1"/>
-      <w:numFmt w:val="bullet"/>
-      <w:lvlText w:val=""/>
-      <w:lvlJc w:val="left"/>
-      <w:pPr>
-        <w:tabs>
-          <w:tab w:val="num" w:pos="6480"/>
-        </w:tabs>
-        <w:ind w:left="6480" w:hanging="360"/>
-      </w:pPr>
-      <w:rPr>
-        <w:rFonts w:ascii="Wingdings" w:hAnsi="Wingdings" w:hint="default"/>
-        <w:sz w:val="20"/>
-      </w:rPr>
-    </w:lvl>
-  </w:abstractNum>
-  <w:abstractNum w:abstractNumId="16" w15:restartNumberingAfterBreak="0">
-    <w:nsid w:val="271A56F2"/>
-    <w:multiLevelType w:val="multilevel"/>
-    <w:tmpl w:val="7BB2FC32"/>
-    <w:lvl w:ilvl="0">
-      <w:start w:val="1"/>
-      <w:numFmt w:val="bullet"/>
-      <w:lvlText w:val=""/>
-      <w:lvlJc w:val="left"/>
-      <w:pPr>
-        <w:tabs>
-          <w:tab w:val="num" w:pos="720"/>
-        </w:tabs>
-        <w:ind w:left="720" w:hanging="360"/>
-      </w:pPr>
-      <w:rPr>
-        <w:rFonts w:ascii="Symbol" w:hAnsi="Symbol" w:hint="default"/>
-        <w:sz w:val="20"/>
-      </w:rPr>
-    </w:lvl>
-    <w:lvl w:ilvl="1" w:tentative="1">
-      <w:start w:val="1"/>
-      <w:numFmt w:val="bullet"/>
-      <w:lvlText w:val="o"/>
-      <w:lvlJc w:val="left"/>
-      <w:pPr>
-        <w:tabs>
-          <w:tab w:val="num" w:pos="1440"/>
-        </w:tabs>
-        <w:ind w:left="1440" w:hanging="360"/>
-      </w:pPr>
-      <w:rPr>
-        <w:rFonts w:ascii="Courier New" w:hAnsi="Courier New" w:hint="default"/>
-        <w:sz w:val="20"/>
-      </w:rPr>
-    </w:lvl>
-    <w:lvl w:ilvl="2" w:tentative="1">
-      <w:start w:val="1"/>
-      <w:numFmt w:val="bullet"/>
-      <w:lvlText w:val=""/>
-      <w:lvlJc w:val="left"/>
-      <w:pPr>
-        <w:tabs>
-          <w:tab w:val="num" w:pos="2160"/>
-        </w:tabs>
-        <w:ind w:left="2160" w:hanging="360"/>
-      </w:pPr>
-      <w:rPr>
-        <w:rFonts w:ascii="Wingdings" w:hAnsi="Wingdings" w:hint="default"/>
-        <w:sz w:val="20"/>
-      </w:rPr>
-    </w:lvl>
-    <w:lvl w:ilvl="3" w:tentative="1">
-      <w:start w:val="1"/>
-      <w:numFmt w:val="bullet"/>
-      <w:lvlText w:val=""/>
-      <w:lvlJc w:val="left"/>
-      <w:pPr>
-        <w:tabs>
-          <w:tab w:val="num" w:pos="2880"/>
-        </w:tabs>
-        <w:ind w:left="2880" w:hanging="360"/>
-      </w:pPr>
-      <w:rPr>
-        <w:rFonts w:ascii="Wingdings" w:hAnsi="Wingdings" w:hint="default"/>
-        <w:sz w:val="20"/>
-      </w:rPr>
-    </w:lvl>
-    <w:lvl w:ilvl="4" w:tentative="1">
-      <w:start w:val="1"/>
-      <w:numFmt w:val="bullet"/>
-      <w:lvlText w:val=""/>
-      <w:lvlJc w:val="left"/>
-      <w:pPr>
-        <w:tabs>
-          <w:tab w:val="num" w:pos="3600"/>
-        </w:tabs>
-        <w:ind w:left="3600" w:hanging="360"/>
-      </w:pPr>
-      <w:rPr>
-        <w:rFonts w:ascii="Wingdings" w:hAnsi="Wingdings" w:hint="default"/>
-        <w:sz w:val="20"/>
-      </w:rPr>
-    </w:lvl>
-    <w:lvl w:ilvl="5" w:tentative="1">
-      <w:start w:val="1"/>
-      <w:numFmt w:val="bullet"/>
-      <w:lvlText w:val=""/>
-      <w:lvlJc w:val="left"/>
-      <w:pPr>
-        <w:tabs>
-          <w:tab w:val="num" w:pos="4320"/>
-        </w:tabs>
-        <w:ind w:left="4320" w:hanging="360"/>
-      </w:pPr>
-      <w:rPr>
-        <w:rFonts w:ascii="Wingdings" w:hAnsi="Wingdings" w:hint="default"/>
-        <w:sz w:val="20"/>
-      </w:rPr>
-    </w:lvl>
-    <w:lvl w:ilvl="6" w:tentative="1">
-      <w:start w:val="1"/>
-      <w:numFmt w:val="bullet"/>
-      <w:lvlText w:val=""/>
-      <w:lvlJc w:val="left"/>
-      <w:pPr>
-        <w:tabs>
-          <w:tab w:val="num" w:pos="5040"/>
-        </w:tabs>
-        <w:ind w:left="5040" w:hanging="360"/>
-      </w:pPr>
-      <w:rPr>
-        <w:rFonts w:ascii="Wingdings" w:hAnsi="Wingdings" w:hint="default"/>
-        <w:sz w:val="20"/>
-      </w:rPr>
-    </w:lvl>
-    <w:lvl w:ilvl="7" w:tentative="1">
-      <w:start w:val="1"/>
-      <w:numFmt w:val="bullet"/>
-      <w:lvlText w:val=""/>
-      <w:lvlJc w:val="left"/>
-      <w:pPr>
-        <w:tabs>
-          <w:tab w:val="num" w:pos="5760"/>
-        </w:tabs>
-        <w:ind w:left="5760" w:hanging="360"/>
-      </w:pPr>
-      <w:rPr>
-        <w:rFonts w:ascii="Wingdings" w:hAnsi="Wingdings" w:hint="default"/>
-        <w:sz w:val="20"/>
-      </w:rPr>
-    </w:lvl>
-    <w:lvl w:ilvl="8" w:tentative="1">
-      <w:start w:val="1"/>
-      <w:numFmt w:val="bullet"/>
-      <w:lvlText w:val=""/>
-      <w:lvlJc w:val="left"/>
-      <w:pPr>
-        <w:tabs>
-          <w:tab w:val="num" w:pos="6480"/>
-        </w:tabs>
-        <w:ind w:left="6480" w:hanging="360"/>
-      </w:pPr>
-      <w:rPr>
-        <w:rFonts w:ascii="Wingdings" w:hAnsi="Wingdings" w:hint="default"/>
-        <w:sz w:val="20"/>
-      </w:rPr>
-    </w:lvl>
-  </w:abstractNum>
-  <w:abstractNum w:abstractNumId="17" w15:restartNumberingAfterBreak="0">
-    <w:nsid w:val="29BB17B5"/>
-    <w:multiLevelType w:val="multilevel"/>
-    <w:tmpl w:val="64C68B44"/>
-    <w:lvl w:ilvl="0">
-      <w:start w:val="1"/>
-      <w:numFmt w:val="bullet"/>
-      <w:lvlText w:val=""/>
-      <w:lvlJc w:val="left"/>
-      <w:pPr>
-        <w:tabs>
-          <w:tab w:val="num" w:pos="720"/>
-        </w:tabs>
-        <w:ind w:left="720" w:hanging="360"/>
-      </w:pPr>
-      <w:rPr>
-        <w:rFonts w:ascii="Symbol" w:hAnsi="Symbol" w:hint="default"/>
-        <w:sz w:val="20"/>
-      </w:rPr>
-    </w:lvl>
-    <w:lvl w:ilvl="1" w:tentative="1">
-      <w:start w:val="1"/>
-      <w:numFmt w:val="bullet"/>
-      <w:lvlText w:val="o"/>
-      <w:lvlJc w:val="left"/>
-      <w:pPr>
-        <w:tabs>
-          <w:tab w:val="num" w:pos="1440"/>
-        </w:tabs>
-        <w:ind w:left="1440" w:hanging="360"/>
-      </w:pPr>
-      <w:rPr>
-        <w:rFonts w:ascii="Courier New" w:hAnsi="Courier New" w:hint="default"/>
-        <w:sz w:val="20"/>
-      </w:rPr>
-    </w:lvl>
-    <w:lvl w:ilvl="2" w:tentative="1">
-      <w:start w:val="1"/>
-      <w:numFmt w:val="bullet"/>
-      <w:lvlText w:val=""/>
-      <w:lvlJc w:val="left"/>
-      <w:pPr>
-        <w:tabs>
-          <w:tab w:val="num" w:pos="2160"/>
-        </w:tabs>
-        <w:ind w:left="2160" w:hanging="360"/>
-      </w:pPr>
-      <w:rPr>
-        <w:rFonts w:ascii="Wingdings" w:hAnsi="Wingdings" w:hint="default"/>
-        <w:sz w:val="20"/>
-      </w:rPr>
-    </w:lvl>
-    <w:lvl w:ilvl="3" w:tentative="1">
-      <w:start w:val="1"/>
-      <w:numFmt w:val="bullet"/>
-      <w:lvlText w:val=""/>
-      <w:lvlJc w:val="left"/>
-      <w:pPr>
-        <w:tabs>
-          <w:tab w:val="num" w:pos="2880"/>
-        </w:tabs>
-        <w:ind w:left="2880" w:hanging="360"/>
-      </w:pPr>
-      <w:rPr>
-        <w:rFonts w:ascii="Wingdings" w:hAnsi="Wingdings" w:hint="default"/>
-        <w:sz w:val="20"/>
-      </w:rPr>
-    </w:lvl>
-    <w:lvl w:ilvl="4" w:tentative="1">
-      <w:start w:val="1"/>
-      <w:numFmt w:val="bullet"/>
-      <w:lvlText w:val=""/>
-      <w:lvlJc w:val="left"/>
-      <w:pPr>
-        <w:tabs>
-          <w:tab w:val="num" w:pos="3600"/>
-        </w:tabs>
-        <w:ind w:left="3600" w:hanging="360"/>
-      </w:pPr>
-      <w:rPr>
-        <w:rFonts w:ascii="Wingdings" w:hAnsi="Wingdings" w:hint="default"/>
-        <w:sz w:val="20"/>
-      </w:rPr>
-    </w:lvl>
-    <w:lvl w:ilvl="5" w:tentative="1">
-      <w:start w:val="1"/>
-      <w:numFmt w:val="bullet"/>
-      <w:lvlText w:val=""/>
-      <w:lvlJc w:val="left"/>
-      <w:pPr>
-        <w:tabs>
-          <w:tab w:val="num" w:pos="4320"/>
-        </w:tabs>
-        <w:ind w:left="4320" w:hanging="360"/>
-      </w:pPr>
-      <w:rPr>
-        <w:rFonts w:ascii="Wingdings" w:hAnsi="Wingdings" w:hint="default"/>
-        <w:sz w:val="20"/>
-      </w:rPr>
-    </w:lvl>
-    <w:lvl w:ilvl="6" w:tentative="1">
-      <w:start w:val="1"/>
-      <w:numFmt w:val="bullet"/>
-      <w:lvlText w:val=""/>
-      <w:lvlJc w:val="left"/>
-      <w:pPr>
-        <w:tabs>
-          <w:tab w:val="num" w:pos="5040"/>
-        </w:tabs>
-        <w:ind w:left="5040" w:hanging="360"/>
-      </w:pPr>
-      <w:rPr>
-        <w:rFonts w:ascii="Wingdings" w:hAnsi="Wingdings" w:hint="default"/>
-        <w:sz w:val="20"/>
-      </w:rPr>
-    </w:lvl>
-    <w:lvl w:ilvl="7" w:tentative="1">
-      <w:start w:val="1"/>
-      <w:numFmt w:val="bullet"/>
-      <w:lvlText w:val=""/>
-      <w:lvlJc w:val="left"/>
-      <w:pPr>
-        <w:tabs>
-          <w:tab w:val="num" w:pos="5760"/>
-        </w:tabs>
-        <w:ind w:left="5760" w:hanging="360"/>
-      </w:pPr>
-      <w:rPr>
-        <w:rFonts w:ascii="Wingdings" w:hAnsi="Wingdings" w:hint="default"/>
-        <w:sz w:val="20"/>
-      </w:rPr>
-    </w:lvl>
-    <w:lvl w:ilvl="8" w:tentative="1">
-      <w:start w:val="1"/>
-      <w:numFmt w:val="bullet"/>
-      <w:lvlText w:val=""/>
-      <w:lvlJc w:val="left"/>
-      <w:pPr>
-        <w:tabs>
-          <w:tab w:val="num" w:pos="6480"/>
-        </w:tabs>
-        <w:ind w:left="6480" w:hanging="360"/>
-      </w:pPr>
-      <w:rPr>
-        <w:rFonts w:ascii="Wingdings" w:hAnsi="Wingdings" w:hint="default"/>
-        <w:sz w:val="20"/>
-      </w:rPr>
-    </w:lvl>
-  </w:abstractNum>
-  <w:abstractNum w:abstractNumId="18" w15:restartNumberingAfterBreak="0">
+  <w:abstractNum w:abstractNumId="8" w15:restartNumberingAfterBreak="0">
     <w:nsid w:val="38875756"/>
     <w:multiLevelType w:val="multilevel"/>
     <w:tmpl w:val="ABAC5B4A"/>
@@ -14981,7 +16283,7 @@
       </w:rPr>
     </w:lvl>
   </w:abstractNum>
-  <w:abstractNum w:abstractNumId="19" w15:restartNumberingAfterBreak="0">
+  <w:abstractNum w:abstractNumId="9" w15:restartNumberingAfterBreak="0">
     <w:nsid w:val="394D7880"/>
     <w:multiLevelType w:val="multilevel"/>
     <w:tmpl w:val="0DD4E17A"/>
@@ -15130,156 +16432,7 @@
       </w:rPr>
     </w:lvl>
   </w:abstractNum>
-  <w:abstractNum w:abstractNumId="20" w15:restartNumberingAfterBreak="0">
-    <w:nsid w:val="3ABA25F3"/>
-    <w:multiLevelType w:val="multilevel"/>
-    <w:tmpl w:val="3A2061B4"/>
-    <w:lvl w:ilvl="0">
-      <w:start w:val="1"/>
-      <w:numFmt w:val="bullet"/>
-      <w:lvlText w:val=""/>
-      <w:lvlJc w:val="left"/>
-      <w:pPr>
-        <w:tabs>
-          <w:tab w:val="num" w:pos="720"/>
-        </w:tabs>
-        <w:ind w:left="720" w:hanging="360"/>
-      </w:pPr>
-      <w:rPr>
-        <w:rFonts w:ascii="Symbol" w:hAnsi="Symbol" w:hint="default"/>
-        <w:sz w:val="20"/>
-      </w:rPr>
-    </w:lvl>
-    <w:lvl w:ilvl="1" w:tentative="1">
-      <w:start w:val="1"/>
-      <w:numFmt w:val="bullet"/>
-      <w:lvlText w:val="o"/>
-      <w:lvlJc w:val="left"/>
-      <w:pPr>
-        <w:tabs>
-          <w:tab w:val="num" w:pos="1440"/>
-        </w:tabs>
-        <w:ind w:left="1440" w:hanging="360"/>
-      </w:pPr>
-      <w:rPr>
-        <w:rFonts w:ascii="Courier New" w:hAnsi="Courier New" w:hint="default"/>
-        <w:sz w:val="20"/>
-      </w:rPr>
-    </w:lvl>
-    <w:lvl w:ilvl="2" w:tentative="1">
-      <w:start w:val="1"/>
-      <w:numFmt w:val="bullet"/>
-      <w:lvlText w:val=""/>
-      <w:lvlJc w:val="left"/>
-      <w:pPr>
-        <w:tabs>
-          <w:tab w:val="num" w:pos="2160"/>
-        </w:tabs>
-        <w:ind w:left="2160" w:hanging="360"/>
-      </w:pPr>
-      <w:rPr>
-        <w:rFonts w:ascii="Wingdings" w:hAnsi="Wingdings" w:hint="default"/>
-        <w:sz w:val="20"/>
-      </w:rPr>
-    </w:lvl>
-    <w:lvl w:ilvl="3" w:tentative="1">
-      <w:start w:val="1"/>
-      <w:numFmt w:val="bullet"/>
-      <w:lvlText w:val=""/>
-      <w:lvlJc w:val="left"/>
-      <w:pPr>
-        <w:tabs>
-          <w:tab w:val="num" w:pos="2880"/>
-        </w:tabs>
-        <w:ind w:left="2880" w:hanging="360"/>
-      </w:pPr>
-      <w:rPr>
-        <w:rFonts w:ascii="Wingdings" w:hAnsi="Wingdings" w:hint="default"/>
-        <w:sz w:val="20"/>
-      </w:rPr>
-    </w:lvl>
-    <w:lvl w:ilvl="4" w:tentative="1">
-      <w:start w:val="1"/>
-      <w:numFmt w:val="bullet"/>
-      <w:lvlText w:val=""/>
-      <w:lvlJc w:val="left"/>
-      <w:pPr>
-        <w:tabs>
-          <w:tab w:val="num" w:pos="3600"/>
-        </w:tabs>
-        <w:ind w:left="3600" w:hanging="360"/>
-      </w:pPr>
-      <w:rPr>
-        <w:rFonts w:ascii="Wingdings" w:hAnsi="Wingdings" w:hint="default"/>
-        <w:sz w:val="20"/>
-      </w:rPr>
-    </w:lvl>
-    <w:lvl w:ilvl="5" w:tentative="1">
-      <w:start w:val="1"/>
-      <w:numFmt w:val="bullet"/>
-      <w:lvlText w:val=""/>
-      <w:lvlJc w:val="left"/>
-      <w:pPr>
-        <w:tabs>
-          <w:tab w:val="num" w:pos="4320"/>
-        </w:tabs>
-        <w:ind w:left="4320" w:hanging="360"/>
-      </w:pPr>
-      <w:rPr>
-        <w:rFonts w:ascii="Wingdings" w:hAnsi="Wingdings" w:hint="default"/>
-        <w:sz w:val="20"/>
-      </w:rPr>
-    </w:lvl>
-    <w:lvl w:ilvl="6" w:tentative="1">
-      <w:start w:val="1"/>
-      <w:numFmt w:val="bullet"/>
-      <w:lvlText w:val=""/>
-      <w:lvlJc w:val="left"/>
-      <w:pPr>
-        <w:tabs>
-          <w:tab w:val="num" w:pos="5040"/>
-        </w:tabs>
-        <w:ind w:left="5040" w:hanging="360"/>
-      </w:pPr>
-      <w:rPr>
-        <w:rFonts w:ascii="Wingdings" w:hAnsi="Wingdings" w:hint="default"/>
-        <w:sz w:val="20"/>
-      </w:rPr>
-    </w:lvl>
-    <w:lvl w:ilvl="7" w:tentative="1">
-      <w:start w:val="1"/>
-      <w:numFmt w:val="bullet"/>
-      <w:lvlText w:val=""/>
-      <w:lvlJc w:val="left"/>
-      <w:pPr>
-        <w:tabs>
-          <w:tab w:val="num" w:pos="5760"/>
-        </w:tabs>
-        <w:ind w:left="5760" w:hanging="360"/>
-      </w:pPr>
-      <w:rPr>
-        <w:rFonts w:ascii="Wingdings" w:hAnsi="Wingdings" w:hint="default"/>
-        <w:sz w:val="20"/>
-      </w:rPr>
-    </w:lvl>
-    <w:lvl w:ilvl="8" w:tentative="1">
-      <w:start w:val="1"/>
-      <w:numFmt w:val="bullet"/>
-      <w:lvlText w:val=""/>
-      <w:lvlJc w:val="left"/>
-      <w:pPr>
-        <w:tabs>
-          <w:tab w:val="num" w:pos="6480"/>
-        </w:tabs>
-        <w:ind w:left="6480" w:hanging="360"/>
-      </w:pPr>
-      <w:rPr>
-        <w:rFonts w:ascii="Wingdings" w:hAnsi="Wingdings" w:hint="default"/>
-        <w:sz w:val="20"/>
-      </w:rPr>
-    </w:lvl>
-  </w:abstractNum>
-  <w:abstractNum w:abstractNumId="21" w15:restartNumberingAfterBreak="0">
+  <w:abstractNum w:abstractNumId="10" w15:restartNumberingAfterBreak="0">
     <w:nsid w:val="3D0D4AB7"/>
     <w:multiLevelType w:val="multilevel"/>
     <w:tmpl w:val="453448C6"/>
@@ -15428,7 +16581,7 @@
       </w:rPr>
     </w:lvl>
   </w:abstractNum>
-  <w:abstractNum w:abstractNumId="22" w15:restartNumberingAfterBreak="0">
+  <w:abstractNum w:abstractNumId="11" w15:restartNumberingAfterBreak="0">
     <w:nsid w:val="4093111F"/>
     <w:multiLevelType w:val="multilevel"/>
     <w:tmpl w:val="09DA6FE4"/>
@@ -15577,156 +16730,7 @@
       </w:rPr>
     </w:lvl>
   </w:abstractNum>
-  <w:abstractNum w:abstractNumId="23" w15:restartNumberingAfterBreak="0">
-    <w:nsid w:val="40B2337B"/>
-    <w:multiLevelType w:val="multilevel"/>
-    <w:tmpl w:val="81229790"/>
-    <w:lvl w:ilvl="0">
-      <w:start w:val="1"/>
-      <w:numFmt w:val="bullet"/>
-      <w:lvlText w:val=""/>
-      <w:lvlJc w:val="left"/>
-      <w:pPr>
-        <w:tabs>
-          <w:tab w:val="num" w:pos="720"/>
-        </w:tabs>
-        <w:ind w:left="720" w:hanging="360"/>
-      </w:pPr>
-      <w:rPr>
-        <w:rFonts w:ascii="Symbol" w:hAnsi="Symbol" w:hint="default"/>
-        <w:sz w:val="20"/>
-      </w:rPr>
-    </w:lvl>
-    <w:lvl w:ilvl="1" w:tentative="1">
-      <w:start w:val="1"/>
-      <w:numFmt w:val="bullet"/>
-      <w:lvlText w:val="o"/>
-      <w:lvlJc w:val="left"/>
-      <w:pPr>
-        <w:tabs>
-          <w:tab w:val="num" w:pos="1440"/>
-        </w:tabs>
-        <w:ind w:left="1440" w:hanging="360"/>
-      </w:pPr>
-      <w:rPr>
-        <w:rFonts w:ascii="Courier New" w:hAnsi="Courier New" w:hint="default"/>
-        <w:sz w:val="20"/>
-      </w:rPr>
-    </w:lvl>
-    <w:lvl w:ilvl="2" w:tentative="1">
-      <w:start w:val="1"/>
-      <w:numFmt w:val="bullet"/>
-      <w:lvlText w:val=""/>
-      <w:lvlJc w:val="left"/>
-      <w:pPr>
-        <w:tabs>
-          <w:tab w:val="num" w:pos="2160"/>
-        </w:tabs>
-        <w:ind w:left="2160" w:hanging="360"/>
-      </w:pPr>
-      <w:rPr>
-        <w:rFonts w:ascii="Wingdings" w:hAnsi="Wingdings" w:hint="default"/>
-        <w:sz w:val="20"/>
-      </w:rPr>
-    </w:lvl>
-    <w:lvl w:ilvl="3" w:tentative="1">
-      <w:start w:val="1"/>
-      <w:numFmt w:val="bullet"/>
-      <w:lvlText w:val=""/>
-      <w:lvlJc w:val="left"/>
-      <w:pPr>
-        <w:tabs>
-          <w:tab w:val="num" w:pos="2880"/>
-        </w:tabs>
-        <w:ind w:left="2880" w:hanging="360"/>
-      </w:pPr>
-      <w:rPr>
-        <w:rFonts w:ascii="Wingdings" w:hAnsi="Wingdings" w:hint="default"/>
-        <w:sz w:val="20"/>
-      </w:rPr>
-    </w:lvl>
-    <w:lvl w:ilvl="4" w:tentative="1">
-      <w:start w:val="1"/>
-      <w:numFmt w:val="bullet"/>
-      <w:lvlText w:val=""/>
-      <w:lvlJc w:val="left"/>
-      <w:pPr>
-        <w:tabs>
-          <w:tab w:val="num" w:pos="3600"/>
-        </w:tabs>
-        <w:ind w:left="3600" w:hanging="360"/>
-      </w:pPr>
-      <w:rPr>
-        <w:rFonts w:ascii="Wingdings" w:hAnsi="Wingdings" w:hint="default"/>
-        <w:sz w:val="20"/>
-      </w:rPr>
-    </w:lvl>
-    <w:lvl w:ilvl="5" w:tentative="1">
-      <w:start w:val="1"/>
-      <w:numFmt w:val="bullet"/>
-      <w:lvlText w:val=""/>
-      <w:lvlJc w:val="left"/>
-      <w:pPr>
-        <w:tabs>
-          <w:tab w:val="num" w:pos="4320"/>
-        </w:tabs>
-        <w:ind w:left="4320" w:hanging="360"/>
-      </w:pPr>
-      <w:rPr>
-        <w:rFonts w:ascii="Wingdings" w:hAnsi="Wingdings" w:hint="default"/>
-        <w:sz w:val="20"/>
-      </w:rPr>
-    </w:lvl>
-    <w:lvl w:ilvl="6" w:tentative="1">
-      <w:start w:val="1"/>
-      <w:numFmt w:val="bullet"/>
-      <w:lvlText w:val=""/>
-      <w:lvlJc w:val="left"/>
-      <w:pPr>
-        <w:tabs>
-          <w:tab w:val="num" w:pos="5040"/>
-        </w:tabs>
-        <w:ind w:left="5040" w:hanging="360"/>
-      </w:pPr>
-      <w:rPr>
-        <w:rFonts w:ascii="Wingdings" w:hAnsi="Wingdings" w:hint="default"/>
-        <w:sz w:val="20"/>
-      </w:rPr>
-    </w:lvl>
-    <w:lvl w:ilvl="7" w:tentative="1">
-      <w:start w:val="1"/>
-      <w:numFmt w:val="bullet"/>
-      <w:lvlText w:val=""/>
-      <w:lvlJc w:val="left"/>
-      <w:pPr>
-        <w:tabs>
-          <w:tab w:val="num" w:pos="5760"/>
-        </w:tabs>
-        <w:ind w:left="5760" w:hanging="360"/>
-      </w:pPr>
-      <w:rPr>
-        <w:rFonts w:ascii="Wingdings" w:hAnsi="Wingdings" w:hint="default"/>
-        <w:sz w:val="20"/>
-      </w:rPr>
-    </w:lvl>
-    <w:lvl w:ilvl="8" w:tentative="1">
-      <w:start w:val="1"/>
-      <w:numFmt w:val="bullet"/>
-      <w:lvlText w:val=""/>
-      <w:lvlJc w:val="left"/>
-      <w:pPr>
-        <w:tabs>
-          <w:tab w:val="num" w:pos="6480"/>
-        </w:tabs>
-        <w:ind w:left="6480" w:hanging="360"/>
-      </w:pPr>
-      <w:rPr>
-        <w:rFonts w:ascii="Wingdings" w:hAnsi="Wingdings" w:hint="default"/>
-        <w:sz w:val="20"/>
-      </w:rPr>
-    </w:lvl>
-  </w:abstractNum>
-  <w:abstractNum w:abstractNumId="24" w15:restartNumberingAfterBreak="0">
+  <w:abstractNum w:abstractNumId="12" w15:restartNumberingAfterBreak="0">
     <w:nsid w:val="49905F78"/>
     <w:multiLevelType w:val="multilevel"/>
     <w:tmpl w:val="6DC21674"/>
@@ -15875,156 +16879,7 @@
       </w:rPr>
     </w:lvl>
   </w:abstractNum>
-  <w:abstractNum w:abstractNumId="25" w15:restartNumberingAfterBreak="0">
-    <w:nsid w:val="4C331879"/>
-    <w:multiLevelType w:val="multilevel"/>
-    <w:tmpl w:val="441A1FBC"/>
-    <w:lvl w:ilvl="0">
-      <w:start w:val="1"/>
-      <w:numFmt w:val="bullet"/>
-      <w:lvlText w:val=""/>
-      <w:lvlJc w:val="left"/>
-      <w:pPr>
-        <w:tabs>
-          <w:tab w:val="num" w:pos="720"/>
-        </w:tabs>
-        <w:ind w:left="720" w:hanging="360"/>
-      </w:pPr>
-      <w:rPr>
-        <w:rFonts w:ascii="Symbol" w:hAnsi="Symbol" w:hint="default"/>
-        <w:sz w:val="20"/>
-      </w:rPr>
-    </w:lvl>
-    <w:lvl w:ilvl="1" w:tentative="1">
-      <w:start w:val="1"/>
-      <w:numFmt w:val="bullet"/>
-      <w:lvlText w:val="o"/>
-      <w:lvlJc w:val="left"/>
-      <w:pPr>
-        <w:tabs>
-          <w:tab w:val="num" w:pos="1440"/>
-        </w:tabs>
-        <w:ind w:left="1440" w:hanging="360"/>
-      </w:pPr>
-      <w:rPr>
-        <w:rFonts w:ascii="Courier New" w:hAnsi="Courier New" w:hint="default"/>
-        <w:sz w:val="20"/>
-      </w:rPr>
-    </w:lvl>
-    <w:lvl w:ilvl="2" w:tentative="1">
-      <w:start w:val="1"/>
-      <w:numFmt w:val="bullet"/>
-      <w:lvlText w:val=""/>
-      <w:lvlJc w:val="left"/>
-      <w:pPr>
-        <w:tabs>
-          <w:tab w:val="num" w:pos="2160"/>
-        </w:tabs>
-        <w:ind w:left="2160" w:hanging="360"/>
-      </w:pPr>
-      <w:rPr>
-        <w:rFonts w:ascii="Wingdings" w:hAnsi="Wingdings" w:hint="default"/>
-        <w:sz w:val="20"/>
-      </w:rPr>
-    </w:lvl>
-    <w:lvl w:ilvl="3" w:tentative="1">
-      <w:start w:val="1"/>
-      <w:numFmt w:val="bullet"/>
-      <w:lvlText w:val=""/>
-      <w:lvlJc w:val="left"/>
-      <w:pPr>
-        <w:tabs>
-          <w:tab w:val="num" w:pos="2880"/>
-        </w:tabs>
-        <w:ind w:left="2880" w:hanging="360"/>
-      </w:pPr>
-      <w:rPr>
-        <w:rFonts w:ascii="Wingdings" w:hAnsi="Wingdings" w:hint="default"/>
-        <w:sz w:val="20"/>
-      </w:rPr>
-    </w:lvl>
-    <w:lvl w:ilvl="4" w:tentative="1">
-      <w:start w:val="1"/>
-      <w:numFmt w:val="bullet"/>
-      <w:lvlText w:val=""/>
-      <w:lvlJc w:val="left"/>
-      <w:pPr>
-        <w:tabs>
-          <w:tab w:val="num" w:pos="3600"/>
-        </w:tabs>
-        <w:ind w:left="3600" w:hanging="360"/>
-      </w:pPr>
-      <w:rPr>
-        <w:rFonts w:ascii="Wingdings" w:hAnsi="Wingdings" w:hint="default"/>
-        <w:sz w:val="20"/>
-      </w:rPr>
-    </w:lvl>
-    <w:lvl w:ilvl="5" w:tentative="1">
-      <w:start w:val="1"/>
-      <w:numFmt w:val="bullet"/>
-      <w:lvlText w:val=""/>
-      <w:lvlJc w:val="left"/>
-      <w:pPr>
-        <w:tabs>
-          <w:tab w:val="num" w:pos="4320"/>
-        </w:tabs>
-        <w:ind w:left="4320" w:hanging="360"/>
-      </w:pPr>
-      <w:rPr>
-        <w:rFonts w:ascii="Wingdings" w:hAnsi="Wingdings" w:hint="default"/>
-        <w:sz w:val="20"/>
-      </w:rPr>
-    </w:lvl>
-    <w:lvl w:ilvl="6" w:tentative="1">
-      <w:start w:val="1"/>
-      <w:numFmt w:val="bullet"/>
-      <w:lvlText w:val=""/>
-      <w:lvlJc w:val="left"/>
-      <w:pPr>
-        <w:tabs>
-          <w:tab w:val="num" w:pos="5040"/>
-        </w:tabs>
-        <w:ind w:left="5040" w:hanging="360"/>
-      </w:pPr>
-      <w:rPr>
-        <w:rFonts w:ascii="Wingdings" w:hAnsi="Wingdings" w:hint="default"/>
-        <w:sz w:val="20"/>
-      </w:rPr>
-    </w:lvl>
-    <w:lvl w:ilvl="7" w:tentative="1">
-      <w:start w:val="1"/>
-      <w:numFmt w:val="bullet"/>
-      <w:lvlText w:val=""/>
-      <w:lvlJc w:val="left"/>
-      <w:pPr>
-        <w:tabs>
-          <w:tab w:val="num" w:pos="5760"/>
-        </w:tabs>
-        <w:ind w:left="5760" w:hanging="360"/>
-      </w:pPr>
-      <w:rPr>
-        <w:rFonts w:ascii="Wingdings" w:hAnsi="Wingdings" w:hint="default"/>
-        <w:sz w:val="20"/>
-      </w:rPr>
-    </w:lvl>
-    <w:lvl w:ilvl="8" w:tentative="1">
-      <w:start w:val="1"/>
-      <w:numFmt w:val="bullet"/>
-      <w:lvlText w:val=""/>
-      <w:lvlJc w:val="left"/>
-      <w:pPr>
-        <w:tabs>
-          <w:tab w:val="num" w:pos="6480"/>
-        </w:tabs>
-        <w:ind w:left="6480" w:hanging="360"/>
-      </w:pPr>
-      <w:rPr>
-        <w:rFonts w:ascii="Wingdings" w:hAnsi="Wingdings" w:hint="default"/>
-        <w:sz w:val="20"/>
-      </w:rPr>
-    </w:lvl>
-  </w:abstractNum>
-  <w:abstractNum w:abstractNumId="26" w15:restartNumberingAfterBreak="0">
+  <w:abstractNum w:abstractNumId="13" w15:restartNumberingAfterBreak="0">
     <w:nsid w:val="541B63B8"/>
     <w:multiLevelType w:val="multilevel"/>
     <w:tmpl w:val="878A3748"/>
@@ -16173,7 +17028,7 @@
       </w:rPr>
     </w:lvl>
   </w:abstractNum>
-  <w:abstractNum w:abstractNumId="27" w15:restartNumberingAfterBreak="0">
+  <w:abstractNum w:abstractNumId="14" w15:restartNumberingAfterBreak="0">
     <w:nsid w:val="54C437C9"/>
     <w:multiLevelType w:val="multilevel"/>
     <w:tmpl w:val="C84467E6"/>
@@ -16290,7 +17145,7 @@
       </w:pPr>
     </w:lvl>
   </w:abstractNum>
-  <w:abstractNum w:abstractNumId="28" w15:restartNumberingAfterBreak="0">
+  <w:abstractNum w:abstractNumId="15" w15:restartNumberingAfterBreak="0">
     <w:nsid w:val="559E6805"/>
     <w:multiLevelType w:val="multilevel"/>
     <w:tmpl w:val="98323A1E"/>
@@ -16439,7 +17294,7 @@
       </w:rPr>
     </w:lvl>
   </w:abstractNum>
-  <w:abstractNum w:abstractNumId="29" w15:restartNumberingAfterBreak="0">
+  <w:abstractNum w:abstractNumId="16" w15:restartNumberingAfterBreak="0">
     <w:nsid w:val="578833B9"/>
     <w:multiLevelType w:val="multilevel"/>
     <w:tmpl w:val="0758339E"/>
@@ -16588,305 +17443,7 @@
       </w:rPr>
     </w:lvl>
   </w:abstractNum>
-  <w:abstractNum w:abstractNumId="30" w15:restartNumberingAfterBreak="0">
-    <w:nsid w:val="58D47FD0"/>
-    <w:multiLevelType w:val="multilevel"/>
-    <w:tmpl w:val="4C166280"/>
-    <w:lvl w:ilvl="0">
-      <w:start w:val="1"/>
-      <w:numFmt w:val="bullet"/>
-      <w:lvlText w:val=""/>
-      <w:lvlJc w:val="left"/>
-      <w:pPr>
-        <w:tabs>
-          <w:tab w:val="num" w:pos="720"/>
-        </w:tabs>
-        <w:ind w:left="720" w:hanging="360"/>
-      </w:pPr>
-      <w:rPr>
-        <w:rFonts w:ascii="Symbol" w:hAnsi="Symbol" w:hint="default"/>
-        <w:sz w:val="20"/>
-      </w:rPr>
-    </w:lvl>
-    <w:lvl w:ilvl="1" w:tentative="1">
-      <w:start w:val="1"/>
-      <w:numFmt w:val="bullet"/>
-      <w:lvlText w:val="o"/>
-      <w:lvlJc w:val="left"/>
-      <w:pPr>
-        <w:tabs>
-          <w:tab w:val="num" w:pos="1440"/>
-        </w:tabs>
-        <w:ind w:left="1440" w:hanging="360"/>
-      </w:pPr>
-      <w:rPr>
-        <w:rFonts w:ascii="Courier New" w:hAnsi="Courier New" w:hint="default"/>
-        <w:sz w:val="20"/>
-      </w:rPr>
-    </w:lvl>
-    <w:lvl w:ilvl="2" w:tentative="1">
-      <w:start w:val="1"/>
-      <w:numFmt w:val="bullet"/>
-      <w:lvlText w:val=""/>
-      <w:lvlJc w:val="left"/>
-      <w:pPr>
-        <w:tabs>
-          <w:tab w:val="num" w:pos="2160"/>
-        </w:tabs>
-        <w:ind w:left="2160" w:hanging="360"/>
-      </w:pPr>
-      <w:rPr>
-        <w:rFonts w:ascii="Wingdings" w:hAnsi="Wingdings" w:hint="default"/>
-        <w:sz w:val="20"/>
-      </w:rPr>
-    </w:lvl>
-    <w:lvl w:ilvl="3" w:tentative="1">
-      <w:start w:val="1"/>
-      <w:numFmt w:val="bullet"/>
-      <w:lvlText w:val=""/>
-      <w:lvlJc w:val="left"/>
-      <w:pPr>
-        <w:tabs>
-          <w:tab w:val="num" w:pos="2880"/>
-        </w:tabs>
-        <w:ind w:left="2880" w:hanging="360"/>
-      </w:pPr>
-      <w:rPr>
-        <w:rFonts w:ascii="Wingdings" w:hAnsi="Wingdings" w:hint="default"/>
-        <w:sz w:val="20"/>
-      </w:rPr>
-    </w:lvl>
-    <w:lvl w:ilvl="4" w:tentative="1">
-      <w:start w:val="1"/>
-      <w:numFmt w:val="bullet"/>
-      <w:lvlText w:val=""/>
-      <w:lvlJc w:val="left"/>
-      <w:pPr>
-        <w:tabs>
-          <w:tab w:val="num" w:pos="3600"/>
-        </w:tabs>
-        <w:ind w:left="3600" w:hanging="360"/>
-      </w:pPr>
-      <w:rPr>
-        <w:rFonts w:ascii="Wingdings" w:hAnsi="Wingdings" w:hint="default"/>
-        <w:sz w:val="20"/>
-      </w:rPr>
-    </w:lvl>
-    <w:lvl w:ilvl="5" w:tentative="1">
-      <w:start w:val="1"/>
-      <w:numFmt w:val="bullet"/>
-      <w:lvlText w:val=""/>
-      <w:lvlJc w:val="left"/>
-      <w:pPr>
-        <w:tabs>
-          <w:tab w:val="num" w:pos="4320"/>
-        </w:tabs>
-        <w:ind w:left="4320" w:hanging="360"/>
-      </w:pPr>
-      <w:rPr>
-        <w:rFonts w:ascii="Wingdings" w:hAnsi="Wingdings" w:hint="default"/>
-        <w:sz w:val="20"/>
-      </w:rPr>
-    </w:lvl>
-    <w:lvl w:ilvl="6" w:tentative="1">
-      <w:start w:val="1"/>
-      <w:numFmt w:val="bullet"/>
-      <w:lvlText w:val=""/>
-      <w:lvlJc w:val="left"/>
-      <w:pPr>
-        <w:tabs>
-          <w:tab w:val="num" w:pos="5040"/>
-        </w:tabs>
-        <w:ind w:left="5040" w:hanging="360"/>
-      </w:pPr>
-      <w:rPr>
-        <w:rFonts w:ascii="Wingdings" w:hAnsi="Wingdings" w:hint="default"/>
-        <w:sz w:val="20"/>
-      </w:rPr>
-    </w:lvl>
-    <w:lvl w:ilvl="7" w:tentative="1">
-      <w:start w:val="1"/>
-      <w:numFmt w:val="bullet"/>
-      <w:lvlText w:val=""/>
-      <w:lvlJc w:val="left"/>
-      <w:pPr>
-        <w:tabs>
-          <w:tab w:val="num" w:pos="5760"/>
-        </w:tabs>
-        <w:ind w:left="5760" w:hanging="360"/>
-      </w:pPr>
-      <w:rPr>
-        <w:rFonts w:ascii="Wingdings" w:hAnsi="Wingdings" w:hint="default"/>
-        <w:sz w:val="20"/>
-      </w:rPr>
-    </w:lvl>
-    <w:lvl w:ilvl="8" w:tentative="1">
-      <w:start w:val="1"/>
-      <w:numFmt w:val="bullet"/>
-      <w:lvlText w:val=""/>
-      <w:lvlJc w:val="left"/>
-      <w:pPr>
-        <w:tabs>
-          <w:tab w:val="num" w:pos="6480"/>
-        </w:tabs>
-        <w:ind w:left="6480" w:hanging="360"/>
-      </w:pPr>
-      <w:rPr>
-        <w:rFonts w:ascii="Wingdings" w:hAnsi="Wingdings" w:hint="default"/>
-        <w:sz w:val="20"/>
-      </w:rPr>
-    </w:lvl>
-  </w:abstractNum>
-  <w:abstractNum w:abstractNumId="31" w15:restartNumberingAfterBreak="0">
-    <w:nsid w:val="5BD016B2"/>
-    <w:multiLevelType w:val="multilevel"/>
-    <w:tmpl w:val="222AE6B6"/>
-    <w:lvl w:ilvl="0">
-      <w:start w:val="1"/>
-      <w:numFmt w:val="bullet"/>
-      <w:lvlText w:val=""/>
-      <w:lvlJc w:val="left"/>
-      <w:pPr>
-        <w:tabs>
-          <w:tab w:val="num" w:pos="720"/>
-        </w:tabs>
-        <w:ind w:left="720" w:hanging="360"/>
-      </w:pPr>
-      <w:rPr>
-        <w:rFonts w:ascii="Symbol" w:hAnsi="Symbol" w:hint="default"/>
-        <w:sz w:val="20"/>
-      </w:rPr>
-    </w:lvl>
-    <w:lvl w:ilvl="1" w:tentative="1">
-      <w:start w:val="1"/>
-      <w:numFmt w:val="bullet"/>
-      <w:lvlText w:val="o"/>
-      <w:lvlJc w:val="left"/>
-      <w:pPr>
-        <w:tabs>
-          <w:tab w:val="num" w:pos="1440"/>
-        </w:tabs>
-        <w:ind w:left="1440" w:hanging="360"/>
-      </w:pPr>
-      <w:rPr>
-        <w:rFonts w:ascii="Courier New" w:hAnsi="Courier New" w:hint="default"/>
-        <w:sz w:val="20"/>
-      </w:rPr>
-    </w:lvl>
-    <w:lvl w:ilvl="2" w:tentative="1">
-      <w:start w:val="1"/>
-      <w:numFmt w:val="bullet"/>
-      <w:lvlText w:val=""/>
-      <w:lvlJc w:val="left"/>
-      <w:pPr>
-        <w:tabs>
-          <w:tab w:val="num" w:pos="2160"/>
-        </w:tabs>
-        <w:ind w:left="2160" w:hanging="360"/>
-      </w:pPr>
-      <w:rPr>
-        <w:rFonts w:ascii="Wingdings" w:hAnsi="Wingdings" w:hint="default"/>
-        <w:sz w:val="20"/>
-      </w:rPr>
-    </w:lvl>
-    <w:lvl w:ilvl="3" w:tentative="1">
-      <w:start w:val="1"/>
-      <w:numFmt w:val="bullet"/>
-      <w:lvlText w:val=""/>
-      <w:lvlJc w:val="left"/>
-      <w:pPr>
-        <w:tabs>
-          <w:tab w:val="num" w:pos="2880"/>
-        </w:tabs>
-        <w:ind w:left="2880" w:hanging="360"/>
-      </w:pPr>
-      <w:rPr>
-        <w:rFonts w:ascii="Wingdings" w:hAnsi="Wingdings" w:hint="default"/>
-        <w:sz w:val="20"/>
-      </w:rPr>
-    </w:lvl>
-    <w:lvl w:ilvl="4" w:tentative="1">
-      <w:start w:val="1"/>
-      <w:numFmt w:val="bullet"/>
-      <w:lvlText w:val=""/>
-      <w:lvlJc w:val="left"/>
-      <w:pPr>
-        <w:tabs>
-          <w:tab w:val="num" w:pos="3600"/>
-        </w:tabs>
-        <w:ind w:left="3600" w:hanging="360"/>
-      </w:pPr>
-      <w:rPr>
-        <w:rFonts w:ascii="Wingdings" w:hAnsi="Wingdings" w:hint="default"/>
-        <w:sz w:val="20"/>
-      </w:rPr>
-    </w:lvl>
-    <w:lvl w:ilvl="5" w:tentative="1">
-      <w:start w:val="1"/>
-      <w:numFmt w:val="bullet"/>
-      <w:lvlText w:val=""/>
-      <w:lvlJc w:val="left"/>
-      <w:pPr>
-        <w:tabs>
-          <w:tab w:val="num" w:pos="4320"/>
-        </w:tabs>
-        <w:ind w:left="4320" w:hanging="360"/>
-      </w:pPr>
-      <w:rPr>
-        <w:rFonts w:ascii="Wingdings" w:hAnsi="Wingdings" w:hint="default"/>
-        <w:sz w:val="20"/>
-      </w:rPr>
-    </w:lvl>
-    <w:lvl w:ilvl="6" w:tentative="1">
-      <w:start w:val="1"/>
-      <w:numFmt w:val="bullet"/>
-      <w:lvlText w:val=""/>
-      <w:lvlJc w:val="left"/>
-      <w:pPr>
-        <w:tabs>
-          <w:tab w:val="num" w:pos="5040"/>
-        </w:tabs>
-        <w:ind w:left="5040" w:hanging="360"/>
-      </w:pPr>
-      <w:rPr>
-        <w:rFonts w:ascii="Wingdings" w:hAnsi="Wingdings" w:hint="default"/>
-        <w:sz w:val="20"/>
-      </w:rPr>
-    </w:lvl>
-    <w:lvl w:ilvl="7" w:tentative="1">
-      <w:start w:val="1"/>
-      <w:numFmt w:val="bullet"/>
-      <w:lvlText w:val=""/>
-      <w:lvlJc w:val="left"/>
-      <w:pPr>
-        <w:tabs>
-          <w:tab w:val="num" w:pos="5760"/>
-        </w:tabs>
-        <w:ind w:left="5760" w:hanging="360"/>
-      </w:pPr>
-      <w:rPr>
-        <w:rFonts w:ascii="Wingdings" w:hAnsi="Wingdings" w:hint="default"/>
-        <w:sz w:val="20"/>
-      </w:rPr>
-    </w:lvl>
-    <w:lvl w:ilvl="8" w:tentative="1">
-      <w:start w:val="1"/>
-      <w:numFmt w:val="bullet"/>
-      <w:lvlText w:val=""/>
-      <w:lvlJc w:val="left"/>
-      <w:pPr>
-        <w:tabs>
-          <w:tab w:val="num" w:pos="6480"/>
-        </w:tabs>
-        <w:ind w:left="6480" w:hanging="360"/>
-      </w:pPr>
-      <w:rPr>
-        <w:rFonts w:ascii="Wingdings" w:hAnsi="Wingdings" w:hint="default"/>
-        <w:sz w:val="20"/>
-      </w:rPr>
-    </w:lvl>
-  </w:abstractNum>
-  <w:abstractNum w:abstractNumId="32" w15:restartNumberingAfterBreak="0">
+  <w:abstractNum w:abstractNumId="17" w15:restartNumberingAfterBreak="0">
     <w:nsid w:val="5BD54201"/>
     <w:multiLevelType w:val="multilevel"/>
     <w:tmpl w:val="D7F8E260"/>
@@ -17035,156 +17592,7 @@
       </w:rPr>
     </w:lvl>
   </w:abstractNum>
-  <w:abstractNum w:abstractNumId="33" w15:restartNumberingAfterBreak="0">
-    <w:nsid w:val="5D5D749D"/>
-    <w:multiLevelType w:val="multilevel"/>
-    <w:tmpl w:val="10C81602"/>
-    <w:lvl w:ilvl="0">
-      <w:start w:val="1"/>
-      <w:numFmt w:val="bullet"/>
-      <w:lvlText w:val=""/>
-      <w:lvlJc w:val="left"/>
-      <w:pPr>
-        <w:tabs>
-          <w:tab w:val="num" w:pos="720"/>
-        </w:tabs>
-        <w:ind w:left="720" w:hanging="360"/>
-      </w:pPr>
-      <w:rPr>
-        <w:rFonts w:ascii="Symbol" w:hAnsi="Symbol" w:hint="default"/>
-        <w:sz w:val="20"/>
-      </w:rPr>
-    </w:lvl>
-    <w:lvl w:ilvl="1" w:tentative="1">
-      <w:start w:val="1"/>
-      <w:numFmt w:val="bullet"/>
-      <w:lvlText w:val="o"/>
-      <w:lvlJc w:val="left"/>
-      <w:pPr>
-        <w:tabs>
-          <w:tab w:val="num" w:pos="1440"/>
-        </w:tabs>
-        <w:ind w:left="1440" w:hanging="360"/>
-      </w:pPr>
-      <w:rPr>
-        <w:rFonts w:ascii="Courier New" w:hAnsi="Courier New" w:hint="default"/>
-        <w:sz w:val="20"/>
-      </w:rPr>
-    </w:lvl>
-    <w:lvl w:ilvl="2" w:tentative="1">
-      <w:start w:val="1"/>
-      <w:numFmt w:val="bullet"/>
-      <w:lvlText w:val=""/>
-      <w:lvlJc w:val="left"/>
-      <w:pPr>
-        <w:tabs>
-          <w:tab w:val="num" w:pos="2160"/>
-        </w:tabs>
-        <w:ind w:left="2160" w:hanging="360"/>
-      </w:pPr>
-      <w:rPr>
-        <w:rFonts w:ascii="Wingdings" w:hAnsi="Wingdings" w:hint="default"/>
-        <w:sz w:val="20"/>
-      </w:rPr>
-    </w:lvl>
-    <w:lvl w:ilvl="3" w:tentative="1">
-      <w:start w:val="1"/>
-      <w:numFmt w:val="bullet"/>
-      <w:lvlText w:val=""/>
-      <w:lvlJc w:val="left"/>
-      <w:pPr>
-        <w:tabs>
-          <w:tab w:val="num" w:pos="2880"/>
-        </w:tabs>
-        <w:ind w:left="2880" w:hanging="360"/>
-      </w:pPr>
-      <w:rPr>
-        <w:rFonts w:ascii="Wingdings" w:hAnsi="Wingdings" w:hint="default"/>
-        <w:sz w:val="20"/>
-      </w:rPr>
-    </w:lvl>
-    <w:lvl w:ilvl="4" w:tentative="1">
-      <w:start w:val="1"/>
-      <w:numFmt w:val="bullet"/>
-      <w:lvlText w:val=""/>
-      <w:lvlJc w:val="left"/>
-      <w:pPr>
-        <w:tabs>
-          <w:tab w:val="num" w:pos="3600"/>
-        </w:tabs>
-        <w:ind w:left="3600" w:hanging="360"/>
-      </w:pPr>
-      <w:rPr>
-        <w:rFonts w:ascii="Wingdings" w:hAnsi="Wingdings" w:hint="default"/>
-        <w:sz w:val="20"/>
-      </w:rPr>
-    </w:lvl>
-    <w:lvl w:ilvl="5" w:tentative="1">
-      <w:start w:val="1"/>
-      <w:numFmt w:val="bullet"/>
-      <w:lvlText w:val=""/>
-      <w:lvlJc w:val="left"/>
-      <w:pPr>
-        <w:tabs>
-          <w:tab w:val="num" w:pos="4320"/>
-        </w:tabs>
-        <w:ind w:left="4320" w:hanging="360"/>
-      </w:pPr>
-      <w:rPr>
-        <w:rFonts w:ascii="Wingdings" w:hAnsi="Wingdings" w:hint="default"/>
-        <w:sz w:val="20"/>
-      </w:rPr>
-    </w:lvl>
-    <w:lvl w:ilvl="6" w:tentative="1">
-      <w:start w:val="1"/>
-      <w:numFmt w:val="bullet"/>
-      <w:lvlText w:val=""/>
-      <w:lvlJc w:val="left"/>
-      <w:pPr>
-        <w:tabs>
-          <w:tab w:val="num" w:pos="5040"/>
-        </w:tabs>
-        <w:ind w:left="5040" w:hanging="360"/>
-      </w:pPr>
-      <w:rPr>
-        <w:rFonts w:ascii="Wingdings" w:hAnsi="Wingdings" w:hint="default"/>
-        <w:sz w:val="20"/>
-      </w:rPr>
-    </w:lvl>
-    <w:lvl w:ilvl="7" w:tentative="1">
-      <w:start w:val="1"/>
-      <w:numFmt w:val="bullet"/>
-      <w:lvlText w:val=""/>
-      <w:lvlJc w:val="left"/>
-      <w:pPr>
-        <w:tabs>
-          <w:tab w:val="num" w:pos="5760"/>
-        </w:tabs>
-        <w:ind w:left="5760" w:hanging="360"/>
-      </w:pPr>
-      <w:rPr>
-        <w:rFonts w:ascii="Wingdings" w:hAnsi="Wingdings" w:hint="default"/>
-        <w:sz w:val="20"/>
-      </w:rPr>
-    </w:lvl>
-    <w:lvl w:ilvl="8" w:tentative="1">
-      <w:start w:val="1"/>
-      <w:numFmt w:val="bullet"/>
-      <w:lvlText w:val=""/>
-      <w:lvlJc w:val="left"/>
-      <w:pPr>
-        <w:tabs>
-          <w:tab w:val="num" w:pos="6480"/>
-        </w:tabs>
-        <w:ind w:left="6480" w:hanging="360"/>
-      </w:pPr>
-      <w:rPr>
-        <w:rFonts w:ascii="Wingdings" w:hAnsi="Wingdings" w:hint="default"/>
-        <w:sz w:val="20"/>
-      </w:rPr>
-    </w:lvl>
-  </w:abstractNum>
-  <w:abstractNum w:abstractNumId="34" w15:restartNumberingAfterBreak="0">
+  <w:abstractNum w:abstractNumId="18" w15:restartNumberingAfterBreak="0">
     <w:nsid w:val="5E117092"/>
     <w:multiLevelType w:val="hybridMultilevel"/>
     <w:tmpl w:val="891C9B4A"/>
@@ -17296,7 +17704,7 @@
       </w:rPr>
     </w:lvl>
   </w:abstractNum>
-  <w:abstractNum w:abstractNumId="35" w15:restartNumberingAfterBreak="0">
+  <w:abstractNum w:abstractNumId="19" w15:restartNumberingAfterBreak="0">
     <w:nsid w:val="5EDB4F15"/>
     <w:multiLevelType w:val="multilevel"/>
     <w:tmpl w:val="1D62795E"/>
@@ -17445,7 +17853,7 @@
       </w:rPr>
     </w:lvl>
   </w:abstractNum>
-  <w:abstractNum w:abstractNumId="36" w15:restartNumberingAfterBreak="0">
+  <w:abstractNum w:abstractNumId="20" w15:restartNumberingAfterBreak="0">
     <w:nsid w:val="60CD75B0"/>
     <w:multiLevelType w:val="multilevel"/>
     <w:tmpl w:val="7F28C40A"/>
@@ -17594,7 +18002,7 @@
       </w:rPr>
     </w:lvl>
   </w:abstractNum>
-  <w:abstractNum w:abstractNumId="37" w15:restartNumberingAfterBreak="0">
+  <w:abstractNum w:abstractNumId="21" w15:restartNumberingAfterBreak="0">
     <w:nsid w:val="63C7193E"/>
     <w:multiLevelType w:val="multilevel"/>
     <w:tmpl w:val="111E295A"/>
@@ -17743,156 +18151,7 @@
       </w:rPr>
     </w:lvl>
   </w:abstractNum>
-  <w:abstractNum w:abstractNumId="38" w15:restartNumberingAfterBreak="0">
-    <w:nsid w:val="659254D7"/>
-    <w:multiLevelType w:val="multilevel"/>
-    <w:tmpl w:val="06F64C3C"/>
-    <w:lvl w:ilvl="0">
-      <w:start w:val="1"/>
-      <w:numFmt w:val="bullet"/>
-      <w:lvlText w:val=""/>
-      <w:lvlJc w:val="left"/>
-      <w:pPr>
-        <w:tabs>
-          <w:tab w:val="num" w:pos="720"/>
-        </w:tabs>
-        <w:ind w:left="720" w:hanging="360"/>
-      </w:pPr>
-      <w:rPr>
-        <w:rFonts w:ascii="Symbol" w:hAnsi="Symbol" w:hint="default"/>
-        <w:sz w:val="20"/>
-      </w:rPr>
-    </w:lvl>
-    <w:lvl w:ilvl="1" w:tentative="1">
-      <w:start w:val="1"/>
-      <w:numFmt w:val="bullet"/>
-      <w:lvlText w:val="o"/>
-      <w:lvlJc w:val="left"/>
-      <w:pPr>
-        <w:tabs>
-          <w:tab w:val="num" w:pos="1440"/>
-        </w:tabs>
-        <w:ind w:left="1440" w:hanging="360"/>
-      </w:pPr>
-      <w:rPr>
-        <w:rFonts w:ascii="Courier New" w:hAnsi="Courier New" w:hint="default"/>
-        <w:sz w:val="20"/>
-      </w:rPr>
-    </w:lvl>
-    <w:lvl w:ilvl="2" w:tentative="1">
-      <w:start w:val="1"/>
-      <w:numFmt w:val="bullet"/>
-      <w:lvlText w:val=""/>
-      <w:lvlJc w:val="left"/>
-      <w:pPr>
-        <w:tabs>
-          <w:tab w:val="num" w:pos="2160"/>
-        </w:tabs>
-        <w:ind w:left="2160" w:hanging="360"/>
-      </w:pPr>
-      <w:rPr>
-        <w:rFonts w:ascii="Wingdings" w:hAnsi="Wingdings" w:hint="default"/>
-        <w:sz w:val="20"/>
-      </w:rPr>
-    </w:lvl>
-    <w:lvl w:ilvl="3" w:tentative="1">
-      <w:start w:val="1"/>
-      <w:numFmt w:val="bullet"/>
-      <w:lvlText w:val=""/>
-      <w:lvlJc w:val="left"/>
-      <w:pPr>
-        <w:tabs>
-          <w:tab w:val="num" w:pos="2880"/>
-        </w:tabs>
-        <w:ind w:left="2880" w:hanging="360"/>
-      </w:pPr>
-      <w:rPr>
-        <w:rFonts w:ascii="Wingdings" w:hAnsi="Wingdings" w:hint="default"/>
-        <w:sz w:val="20"/>
-      </w:rPr>
-    </w:lvl>
-    <w:lvl w:ilvl="4" w:tentative="1">
-      <w:start w:val="1"/>
-      <w:numFmt w:val="bullet"/>
-      <w:lvlText w:val=""/>
-      <w:lvlJc w:val="left"/>
-      <w:pPr>
-        <w:tabs>
-          <w:tab w:val="num" w:pos="3600"/>
-        </w:tabs>
-        <w:ind w:left="3600" w:hanging="360"/>
-      </w:pPr>
-      <w:rPr>
-        <w:rFonts w:ascii="Wingdings" w:hAnsi="Wingdings" w:hint="default"/>
-        <w:sz w:val="20"/>
-      </w:rPr>
-    </w:lvl>
-    <w:lvl w:ilvl="5" w:tentative="1">
-      <w:start w:val="1"/>
-      <w:numFmt w:val="bullet"/>
-      <w:lvlText w:val=""/>
-      <w:lvlJc w:val="left"/>
-      <w:pPr>
-        <w:tabs>
-          <w:tab w:val="num" w:pos="4320"/>
-        </w:tabs>
-        <w:ind w:left="4320" w:hanging="360"/>
-      </w:pPr>
-      <w:rPr>
-        <w:rFonts w:ascii="Wingdings" w:hAnsi="Wingdings" w:hint="default"/>
-        <w:sz w:val="20"/>
-      </w:rPr>
-    </w:lvl>
-    <w:lvl w:ilvl="6" w:tentative="1">
-      <w:start w:val="1"/>
-      <w:numFmt w:val="bullet"/>
-      <w:lvlText w:val=""/>
-      <w:lvlJc w:val="left"/>
-      <w:pPr>
-        <w:tabs>
-          <w:tab w:val="num" w:pos="5040"/>
-        </w:tabs>
-        <w:ind w:left="5040" w:hanging="360"/>
-      </w:pPr>
-      <w:rPr>
-        <w:rFonts w:ascii="Wingdings" w:hAnsi="Wingdings" w:hint="default"/>
-        <w:sz w:val="20"/>
-      </w:rPr>
-    </w:lvl>
-    <w:lvl w:ilvl="7" w:tentative="1">
-      <w:start w:val="1"/>
-      <w:numFmt w:val="bullet"/>
-      <w:lvlText w:val=""/>
-      <w:lvlJc w:val="left"/>
-      <w:pPr>
-        <w:tabs>
-          <w:tab w:val="num" w:pos="5760"/>
-        </w:tabs>
-        <w:ind w:left="5760" w:hanging="360"/>
-      </w:pPr>
-      <w:rPr>
-        <w:rFonts w:ascii="Wingdings" w:hAnsi="Wingdings" w:hint="default"/>
-        <w:sz w:val="20"/>
-      </w:rPr>
-    </w:lvl>
-    <w:lvl w:ilvl="8" w:tentative="1">
-      <w:start w:val="1"/>
-      <w:numFmt w:val="bullet"/>
-      <w:lvlText w:val=""/>
-      <w:lvlJc w:val="left"/>
-      <w:pPr>
-        <w:tabs>
-          <w:tab w:val="num" w:pos="6480"/>
-        </w:tabs>
-        <w:ind w:left="6480" w:hanging="360"/>
-      </w:pPr>
-      <w:rPr>
-        <w:rFonts w:ascii="Wingdings" w:hAnsi="Wingdings" w:hint="default"/>
-        <w:sz w:val="20"/>
-      </w:rPr>
-    </w:lvl>
-  </w:abstractNum>
-  <w:abstractNum w:abstractNumId="39" w15:restartNumberingAfterBreak="0">
+  <w:abstractNum w:abstractNumId="22" w15:restartNumberingAfterBreak="0">
     <w:nsid w:val="6729510F"/>
     <w:multiLevelType w:val="multilevel"/>
     <w:tmpl w:val="E69229FA"/>
@@ -18041,7 +18300,7 @@
       </w:rPr>
     </w:lvl>
   </w:abstractNum>
-  <w:abstractNum w:abstractNumId="40" w15:restartNumberingAfterBreak="0">
+  <w:abstractNum w:abstractNumId="23" w15:restartNumberingAfterBreak="0">
     <w:nsid w:val="6FDB793E"/>
     <w:multiLevelType w:val="hybridMultilevel"/>
     <w:tmpl w:val="48B0FE02"/>
@@ -18154,7 +18413,7 @@
       </w:rPr>
     </w:lvl>
   </w:abstractNum>
-  <w:abstractNum w:abstractNumId="41" w15:restartNumberingAfterBreak="0">
+  <w:abstractNum w:abstractNumId="24" w15:restartNumberingAfterBreak="0">
     <w:nsid w:val="70096A89"/>
     <w:multiLevelType w:val="multilevel"/>
     <w:tmpl w:val="B6C2D168"/>
@@ -18303,156 +18562,7 @@
       </w:rPr>
     </w:lvl>
   </w:abstractNum>
-  <w:abstractNum w:abstractNumId="42" w15:restartNumberingAfterBreak="0">
-    <w:nsid w:val="71326613"/>
-    <w:multiLevelType w:val="multilevel"/>
-    <w:tmpl w:val="5CA21C6E"/>
-    <w:lvl w:ilvl="0">
-      <w:start w:val="1"/>
-      <w:numFmt w:val="bullet"/>
-      <w:lvlText w:val=""/>
-      <w:lvlJc w:val="left"/>
-      <w:pPr>
-        <w:tabs>
-          <w:tab w:val="num" w:pos="720"/>
-        </w:tabs>
-        <w:ind w:left="720" w:hanging="360"/>
-      </w:pPr>
-      <w:rPr>
-        <w:rFonts w:ascii="Symbol" w:hAnsi="Symbol" w:hint="default"/>
-        <w:sz w:val="20"/>
-      </w:rPr>
-    </w:lvl>
-    <w:lvl w:ilvl="1" w:tentative="1">
-      <w:start w:val="1"/>
-      <w:numFmt w:val="bullet"/>
-      <w:lvlText w:val="o"/>
-      <w:lvlJc w:val="left"/>
-      <w:pPr>
-        <w:tabs>
-          <w:tab w:val="num" w:pos="1440"/>
-        </w:tabs>
-        <w:ind w:left="1440" w:hanging="360"/>
-      </w:pPr>
-      <w:rPr>
-        <w:rFonts w:ascii="Courier New" w:hAnsi="Courier New" w:hint="default"/>
-        <w:sz w:val="20"/>
-      </w:rPr>
-    </w:lvl>
-    <w:lvl w:ilvl="2" w:tentative="1">
-      <w:start w:val="1"/>
-      <w:numFmt w:val="bullet"/>
-      <w:lvlText w:val=""/>
-      <w:lvlJc w:val="left"/>
-      <w:pPr>
-        <w:tabs>
-          <w:tab w:val="num" w:pos="2160"/>
-        </w:tabs>
-        <w:ind w:left="2160" w:hanging="360"/>
-      </w:pPr>
-      <w:rPr>
-        <w:rFonts w:ascii="Wingdings" w:hAnsi="Wingdings" w:hint="default"/>
-        <w:sz w:val="20"/>
-      </w:rPr>
-    </w:lvl>
-    <w:lvl w:ilvl="3" w:tentative="1">
-      <w:start w:val="1"/>
-      <w:numFmt w:val="bullet"/>
-      <w:lvlText w:val=""/>
-      <w:lvlJc w:val="left"/>
-      <w:pPr>
-        <w:tabs>
-          <w:tab w:val="num" w:pos="2880"/>
-        </w:tabs>
-        <w:ind w:left="2880" w:hanging="360"/>
-      </w:pPr>
-      <w:rPr>
-        <w:rFonts w:ascii="Wingdings" w:hAnsi="Wingdings" w:hint="default"/>
-        <w:sz w:val="20"/>
-      </w:rPr>
-    </w:lvl>
-    <w:lvl w:ilvl="4" w:tentative="1">
-      <w:start w:val="1"/>
-      <w:numFmt w:val="bullet"/>
-      <w:lvlText w:val=""/>
-      <w:lvlJc w:val="left"/>
-      <w:pPr>
-        <w:tabs>
-          <w:tab w:val="num" w:pos="3600"/>
-        </w:tabs>
-        <w:ind w:left="3600" w:hanging="360"/>
-      </w:pPr>
-      <w:rPr>
-        <w:rFonts w:ascii="Wingdings" w:hAnsi="Wingdings" w:hint="default"/>
-        <w:sz w:val="20"/>
-      </w:rPr>
-    </w:lvl>
-    <w:lvl w:ilvl="5" w:tentative="1">
-      <w:start w:val="1"/>
-      <w:numFmt w:val="bullet"/>
-      <w:lvlText w:val=""/>
-      <w:lvlJc w:val="left"/>
-      <w:pPr>
-        <w:tabs>
-          <w:tab w:val="num" w:pos="4320"/>
-        </w:tabs>
-        <w:ind w:left="4320" w:hanging="360"/>
-      </w:pPr>
-      <w:rPr>
-        <w:rFonts w:ascii="Wingdings" w:hAnsi="Wingdings" w:hint="default"/>
-        <w:sz w:val="20"/>
-      </w:rPr>
-    </w:lvl>
-    <w:lvl w:ilvl="6" w:tentative="1">
-      <w:start w:val="1"/>
-      <w:numFmt w:val="bullet"/>
-      <w:lvlText w:val=""/>
-      <w:lvlJc w:val="left"/>
-      <w:pPr>
-        <w:tabs>
-          <w:tab w:val="num" w:pos="5040"/>
-        </w:tabs>
-        <w:ind w:left="5040" w:hanging="360"/>
-      </w:pPr>
-      <w:rPr>
-        <w:rFonts w:ascii="Wingdings" w:hAnsi="Wingdings" w:hint="default"/>
-        <w:sz w:val="20"/>
-      </w:rPr>
-    </w:lvl>
-    <w:lvl w:ilvl="7" w:tentative="1">
-      <w:start w:val="1"/>
-      <w:numFmt w:val="bullet"/>
-      <w:lvlText w:val=""/>
-      <w:lvlJc w:val="left"/>
-      <w:pPr>
-        <w:tabs>
-          <w:tab w:val="num" w:pos="5760"/>
-        </w:tabs>
-        <w:ind w:left="5760" w:hanging="360"/>
-      </w:pPr>
-      <w:rPr>
-        <w:rFonts w:ascii="Wingdings" w:hAnsi="Wingdings" w:hint="default"/>
-        <w:sz w:val="20"/>
-      </w:rPr>
-    </w:lvl>
-    <w:lvl w:ilvl="8" w:tentative="1">
-      <w:start w:val="1"/>
-      <w:numFmt w:val="bullet"/>
-      <w:lvlText w:val=""/>
-      <w:lvlJc w:val="left"/>
-      <w:pPr>
-        <w:tabs>
-          <w:tab w:val="num" w:pos="6480"/>
-        </w:tabs>
-        <w:ind w:left="6480" w:hanging="360"/>
-      </w:pPr>
-      <w:rPr>
-        <w:rFonts w:ascii="Wingdings" w:hAnsi="Wingdings" w:hint="default"/>
-        <w:sz w:val="20"/>
-      </w:rPr>
-    </w:lvl>
-  </w:abstractNum>
-  <w:abstractNum w:abstractNumId="43" w15:restartNumberingAfterBreak="0">
+  <w:abstractNum w:abstractNumId="25" w15:restartNumberingAfterBreak="0">
     <w:nsid w:val="7157776E"/>
     <w:multiLevelType w:val="hybridMultilevel"/>
     <w:tmpl w:val="B8ECC024"/>
@@ -18565,454 +18675,7 @@
       </w:rPr>
     </w:lvl>
   </w:abstractNum>
-  <w:abstractNum w:abstractNumId="44" w15:restartNumberingAfterBreak="0">
-    <w:nsid w:val="723B10CA"/>
-    <w:multiLevelType w:val="multilevel"/>
-    <w:tmpl w:val="8544E532"/>
-    <w:lvl w:ilvl="0">
-      <w:start w:val="1"/>
-      <w:numFmt w:val="bullet"/>
-      <w:lvlText w:val=""/>
-      <w:lvlJc w:val="left"/>
-      <w:pPr>
-        <w:tabs>
-          <w:tab w:val="num" w:pos="720"/>
-        </w:tabs>
-        <w:ind w:left="720" w:hanging="360"/>
-      </w:pPr>
-      <w:rPr>
-        <w:rFonts w:ascii="Symbol" w:hAnsi="Symbol" w:hint="default"/>
-        <w:sz w:val="20"/>
-      </w:rPr>
-    </w:lvl>
-    <w:lvl w:ilvl="1" w:tentative="1">
-      <w:start w:val="1"/>
-      <w:numFmt w:val="bullet"/>
-      <w:lvlText w:val="o"/>
-      <w:lvlJc w:val="left"/>
-      <w:pPr>
-        <w:tabs>
-          <w:tab w:val="num" w:pos="1440"/>
-        </w:tabs>
-        <w:ind w:left="1440" w:hanging="360"/>
-      </w:pPr>
-      <w:rPr>
-        <w:rFonts w:ascii="Courier New" w:hAnsi="Courier New" w:hint="default"/>
-        <w:sz w:val="20"/>
-      </w:rPr>
-    </w:lvl>
-    <w:lvl w:ilvl="2" w:tentative="1">
-      <w:start w:val="1"/>
-      <w:numFmt w:val="bullet"/>
-      <w:lvlText w:val=""/>
-      <w:lvlJc w:val="left"/>
-      <w:pPr>
-        <w:tabs>
-          <w:tab w:val="num" w:pos="2160"/>
-        </w:tabs>
-        <w:ind w:left="2160" w:hanging="360"/>
-      </w:pPr>
-      <w:rPr>
-        <w:rFonts w:ascii="Wingdings" w:hAnsi="Wingdings" w:hint="default"/>
-        <w:sz w:val="20"/>
-      </w:rPr>
-    </w:lvl>
-    <w:lvl w:ilvl="3" w:tentative="1">
-      <w:start w:val="1"/>
-      <w:numFmt w:val="bullet"/>
-      <w:lvlText w:val=""/>
-      <w:lvlJc w:val="left"/>
-      <w:pPr>
-        <w:tabs>
-          <w:tab w:val="num" w:pos="2880"/>
-        </w:tabs>
-        <w:ind w:left="2880" w:hanging="360"/>
-      </w:pPr>
-      <w:rPr>
-        <w:rFonts w:ascii="Wingdings" w:hAnsi="Wingdings" w:hint="default"/>
-        <w:sz w:val="20"/>
-      </w:rPr>
-    </w:lvl>
-    <w:lvl w:ilvl="4" w:tentative="1">
-      <w:start w:val="1"/>
-      <w:numFmt w:val="bullet"/>
-      <w:lvlText w:val=""/>
-      <w:lvlJc w:val="left"/>
-      <w:pPr>
-        <w:tabs>
-          <w:tab w:val="num" w:pos="3600"/>
-        </w:tabs>
-        <w:ind w:left="3600" w:hanging="360"/>
-      </w:pPr>
-      <w:rPr>
-        <w:rFonts w:ascii="Wingdings" w:hAnsi="Wingdings" w:hint="default"/>
-        <w:sz w:val="20"/>
-      </w:rPr>
-    </w:lvl>
-    <w:lvl w:ilvl="5" w:tentative="1">
-      <w:start w:val="1"/>
-      <w:numFmt w:val="bullet"/>
-      <w:lvlText w:val=""/>
-      <w:lvlJc w:val="left"/>
-      <w:pPr>
-        <w:tabs>
-          <w:tab w:val="num" w:pos="4320"/>
-        </w:tabs>
-        <w:ind w:left="4320" w:hanging="360"/>
-      </w:pPr>
-      <w:rPr>
-        <w:rFonts w:ascii="Wingdings" w:hAnsi="Wingdings" w:hint="default"/>
-        <w:sz w:val="20"/>
-      </w:rPr>
-    </w:lvl>
-    <w:lvl w:ilvl="6" w:tentative="1">
-      <w:start w:val="1"/>
-      <w:numFmt w:val="bullet"/>
-      <w:lvlText w:val=""/>
-      <w:lvlJc w:val="left"/>
-      <w:pPr>
-        <w:tabs>
-          <w:tab w:val="num" w:pos="5040"/>
-        </w:tabs>
-        <w:ind w:left="5040" w:hanging="360"/>
-      </w:pPr>
-      <w:rPr>
-        <w:rFonts w:ascii="Wingdings" w:hAnsi="Wingdings" w:hint="default"/>
-        <w:sz w:val="20"/>
-      </w:rPr>
-    </w:lvl>
-    <w:lvl w:ilvl="7" w:tentative="1">
-      <w:start w:val="1"/>
-      <w:numFmt w:val="bullet"/>
-      <w:lvlText w:val=""/>
-      <w:lvlJc w:val="left"/>
-      <w:pPr>
-        <w:tabs>
-          <w:tab w:val="num" w:pos="5760"/>
-        </w:tabs>
-        <w:ind w:left="5760" w:hanging="360"/>
-      </w:pPr>
-      <w:rPr>
-        <w:rFonts w:ascii="Wingdings" w:hAnsi="Wingdings" w:hint="default"/>
-        <w:sz w:val="20"/>
-      </w:rPr>
-    </w:lvl>
-    <w:lvl w:ilvl="8" w:tentative="1">
-      <w:start w:val="1"/>
-      <w:numFmt w:val="bullet"/>
-      <w:lvlText w:val=""/>
-      <w:lvlJc w:val="left"/>
-      <w:pPr>
-        <w:tabs>
-          <w:tab w:val="num" w:pos="6480"/>
-        </w:tabs>
-        <w:ind w:left="6480" w:hanging="360"/>
-      </w:pPr>
-      <w:rPr>
-        <w:rFonts w:ascii="Wingdings" w:hAnsi="Wingdings" w:hint="default"/>
-        <w:sz w:val="20"/>
-      </w:rPr>
-    </w:lvl>
-  </w:abstractNum>
-  <w:abstractNum w:abstractNumId="45" w15:restartNumberingAfterBreak="0">
-    <w:nsid w:val="73BA7DA2"/>
-    <w:multiLevelType w:val="multilevel"/>
-    <w:tmpl w:val="2C9CCCAA"/>
-    <w:lvl w:ilvl="0">
-      <w:start w:val="1"/>
-      <w:numFmt w:val="bullet"/>
-      <w:lvlText w:val=""/>
-      <w:lvlJc w:val="left"/>
-      <w:pPr>
-        <w:tabs>
-          <w:tab w:val="num" w:pos="720"/>
-        </w:tabs>
-        <w:ind w:left="720" w:hanging="360"/>
-      </w:pPr>
-      <w:rPr>
-        <w:rFonts w:ascii="Symbol" w:hAnsi="Symbol" w:hint="default"/>
-        <w:sz w:val="20"/>
-      </w:rPr>
-    </w:lvl>
-    <w:lvl w:ilvl="1" w:tentative="1">
-      <w:start w:val="1"/>
-      <w:numFmt w:val="bullet"/>
-      <w:lvlText w:val="o"/>
-      <w:lvlJc w:val="left"/>
-      <w:pPr>
-        <w:tabs>
-          <w:tab w:val="num" w:pos="1440"/>
-        </w:tabs>
-        <w:ind w:left="1440" w:hanging="360"/>
-      </w:pPr>
-      <w:rPr>
-        <w:rFonts w:ascii="Courier New" w:hAnsi="Courier New" w:hint="default"/>
-        <w:sz w:val="20"/>
-      </w:rPr>
-    </w:lvl>
-    <w:lvl w:ilvl="2" w:tentative="1">
-      <w:start w:val="1"/>
-      <w:numFmt w:val="bullet"/>
-      <w:lvlText w:val=""/>
-      <w:lvlJc w:val="left"/>
-      <w:pPr>
-        <w:tabs>
-          <w:tab w:val="num" w:pos="2160"/>
-        </w:tabs>
-        <w:ind w:left="2160" w:hanging="360"/>
-      </w:pPr>
-      <w:rPr>
-        <w:rFonts w:ascii="Wingdings" w:hAnsi="Wingdings" w:hint="default"/>
-        <w:sz w:val="20"/>
-      </w:rPr>
-    </w:lvl>
-    <w:lvl w:ilvl="3" w:tentative="1">
-      <w:start w:val="1"/>
-      <w:numFmt w:val="bullet"/>
-      <w:lvlText w:val=""/>
-      <w:lvlJc w:val="left"/>
-      <w:pPr>
-        <w:tabs>
-          <w:tab w:val="num" w:pos="2880"/>
-        </w:tabs>
-        <w:ind w:left="2880" w:hanging="360"/>
-      </w:pPr>
-      <w:rPr>
-        <w:rFonts w:ascii="Wingdings" w:hAnsi="Wingdings" w:hint="default"/>
-        <w:sz w:val="20"/>
-      </w:rPr>
-    </w:lvl>
-    <w:lvl w:ilvl="4" w:tentative="1">
-      <w:start w:val="1"/>
-      <w:numFmt w:val="bullet"/>
-      <w:lvlText w:val=""/>
-      <w:lvlJc w:val="left"/>
-      <w:pPr>
-        <w:tabs>
-          <w:tab w:val="num" w:pos="3600"/>
-        </w:tabs>
-        <w:ind w:left="3600" w:hanging="360"/>
-      </w:pPr>
-      <w:rPr>
-        <w:rFonts w:ascii="Wingdings" w:hAnsi="Wingdings" w:hint="default"/>
-        <w:sz w:val="20"/>
-      </w:rPr>
-    </w:lvl>
-    <w:lvl w:ilvl="5" w:tentative="1">
-      <w:start w:val="1"/>
-      <w:numFmt w:val="bullet"/>
-      <w:lvlText w:val=""/>
-      <w:lvlJc w:val="left"/>
-      <w:pPr>
-        <w:tabs>
-          <w:tab w:val="num" w:pos="4320"/>
-        </w:tabs>
-        <w:ind w:left="4320" w:hanging="360"/>
-      </w:pPr>
-      <w:rPr>
-        <w:rFonts w:ascii="Wingdings" w:hAnsi="Wingdings" w:hint="default"/>
-        <w:sz w:val="20"/>
-      </w:rPr>
-    </w:lvl>
-    <w:lvl w:ilvl="6" w:tentative="1">
-      <w:start w:val="1"/>
-      <w:numFmt w:val="bullet"/>
-      <w:lvlText w:val=""/>
-      <w:lvlJc w:val="left"/>
-      <w:pPr>
-        <w:tabs>
-          <w:tab w:val="num" w:pos="5040"/>
-        </w:tabs>
-        <w:ind w:left="5040" w:hanging="360"/>
-      </w:pPr>
-      <w:rPr>
-        <w:rFonts w:ascii="Wingdings" w:hAnsi="Wingdings" w:hint="default"/>
-        <w:sz w:val="20"/>
-      </w:rPr>
-    </w:lvl>
-    <w:lvl w:ilvl="7" w:tentative="1">
-      <w:start w:val="1"/>
-      <w:numFmt w:val="bullet"/>
-      <w:lvlText w:val=""/>
-      <w:lvlJc w:val="left"/>
-      <w:pPr>
-        <w:tabs>
-          <w:tab w:val="num" w:pos="5760"/>
-        </w:tabs>
-        <w:ind w:left="5760" w:hanging="360"/>
-      </w:pPr>
-      <w:rPr>
-        <w:rFonts w:ascii="Wingdings" w:hAnsi="Wingdings" w:hint="default"/>
-        <w:sz w:val="20"/>
-      </w:rPr>
-    </w:lvl>
-    <w:lvl w:ilvl="8" w:tentative="1">
-      <w:start w:val="1"/>
-      <w:numFmt w:val="bullet"/>
-      <w:lvlText w:val=""/>
-      <w:lvlJc w:val="left"/>
-      <w:pPr>
-        <w:tabs>
-          <w:tab w:val="num" w:pos="6480"/>
-        </w:tabs>
-        <w:ind w:left="6480" w:hanging="360"/>
-      </w:pPr>
-      <w:rPr>
-        <w:rFonts w:ascii="Wingdings" w:hAnsi="Wingdings" w:hint="default"/>
-        <w:sz w:val="20"/>
-      </w:rPr>
-    </w:lvl>
-  </w:abstractNum>
-  <w:abstractNum w:abstractNumId="46" w15:restartNumberingAfterBreak="0">
-    <w:nsid w:val="79D659D8"/>
-    <w:multiLevelType w:val="multilevel"/>
-    <w:tmpl w:val="0F9E7B3C"/>
-    <w:lvl w:ilvl="0">
-      <w:start w:val="1"/>
-      <w:numFmt w:val="bullet"/>
-      <w:lvlText w:val=""/>
-      <w:lvlJc w:val="left"/>
-      <w:pPr>
-        <w:tabs>
-          <w:tab w:val="num" w:pos="720"/>
-        </w:tabs>
-        <w:ind w:left="720" w:hanging="360"/>
-      </w:pPr>
-      <w:rPr>
-        <w:rFonts w:ascii="Symbol" w:hAnsi="Symbol" w:hint="default"/>
-        <w:sz w:val="20"/>
-      </w:rPr>
-    </w:lvl>
-    <w:lvl w:ilvl="1" w:tentative="1">
-      <w:start w:val="1"/>
-      <w:numFmt w:val="bullet"/>
-      <w:lvlText w:val="o"/>
-      <w:lvlJc w:val="left"/>
-      <w:pPr>
-        <w:tabs>
-          <w:tab w:val="num" w:pos="1440"/>
-        </w:tabs>
-        <w:ind w:left="1440" w:hanging="360"/>
-      </w:pPr>
-      <w:rPr>
-        <w:rFonts w:ascii="Courier New" w:hAnsi="Courier New" w:hint="default"/>
-        <w:sz w:val="20"/>
-      </w:rPr>
-    </w:lvl>
-    <w:lvl w:ilvl="2" w:tentative="1">
-      <w:start w:val="1"/>
-      <w:numFmt w:val="bullet"/>
-      <w:lvlText w:val=""/>
-      <w:lvlJc w:val="left"/>
-      <w:pPr>
-        <w:tabs>
-          <w:tab w:val="num" w:pos="2160"/>
-        </w:tabs>
-        <w:ind w:left="2160" w:hanging="360"/>
-      </w:pPr>
-      <w:rPr>
-        <w:rFonts w:ascii="Wingdings" w:hAnsi="Wingdings" w:hint="default"/>
-        <w:sz w:val="20"/>
-      </w:rPr>
-    </w:lvl>
-    <w:lvl w:ilvl="3" w:tentative="1">
-      <w:start w:val="1"/>
-      <w:numFmt w:val="bullet"/>
-      <w:lvlText w:val=""/>
-      <w:lvlJc w:val="left"/>
-      <w:pPr>
-        <w:tabs>
-          <w:tab w:val="num" w:pos="2880"/>
-        </w:tabs>
-        <w:ind w:left="2880" w:hanging="360"/>
-      </w:pPr>
-      <w:rPr>
-        <w:rFonts w:ascii="Wingdings" w:hAnsi="Wingdings" w:hint="default"/>
-        <w:sz w:val="20"/>
-      </w:rPr>
-    </w:lvl>
-    <w:lvl w:ilvl="4" w:tentative="1">
-      <w:start w:val="1"/>
-      <w:numFmt w:val="bullet"/>
-      <w:lvlText w:val=""/>
-      <w:lvlJc w:val="left"/>
-      <w:pPr>
-        <w:tabs>
-          <w:tab w:val="num" w:pos="3600"/>
-        </w:tabs>
-        <w:ind w:left="3600" w:hanging="360"/>
-      </w:pPr>
-      <w:rPr>
-        <w:rFonts w:ascii="Wingdings" w:hAnsi="Wingdings" w:hint="default"/>
-        <w:sz w:val="20"/>
-      </w:rPr>
-    </w:lvl>
-    <w:lvl w:ilvl="5" w:tentative="1">
-      <w:start w:val="1"/>
-      <w:numFmt w:val="bullet"/>
-      <w:lvlText w:val=""/>
-      <w:lvlJc w:val="left"/>
-      <w:pPr>
-        <w:tabs>
-          <w:tab w:val="num" w:pos="4320"/>
-        </w:tabs>
-        <w:ind w:left="4320" w:hanging="360"/>
-      </w:pPr>
-      <w:rPr>
-        <w:rFonts w:ascii="Wingdings" w:hAnsi="Wingdings" w:hint="default"/>
-        <w:sz w:val="20"/>
-      </w:rPr>
-    </w:lvl>
-    <w:lvl w:ilvl="6" w:tentative="1">
-      <w:start w:val="1"/>
-      <w:numFmt w:val="bullet"/>
-      <w:lvlText w:val=""/>
-      <w:lvlJc w:val="left"/>
-      <w:pPr>
-        <w:tabs>
-          <w:tab w:val="num" w:pos="5040"/>
-        </w:tabs>
-        <w:ind w:left="5040" w:hanging="360"/>
-      </w:pPr>
-      <w:rPr>
-        <w:rFonts w:ascii="Wingdings" w:hAnsi="Wingdings" w:hint="default"/>
-        <w:sz w:val="20"/>
-      </w:rPr>
-    </w:lvl>
-    <w:lvl w:ilvl="7" w:tentative="1">
-      <w:start w:val="1"/>
-      <w:numFmt w:val="bullet"/>
-      <w:lvlText w:val=""/>
-      <w:lvlJc w:val="left"/>
-      <w:pPr>
-        <w:tabs>
-          <w:tab w:val="num" w:pos="5760"/>
-        </w:tabs>
-        <w:ind w:left="5760" w:hanging="360"/>
-      </w:pPr>
-      <w:rPr>
-        <w:rFonts w:ascii="Wingdings" w:hAnsi="Wingdings" w:hint="default"/>
-        <w:sz w:val="20"/>
-      </w:rPr>
-    </w:lvl>
-    <w:lvl w:ilvl="8" w:tentative="1">
-      <w:start w:val="1"/>
-      <w:numFmt w:val="bullet"/>
-      <w:lvlText w:val=""/>
-      <w:lvlJc w:val="left"/>
-      <w:pPr>
-        <w:tabs>
-          <w:tab w:val="num" w:pos="6480"/>
-        </w:tabs>
-        <w:ind w:left="6480" w:hanging="360"/>
-      </w:pPr>
-      <w:rPr>
-        <w:rFonts w:ascii="Wingdings" w:hAnsi="Wingdings" w:hint="default"/>
-        <w:sz w:val="20"/>
-      </w:rPr>
-    </w:lvl>
-  </w:abstractNum>
-  <w:abstractNum w:abstractNumId="47" w15:restartNumberingAfterBreak="0">
+  <w:abstractNum w:abstractNumId="26" w15:restartNumberingAfterBreak="0">
     <w:nsid w:val="79DF239E"/>
     <w:multiLevelType w:val="multilevel"/>
     <w:tmpl w:val="3878C5E2"/>
@@ -19161,156 +18824,7 @@
       </w:rPr>
     </w:lvl>
   </w:abstractNum>
-  <w:abstractNum w:abstractNumId="48" w15:restartNumberingAfterBreak="0">
-    <w:nsid w:val="7BA1356B"/>
-    <w:multiLevelType w:val="multilevel"/>
-    <w:tmpl w:val="F51A6C02"/>
-    <w:lvl w:ilvl="0">
-      <w:start w:val="1"/>
-      <w:numFmt w:val="bullet"/>
-      <w:lvlText w:val=""/>
-      <w:lvlJc w:val="left"/>
-      <w:pPr>
-        <w:tabs>
-          <w:tab w:val="num" w:pos="720"/>
-        </w:tabs>
-        <w:ind w:left="720" w:hanging="360"/>
-      </w:pPr>
-      <w:rPr>
-        <w:rFonts w:ascii="Symbol" w:hAnsi="Symbol" w:hint="default"/>
-        <w:sz w:val="20"/>
-      </w:rPr>
-    </w:lvl>
-    <w:lvl w:ilvl="1" w:tentative="1">
-      <w:start w:val="1"/>
-      <w:numFmt w:val="bullet"/>
-      <w:lvlText w:val="o"/>
-      <w:lvlJc w:val="left"/>
-      <w:pPr>
-        <w:tabs>
-          <w:tab w:val="num" w:pos="1440"/>
-        </w:tabs>
-        <w:ind w:left="1440" w:hanging="360"/>
-      </w:pPr>
-      <w:rPr>
-        <w:rFonts w:ascii="Courier New" w:hAnsi="Courier New" w:hint="default"/>
-        <w:sz w:val="20"/>
-      </w:rPr>
-    </w:lvl>
-    <w:lvl w:ilvl="2" w:tentative="1">
-      <w:start w:val="1"/>
-      <w:numFmt w:val="bullet"/>
-      <w:lvlText w:val=""/>
-      <w:lvlJc w:val="left"/>
-      <w:pPr>
-        <w:tabs>
-          <w:tab w:val="num" w:pos="2160"/>
-        </w:tabs>
-        <w:ind w:left="2160" w:hanging="360"/>
-      </w:pPr>
-      <w:rPr>
-        <w:rFonts w:ascii="Wingdings" w:hAnsi="Wingdings" w:hint="default"/>
-        <w:sz w:val="20"/>
-      </w:rPr>
-    </w:lvl>
-    <w:lvl w:ilvl="3" w:tentative="1">
-      <w:start w:val="1"/>
-      <w:numFmt w:val="bullet"/>
-      <w:lvlText w:val=""/>
-      <w:lvlJc w:val="left"/>
-      <w:pPr>
-        <w:tabs>
-          <w:tab w:val="num" w:pos="2880"/>
-        </w:tabs>
-        <w:ind w:left="2880" w:hanging="360"/>
-      </w:pPr>
-      <w:rPr>
-        <w:rFonts w:ascii="Wingdings" w:hAnsi="Wingdings" w:hint="default"/>
-        <w:sz w:val="20"/>
-      </w:rPr>
-    </w:lvl>
-    <w:lvl w:ilvl="4" w:tentative="1">
-      <w:start w:val="1"/>
-      <w:numFmt w:val="bullet"/>
-      <w:lvlText w:val=""/>
-      <w:lvlJc w:val="left"/>
-      <w:pPr>
-        <w:tabs>
-          <w:tab w:val="num" w:pos="3600"/>
-        </w:tabs>
-        <w:ind w:left="3600" w:hanging="360"/>
-      </w:pPr>
-      <w:rPr>
-        <w:rFonts w:ascii="Wingdings" w:hAnsi="Wingdings" w:hint="default"/>
-        <w:sz w:val="20"/>
-      </w:rPr>
-    </w:lvl>
-    <w:lvl w:ilvl="5" w:tentative="1">
-      <w:start w:val="1"/>
-      <w:numFmt w:val="bullet"/>
-      <w:lvlText w:val=""/>
-      <w:lvlJc w:val="left"/>
-      <w:pPr>
-        <w:tabs>
-          <w:tab w:val="num" w:pos="4320"/>
-        </w:tabs>
-        <w:ind w:left="4320" w:hanging="360"/>
-      </w:pPr>
-      <w:rPr>
-        <w:rFonts w:ascii="Wingdings" w:hAnsi="Wingdings" w:hint="default"/>
-        <w:sz w:val="20"/>
-      </w:rPr>
-    </w:lvl>
-    <w:lvl w:ilvl="6" w:tentative="1">
-      <w:start w:val="1"/>
-      <w:numFmt w:val="bullet"/>
-      <w:lvlText w:val=""/>
-      <w:lvlJc w:val="left"/>
-      <w:pPr>
-        <w:tabs>
-          <w:tab w:val="num" w:pos="5040"/>
-        </w:tabs>
-        <w:ind w:left="5040" w:hanging="360"/>
-      </w:pPr>
-      <w:rPr>
-        <w:rFonts w:ascii="Wingdings" w:hAnsi="Wingdings" w:hint="default"/>
-        <w:sz w:val="20"/>
-      </w:rPr>
-    </w:lvl>
-    <w:lvl w:ilvl="7" w:tentative="1">
-      <w:start w:val="1"/>
-      <w:numFmt w:val="bullet"/>
-      <w:lvlText w:val=""/>
-      <w:lvlJc w:val="left"/>
-      <w:pPr>
-        <w:tabs>
-          <w:tab w:val="num" w:pos="5760"/>
-        </w:tabs>
-        <w:ind w:left="5760" w:hanging="360"/>
-      </w:pPr>
-      <w:rPr>
-        <w:rFonts w:ascii="Wingdings" w:hAnsi="Wingdings" w:hint="default"/>
-        <w:sz w:val="20"/>
-      </w:rPr>
-    </w:lvl>
-    <w:lvl w:ilvl="8" w:tentative="1">
-      <w:start w:val="1"/>
-      <w:numFmt w:val="bullet"/>
-      <w:lvlText w:val=""/>
-      <w:lvlJc w:val="left"/>
-      <w:pPr>
-        <w:tabs>
-          <w:tab w:val="num" w:pos="6480"/>
-        </w:tabs>
-        <w:ind w:left="6480" w:hanging="360"/>
-      </w:pPr>
-      <w:rPr>
-        <w:rFonts w:ascii="Wingdings" w:hAnsi="Wingdings" w:hint="default"/>
-        <w:sz w:val="20"/>
-      </w:rPr>
-    </w:lvl>
-  </w:abstractNum>
-  <w:abstractNum w:abstractNumId="49" w15:restartNumberingAfterBreak="0">
+  <w:abstractNum w:abstractNumId="27" w15:restartNumberingAfterBreak="0">
     <w:nsid w:val="7F2211FC"/>
     <w:multiLevelType w:val="multilevel"/>
     <w:tmpl w:val="62E8BED6"/>
@@ -19459,7 +18973,7 @@
       </w:rPr>
     </w:lvl>
   </w:abstractNum>
-  <w:abstractNum w:abstractNumId="50" w15:restartNumberingAfterBreak="0">
+  <w:abstractNum w:abstractNumId="28" w15:restartNumberingAfterBreak="0">
     <w:nsid w:val="7F941A64"/>
     <w:multiLevelType w:val="multilevel"/>
     <w:tmpl w:val="398E4B80"/>
@@ -19608,160 +19122,94 @@
       </w:rPr>
     </w:lvl>
   </w:abstractNum>
-  <w:num w:numId="1" w16cid:durableId="1131825569">
-    <w:abstractNumId w:val="31"/>
+  <w:num w:numId="1" w16cid:durableId="1073086567">
+    <w:abstractNumId w:val="7"/>
   </w:num>
-  <w:num w:numId="2" w16cid:durableId="2019380019">
+  <w:num w:numId="2" w16cid:durableId="2000231337">
+    <w:abstractNumId w:val="6"/>
+  </w:num>
+  <w:num w:numId="3" w16cid:durableId="1265073271">
+    <w:abstractNumId w:val="19"/>
+  </w:num>
+  <w:num w:numId="4" w16cid:durableId="27337527">
+    <w:abstractNumId w:val="4"/>
+  </w:num>
+  <w:num w:numId="5" w16cid:durableId="463157545">
+    <w:abstractNumId w:val="10"/>
+  </w:num>
+  <w:num w:numId="6" w16cid:durableId="363099537">
+    <w:abstractNumId w:val="5"/>
+  </w:num>
+  <w:num w:numId="7" w16cid:durableId="1159610583">
+    <w:abstractNumId w:val="27"/>
+  </w:num>
+  <w:num w:numId="8" w16cid:durableId="208500357">
+    <w:abstractNumId w:val="11"/>
+  </w:num>
+  <w:num w:numId="9" w16cid:durableId="1884321962">
+    <w:abstractNumId w:val="2"/>
+  </w:num>
+  <w:num w:numId="10" w16cid:durableId="72704678">
+    <w:abstractNumId w:val="15"/>
+  </w:num>
+  <w:num w:numId="11" w16cid:durableId="518736666">
+    <w:abstractNumId w:val="24"/>
+  </w:num>
+  <w:num w:numId="12" w16cid:durableId="1670064001">
+    <w:abstractNumId w:val="22"/>
+  </w:num>
+  <w:num w:numId="13" w16cid:durableId="1429933181">
+    <w:abstractNumId w:val="9"/>
+  </w:num>
+  <w:num w:numId="14" w16cid:durableId="1549561649">
+    <w:abstractNumId w:val="12"/>
+  </w:num>
+  <w:num w:numId="15" w16cid:durableId="393552669">
+    <w:abstractNumId w:val="0"/>
+  </w:num>
+  <w:num w:numId="16" w16cid:durableId="893472565">
+    <w:abstractNumId w:val="14"/>
+  </w:num>
+  <w:num w:numId="17" w16cid:durableId="1559364301">
+    <w:abstractNumId w:val="21"/>
+  </w:num>
+  <w:num w:numId="18" w16cid:durableId="1742369714">
+    <w:abstractNumId w:val="3"/>
+  </w:num>
+  <w:num w:numId="19" w16cid:durableId="1159921685">
+    <w:abstractNumId w:val="8"/>
+  </w:num>
+  <w:num w:numId="20" w16cid:durableId="507326323">
+    <w:abstractNumId w:val="13"/>
+  </w:num>
+  <w:num w:numId="21" w16cid:durableId="299770547">
+    <w:abstractNumId w:val="26"/>
+  </w:num>
+  <w:num w:numId="22" w16cid:durableId="1194729536">
+    <w:abstractNumId w:val="16"/>
+  </w:num>
+  <w:num w:numId="23" w16cid:durableId="36978327">
+    <w:abstractNumId w:val="28"/>
+  </w:num>
+  <w:num w:numId="24" w16cid:durableId="88160748">
+    <w:abstractNumId w:val="17"/>
+  </w:num>
+  <w:num w:numId="25" w16cid:durableId="876435204">
+    <w:abstractNumId w:val="20"/>
+  </w:num>
+  <w:num w:numId="26" w16cid:durableId="1500003318">
+    <w:abstractNumId w:val="1"/>
+  </w:num>
+  <w:num w:numId="27" w16cid:durableId="1940482124">
+    <w:abstractNumId w:val="23"/>
+  </w:num>
+  <w:num w:numId="28" w16cid:durableId="1103065302">
+    <w:abstractNumId w:val="18"/>
+  </w:num>
+  <w:num w:numId="29" w16cid:durableId="881599569">
     <w:abstractNumId w:val="25"/>
   </w:num>
-  <w:num w:numId="3" w16cid:durableId="641083834">
-    <w:abstractNumId w:val="17"/>
-  </w:num>
-  <w:num w:numId="4" w16cid:durableId="939029748">
-    <w:abstractNumId w:val="3"/>
-  </w:num>
-  <w:num w:numId="5" w16cid:durableId="246888832">
-    <w:abstractNumId w:val="42"/>
-  </w:num>
-  <w:num w:numId="6" w16cid:durableId="1258176415">
-    <w:abstractNumId w:val="15"/>
-  </w:num>
-  <w:num w:numId="7" w16cid:durableId="534781001">
-    <w:abstractNumId w:val="44"/>
-  </w:num>
-  <w:num w:numId="8" w16cid:durableId="343553180">
-    <w:abstractNumId w:val="30"/>
-  </w:num>
-  <w:num w:numId="9" w16cid:durableId="156770084">
-    <w:abstractNumId w:val="45"/>
-  </w:num>
-  <w:num w:numId="10" w16cid:durableId="1190678563">
-    <w:abstractNumId w:val="33"/>
-  </w:num>
-  <w:num w:numId="11" w16cid:durableId="335117848">
-    <w:abstractNumId w:val="4"/>
-  </w:num>
-  <w:num w:numId="12" w16cid:durableId="2026708576">
-    <w:abstractNumId w:val="23"/>
-  </w:num>
-  <w:num w:numId="13" w16cid:durableId="2095545972">
-    <w:abstractNumId w:val="2"/>
-  </w:num>
-  <w:num w:numId="14" w16cid:durableId="1915553865">
-    <w:abstractNumId w:val="48"/>
-  </w:num>
-  <w:num w:numId="15" w16cid:durableId="1128082591">
-    <w:abstractNumId w:val="5"/>
-  </w:num>
-  <w:num w:numId="16" w16cid:durableId="961378956">
-    <w:abstractNumId w:val="8"/>
-  </w:num>
-  <w:num w:numId="17" w16cid:durableId="1771466066">
-    <w:abstractNumId w:val="16"/>
-  </w:num>
-  <w:num w:numId="18" w16cid:durableId="1562711057">
-    <w:abstractNumId w:val="20"/>
-  </w:num>
-  <w:num w:numId="19" w16cid:durableId="135032748">
-    <w:abstractNumId w:val="46"/>
-  </w:num>
-  <w:num w:numId="20" w16cid:durableId="1986428216">
-    <w:abstractNumId w:val="38"/>
-  </w:num>
-  <w:num w:numId="21" w16cid:durableId="1115905247">
-    <w:abstractNumId w:val="10"/>
-  </w:num>
-  <w:num w:numId="22" w16cid:durableId="1073086567">
-    <w:abstractNumId w:val="14"/>
-  </w:num>
-  <w:num w:numId="23" w16cid:durableId="2000231337">
-    <w:abstractNumId w:val="13"/>
-  </w:num>
-  <w:num w:numId="24" w16cid:durableId="1265073271">
-    <w:abstractNumId w:val="35"/>
-  </w:num>
-  <w:num w:numId="25" w16cid:durableId="27337527">
-    <w:abstractNumId w:val="11"/>
-  </w:num>
-  <w:num w:numId="26" w16cid:durableId="463157545">
-    <w:abstractNumId w:val="21"/>
-  </w:num>
-  <w:num w:numId="27" w16cid:durableId="363099537">
-    <w:abstractNumId w:val="12"/>
-  </w:num>
-  <w:num w:numId="28" w16cid:durableId="1159610583">
-    <w:abstractNumId w:val="49"/>
-  </w:num>
-  <w:num w:numId="29" w16cid:durableId="208500357">
-    <w:abstractNumId w:val="22"/>
-  </w:num>
-  <w:num w:numId="30" w16cid:durableId="1884321962">
-    <w:abstractNumId w:val="7"/>
-  </w:num>
-  <w:num w:numId="31" w16cid:durableId="72704678">
-    <w:abstractNumId w:val="28"/>
-  </w:num>
-  <w:num w:numId="32" w16cid:durableId="518736666">
-    <w:abstractNumId w:val="41"/>
-  </w:num>
-  <w:num w:numId="33" w16cid:durableId="1670064001">
-    <w:abstractNumId w:val="39"/>
-  </w:num>
-  <w:num w:numId="34" w16cid:durableId="1429933181">
-    <w:abstractNumId w:val="19"/>
-  </w:num>
-  <w:num w:numId="35" w16cid:durableId="1549561649">
-    <w:abstractNumId w:val="24"/>
-  </w:num>
-  <w:num w:numId="36" w16cid:durableId="393552669">
-    <w:abstractNumId w:val="1"/>
-  </w:num>
-  <w:num w:numId="37" w16cid:durableId="893472565">
-    <w:abstractNumId w:val="27"/>
-  </w:num>
-  <w:num w:numId="38" w16cid:durableId="1559364301">
-    <w:abstractNumId w:val="37"/>
-  </w:num>
-  <w:num w:numId="39" w16cid:durableId="1742369714">
-    <w:abstractNumId w:val="9"/>
-  </w:num>
-  <w:num w:numId="40" w16cid:durableId="1159921685">
-    <w:abstractNumId w:val="18"/>
-  </w:num>
-  <w:num w:numId="41" w16cid:durableId="507326323">
-    <w:abstractNumId w:val="26"/>
-  </w:num>
-  <w:num w:numId="42" w16cid:durableId="299770547">
-    <w:abstractNumId w:val="47"/>
-  </w:num>
-  <w:num w:numId="43" w16cid:durableId="1194729536">
-    <w:abstractNumId w:val="29"/>
-  </w:num>
-  <w:num w:numId="44" w16cid:durableId="36978327">
-    <w:abstractNumId w:val="50"/>
-  </w:num>
-  <w:num w:numId="45" w16cid:durableId="88160748">
-    <w:abstractNumId w:val="32"/>
-  </w:num>
-  <w:num w:numId="46" w16cid:durableId="876435204">
-    <w:abstractNumId w:val="36"/>
-  </w:num>
-  <w:num w:numId="47" w16cid:durableId="1500003318">
-    <w:abstractNumId w:val="6"/>
-  </w:num>
-  <w:num w:numId="48" w16cid:durableId="356277286">
-    <w:abstractNumId w:val="0"/>
-  </w:num>
-  <w:num w:numId="49" w16cid:durableId="1940482124">
-    <w:abstractNumId w:val="40"/>
-  </w:num>
-  <w:num w:numId="50" w16cid:durableId="1103065302">
-    <w:abstractNumId w:val="34"/>
-  </w:num>
-  <w:num w:numId="51" w16cid:durableId="881599569">
-    <w:abstractNumId w:val="43"/>
-  </w:num>
-  <w:numIdMacAtCleanup w:val="50"/>
+  <w:numIdMacAtCleanup w:val="29"/>
 </w:numbering>
 </file>
 
